--- a/fra/docx/005.content.docx
+++ b/fra/docx/005.content.docx
@@ -19,7 +19,7 @@
         <w:rPr>
           <w:lang w:val="fr_FR" w:bidi="fr_FR"/>
         </w:rPr>
-        <w:t>Resource: Tyndale Open Study Notes</w:t>
+        <w:t>Resource: Aquifer Open Study Notes (Profiles)</w:t>
       </w:r>
       <w:r>
         <w:rPr>
@@ -112,7 +112,7 @@
         <w:rPr>
           <w:lang w:val="fr_FR" w:bidi="fr_FR"/>
         </w:rPr>
-        <w:t>Tyndale Open Study Notes</w:t>
+        <w:t>Aquifer Open Study Notes (Profiles)</w:t>
       </w:r>
     </w:p>
     <w:p>

--- a/fra/docx/005.content.docx
+++ b/fra/docx/005.content.docx
@@ -233,54 +233,36 @@
         </w:rPr>
         <w:t>L'Égypte, civilisation majestueuse et ancestrale, brillait déjà lorsque Joseph arriva au pouvoir et que la famille de Jacob y chercha refuge pour se procurer de la nourriture (</w:t>
       </w:r>
-      <w:hyperlink r:id="rId13">
-        <w:r>
-          <w:rPr>
-            <w:lang w:val="fr_FR" w:bidi="fr_FR"/>
-          </w:rPr>
-          <w:rPr>
-            <w:color w:val="0000EE"/>
-            <w:u w:val="single"/>
-          </w:rPr>
-          <w:t>Gn 39–41</w:t>
-        </w:r>
-      </w:hyperlink>
+      <w:r>
+        <w:rPr>
+          <w:lang w:val="fr_FR" w:bidi="fr_FR"/>
+        </w:rPr>
+        <w:t>Gn 39–41</w:t>
+      </w:r>
       <w:r>
         <w:rPr>
           <w:lang w:val="fr_FR" w:bidi="fr_FR"/>
         </w:rPr>
         <w:t xml:space="preserve">; </w:t>
       </w:r>
-      <w:hyperlink r:id="rId14">
-        <w:r>
-          <w:rPr>
-            <w:lang w:val="fr_FR" w:bidi="fr_FR"/>
-          </w:rPr>
-          <w:rPr>
-            <w:color w:val="0000EE"/>
-            <w:u w:val="single"/>
-          </w:rPr>
-          <w:t xml:space="preserve">42–46 </w:t>
-        </w:r>
-      </w:hyperlink>
+      <w:r>
+        <w:rPr>
+          <w:lang w:val="fr_FR" w:bidi="fr_FR"/>
+        </w:rPr>
+        <w:t xml:space="preserve">42–46 </w:t>
+      </w:r>
       <w:r>
         <w:rPr>
           <w:lang w:val="fr_FR" w:bidi="fr_FR"/>
         </w:rPr>
         <w:t xml:space="preserve">; comparer </w:t>
       </w:r>
-      <w:hyperlink r:id="rId15">
-        <w:r>
-          <w:rPr>
-            <w:lang w:val="fr_FR" w:bidi="fr_FR"/>
-          </w:rPr>
-          <w:rPr>
-            <w:color w:val="0000EE"/>
-            <w:u w:val="single"/>
-          </w:rPr>
-          <w:t>12.10–20</w:t>
-        </w:r>
-      </w:hyperlink>
+      <w:r>
+        <w:rPr>
+          <w:lang w:val="fr_FR" w:bidi="fr_FR"/>
+        </w:rPr>
+        <w:t>12.10–20</w:t>
+      </w:r>
       <w:r>
         <w:rPr>
           <w:lang w:val="fr_FR" w:bidi="fr_FR"/>
@@ -329,90 +311,60 @@
         </w:rPr>
         <w:t>L'Égypte a joué un rôle important dans les événements bibliques. Abraham y a vécu pendant une famine (</w:t>
       </w:r>
-      <w:hyperlink r:id="rId15">
-        <w:r>
-          <w:rPr>
-            <w:lang w:val="fr_FR" w:bidi="fr_FR"/>
-          </w:rPr>
-          <w:rPr>
-            <w:color w:val="0000EE"/>
-            <w:u w:val="single"/>
-          </w:rPr>
-          <w:t>Gn 12.10–20</w:t>
-        </w:r>
-      </w:hyperlink>
+      <w:r>
+        <w:rPr>
+          <w:lang w:val="fr_FR" w:bidi="fr_FR"/>
+        </w:rPr>
+        <w:t>Gn 12.10–20</w:t>
+      </w:r>
       <w:r>
         <w:rPr>
           <w:lang w:val="fr_FR" w:bidi="fr_FR"/>
         </w:rPr>
         <w:t>). Joseph a été vendu en esclavage en Égypte et est devenu un leader, semblable à un premier ministre (</w:t>
       </w:r>
-      <w:hyperlink r:id="rId16">
-        <w:r>
-          <w:rPr>
-            <w:lang w:val="fr_FR" w:bidi="fr_FR"/>
-          </w:rPr>
-          <w:rPr>
-            <w:color w:val="0000EE"/>
-            <w:u w:val="single"/>
-          </w:rPr>
-          <w:t>Gn 37–41</w:t>
-        </w:r>
-      </w:hyperlink>
+      <w:r>
+        <w:rPr>
+          <w:lang w:val="fr_FR" w:bidi="fr_FR"/>
+        </w:rPr>
+        <w:t>Gn 37–41</w:t>
+      </w:r>
       <w:r>
         <w:rPr>
           <w:lang w:val="fr_FR" w:bidi="fr_FR"/>
         </w:rPr>
         <w:t>). La famille de Joseph a ensuite déménagé dans la région orientale du delta de Gosen pendant une autre famine (</w:t>
       </w:r>
-      <w:hyperlink r:id="rId17">
-        <w:r>
-          <w:rPr>
-            <w:lang w:val="fr_FR" w:bidi="fr_FR"/>
-          </w:rPr>
-          <w:rPr>
-            <w:color w:val="0000EE"/>
-            <w:u w:val="single"/>
-          </w:rPr>
-          <w:t>Gn 42–50</w:t>
-        </w:r>
-      </w:hyperlink>
+      <w:r>
+        <w:rPr>
+          <w:lang w:val="fr_FR" w:bidi="fr_FR"/>
+        </w:rPr>
+        <w:t>Gn 42–50</w:t>
+      </w:r>
       <w:r>
         <w:rPr>
           <w:lang w:val="fr_FR" w:bidi="fr_FR"/>
         </w:rPr>
         <w:t>). Leurs descendants ont finalement été réduits en esclavage (</w:t>
       </w:r>
-      <w:hyperlink r:id="rId18">
-        <w:r>
-          <w:rPr>
-            <w:lang w:val="fr_FR" w:bidi="fr_FR"/>
-          </w:rPr>
-          <w:rPr>
-            <w:color w:val="0000EE"/>
-            <w:u w:val="single"/>
-          </w:rPr>
-          <w:t>Ex 1</w:t>
-        </w:r>
-      </w:hyperlink>
+      <w:r>
+        <w:rPr>
+          <w:lang w:val="fr_FR" w:bidi="fr_FR"/>
+        </w:rPr>
+        <w:t>Ex 1</w:t>
+      </w:r>
       <w:r>
         <w:rPr>
           <w:lang w:val="fr_FR" w:bidi="fr_FR"/>
         </w:rPr>
         <w:t>). Le sauvetage de son peuple par Dieu lors de l'exode d'Égypte est devenu une histoire clé pour le peuple juif (</w:t>
       </w:r>
-      <w:hyperlink r:id="rId19">
-        <w:r>
-          <w:rPr>
-            <w:lang w:val="fr_FR" w:bidi="fr_FR"/>
-          </w:rPr>
-          <w:rPr>
-            <w:color w:val="0000EE"/>
-            <w:u w:val="single"/>
-          </w:rPr>
-          <w:t>Ex 2–15</w:t>
-        </w:r>
-      </w:hyperlink>
+      <w:r>
+        <w:rPr>
+          <w:lang w:val="fr_FR" w:bidi="fr_FR"/>
+        </w:rPr>
+        <w:t>Ex 2–15</w:t>
+      </w:r>
       <w:r>
         <w:rPr>
           <w:lang w:val="fr_FR" w:bidi="fr_FR"/>
@@ -433,36 +385,24 @@
         </w:rPr>
         <w:t xml:space="preserve">Plus tard, lorsque Israël était gouverné par des rois, l'Égypte se joignait souvent à la lutte pour le pouvoir international (par exemple, </w:t>
       </w:r>
-      <w:hyperlink r:id="rId20">
-        <w:r>
-          <w:rPr>
-            <w:lang w:val="fr_FR" w:bidi="fr_FR"/>
-          </w:rPr>
-          <w:rPr>
-            <w:color w:val="0000EE"/>
-            <w:u w:val="single"/>
-          </w:rPr>
-          <w:t>1R 14.25–28</w:t>
-        </w:r>
-      </w:hyperlink>
+      <w:r>
+        <w:rPr>
+          <w:lang w:val="fr_FR" w:bidi="fr_FR"/>
+        </w:rPr>
+        <w:t>1R 14.25–28</w:t>
+      </w:r>
       <w:r>
         <w:rPr>
           <w:lang w:val="fr_FR" w:bidi="fr_FR"/>
         </w:rPr>
         <w:t>). Après que les Babyloniens ont détruit Jérusalem en 586 av. J.‑C., certains Juifs se sont déplacés en Égypte pour échapper au contrôle de Babylone (</w:t>
       </w:r>
-      <w:hyperlink r:id="rId21">
-        <w:r>
-          <w:rPr>
-            <w:lang w:val="fr_FR" w:bidi="fr_FR"/>
-          </w:rPr>
-          <w:rPr>
-            <w:color w:val="0000EE"/>
-            <w:u w:val="single"/>
-          </w:rPr>
-          <w:t>Jr 43.6–7</w:t>
-        </w:r>
-      </w:hyperlink>
+      <w:r>
+        <w:rPr>
+          <w:lang w:val="fr_FR" w:bidi="fr_FR"/>
+        </w:rPr>
+        <w:t>Jr 43.6–7</w:t>
+      </w:r>
       <w:r>
         <w:rPr>
           <w:lang w:val="fr_FR" w:bidi="fr_FR"/>
@@ -483,18 +423,12 @@
         </w:rPr>
         <w:t>Au début du Nouveau Testament, l'Égypte est devenue un lieu sûr pour Joseph, Marie et Jésus. Ils s'y sont réfugiés pour échapper aux tentatives d'Hérode le Grand de tuer Jésus (</w:t>
       </w:r>
-      <w:hyperlink r:id="rId22">
-        <w:r>
-          <w:rPr>
-            <w:lang w:val="fr_FR" w:bidi="fr_FR"/>
-          </w:rPr>
-          <w:rPr>
-            <w:color w:val="0000EE"/>
-            <w:u w:val="single"/>
-          </w:rPr>
-          <w:t>Mt 2.13–23</w:t>
-        </w:r>
-      </w:hyperlink>
+      <w:r>
+        <w:rPr>
+          <w:lang w:val="fr_FR" w:bidi="fr_FR"/>
+        </w:rPr>
+        <w:t>Mt 2.13–23</w:t>
+      </w:r>
       <w:r>
         <w:rPr>
           <w:lang w:val="fr_FR" w:bidi="fr_FR"/>
@@ -524,216 +458,144 @@
           <w:lang w:val="fr_FR" w:bidi="fr_FR"/>
         </w:rPr>
       </w:r>
-      <w:hyperlink r:id="rId15">
-        <w:r>
-          <w:rPr>
-            <w:lang w:val="fr_FR" w:bidi="fr_FR"/>
-          </w:rPr>
-          <w:rPr>
-            <w:color w:val="0000EE"/>
-            <w:u w:val="single"/>
-          </w:rPr>
-          <w:t>Gn 12.10–20</w:t>
-        </w:r>
-      </w:hyperlink>
-      <w:r>
-        <w:rPr>
-          <w:lang w:val="fr_FR" w:bidi="fr_FR"/>
-        </w:rPr>
-        <w:t xml:space="preserve"> ; </w:t>
-      </w:r>
-      <w:hyperlink r:id="rId23">
-        <w:r>
-          <w:rPr>
-            <w:lang w:val="fr_FR" w:bidi="fr_FR"/>
-          </w:rPr>
-          <w:rPr>
-            <w:color w:val="0000EE"/>
-            <w:u w:val="single"/>
-          </w:rPr>
-          <w:t>37.1–50.26</w:t>
-        </w:r>
-      </w:hyperlink>
-      <w:r>
-        <w:rPr>
-          <w:lang w:val="fr_FR" w:bidi="fr_FR"/>
-        </w:rPr>
-        <w:t xml:space="preserve"> ; </w:t>
-      </w:r>
-      <w:hyperlink r:id="rId24">
-        <w:r>
-          <w:rPr>
-            <w:lang w:val="fr_FR" w:bidi="fr_FR"/>
-          </w:rPr>
-          <w:rPr>
-            <w:color w:val="0000EE"/>
-            <w:u w:val="single"/>
-          </w:rPr>
-          <w:t>Ex 1.1–15.21</w:t>
-        </w:r>
-      </w:hyperlink>
-      <w:r>
-        <w:rPr>
-          <w:lang w:val="fr_FR" w:bidi="fr_FR"/>
-        </w:rPr>
-        <w:t xml:space="preserve"> ; </w:t>
-      </w:r>
-      <w:hyperlink r:id="rId20">
-        <w:r>
-          <w:rPr>
-            <w:lang w:val="fr_FR" w:bidi="fr_FR"/>
-          </w:rPr>
-          <w:rPr>
-            <w:color w:val="0000EE"/>
-            <w:u w:val="single"/>
-          </w:rPr>
-          <w:t>1R 14.25–28</w:t>
-        </w:r>
-      </w:hyperlink>
-      <w:r>
-        <w:rPr>
-          <w:lang w:val="fr_FR" w:bidi="fr_FR"/>
-        </w:rPr>
-        <w:t xml:space="preserve"> ; </w:t>
-      </w:r>
-      <w:hyperlink r:id="rId25">
-        <w:r>
-          <w:rPr>
-            <w:lang w:val="fr_FR" w:bidi="fr_FR"/>
-          </w:rPr>
-          <w:rPr>
-            <w:color w:val="0000EE"/>
-            <w:u w:val="single"/>
-          </w:rPr>
-          <w:t>Es 19.1–25</w:t>
-        </w:r>
-      </w:hyperlink>
-      <w:r>
-        <w:rPr>
-          <w:lang w:val="fr_FR" w:bidi="fr_FR"/>
-        </w:rPr>
-        <w:t xml:space="preserve"> ; </w:t>
-      </w:r>
-      <w:hyperlink r:id="rId26">
-        <w:r>
-          <w:rPr>
-            <w:lang w:val="fr_FR" w:bidi="fr_FR"/>
-          </w:rPr>
-          <w:rPr>
-            <w:color w:val="0000EE"/>
-            <w:u w:val="single"/>
-          </w:rPr>
-          <w:t>Jr 43</w:t>
-        </w:r>
-      </w:hyperlink>
-      <w:r>
-        <w:rPr>
-          <w:lang w:val="fr_FR" w:bidi="fr_FR"/>
-        </w:rPr>
-        <w:t xml:space="preserve"> ; </w:t>
-      </w:r>
-      <w:hyperlink r:id="rId27">
-        <w:r>
-          <w:rPr>
-            <w:lang w:val="fr_FR" w:bidi="fr_FR"/>
-          </w:rPr>
-          <w:rPr>
-            <w:color w:val="0000EE"/>
-            <w:u w:val="single"/>
-          </w:rPr>
-          <w:t>46.7–8</w:t>
-        </w:r>
-      </w:hyperlink>
-      <w:r>
-        <w:rPr>
-          <w:lang w:val="fr_FR" w:bidi="fr_FR"/>
-        </w:rPr>
-        <w:t xml:space="preserve"> ; </w:t>
-      </w:r>
-      <w:hyperlink r:id="rId28">
-        <w:r>
-          <w:rPr>
-            <w:lang w:val="fr_FR" w:bidi="fr_FR"/>
-          </w:rPr>
-          <w:rPr>
-            <w:color w:val="0000EE"/>
-            <w:u w:val="single"/>
-          </w:rPr>
-          <w:t>Ez 29.1–21</w:t>
-        </w:r>
-      </w:hyperlink>
-      <w:r>
-        <w:rPr>
-          <w:lang w:val="fr_FR" w:bidi="fr_FR"/>
-        </w:rPr>
-        <w:t xml:space="preserve"> ; </w:t>
-      </w:r>
-      <w:hyperlink r:id="rId29">
-        <w:r>
-          <w:rPr>
-            <w:lang w:val="fr_FR" w:bidi="fr_FR"/>
-          </w:rPr>
-          <w:rPr>
-            <w:color w:val="0000EE"/>
-            <w:u w:val="single"/>
-          </w:rPr>
-          <w:t>Am 8.8</w:t>
-        </w:r>
-      </w:hyperlink>
-      <w:r>
-        <w:rPr>
-          <w:lang w:val="fr_FR" w:bidi="fr_FR"/>
-        </w:rPr>
-        <w:t xml:space="preserve"> ; </w:t>
-      </w:r>
-      <w:hyperlink r:id="rId30">
-        <w:r>
-          <w:rPr>
-            <w:lang w:val="fr_FR" w:bidi="fr_FR"/>
-          </w:rPr>
-          <w:rPr>
-            <w:color w:val="0000EE"/>
-            <w:u w:val="single"/>
-          </w:rPr>
-          <w:t>9.5</w:t>
-        </w:r>
-      </w:hyperlink>
-      <w:r>
-        <w:rPr>
-          <w:lang w:val="fr_FR" w:bidi="fr_FR"/>
-        </w:rPr>
-        <w:t xml:space="preserve"> ; </w:t>
-      </w:r>
-      <w:hyperlink r:id="rId31">
-        <w:r>
-          <w:rPr>
-            <w:lang w:val="fr_FR" w:bidi="fr_FR"/>
-          </w:rPr>
-          <w:rPr>
-            <w:color w:val="0000EE"/>
-            <w:u w:val="single"/>
-          </w:rPr>
-          <w:t>Zc 10.11</w:t>
-        </w:r>
-      </w:hyperlink>
-      <w:r>
-        <w:rPr>
-          <w:lang w:val="fr_FR" w:bidi="fr_FR"/>
-        </w:rPr>
-        <w:t xml:space="preserve"> ; </w:t>
-      </w:r>
-      <w:hyperlink r:id="rId22">
-        <w:r>
-          <w:rPr>
-            <w:lang w:val="fr_FR" w:bidi="fr_FR"/>
-          </w:rPr>
-          <w:rPr>
-            <w:color w:val="0000EE"/>
-            <w:u w:val="single"/>
-          </w:rPr>
-          <w:t>Mt 2.13–23</w:t>
-        </w:r>
-      </w:hyperlink>
+      <w:r>
+        <w:rPr>
+          <w:lang w:val="fr_FR" w:bidi="fr_FR"/>
+        </w:rPr>
+        <w:t>Gn 12.10–20</w:t>
+      </w:r>
+      <w:r>
+        <w:rPr>
+          <w:lang w:val="fr_FR" w:bidi="fr_FR"/>
+        </w:rPr>
+        <w:t xml:space="preserve"> ; </w:t>
+      </w:r>
+      <w:r>
+        <w:rPr>
+          <w:lang w:val="fr_FR" w:bidi="fr_FR"/>
+        </w:rPr>
+        <w:t>37.1–50.26</w:t>
+      </w:r>
+      <w:r>
+        <w:rPr>
+          <w:lang w:val="fr_FR" w:bidi="fr_FR"/>
+        </w:rPr>
+        <w:t xml:space="preserve"> ; </w:t>
+      </w:r>
+      <w:r>
+        <w:rPr>
+          <w:lang w:val="fr_FR" w:bidi="fr_FR"/>
+        </w:rPr>
+        <w:t>Ex 1.1–15.21</w:t>
+      </w:r>
+      <w:r>
+        <w:rPr>
+          <w:lang w:val="fr_FR" w:bidi="fr_FR"/>
+        </w:rPr>
+        <w:t xml:space="preserve"> ; </w:t>
+      </w:r>
+      <w:r>
+        <w:rPr>
+          <w:lang w:val="fr_FR" w:bidi="fr_FR"/>
+        </w:rPr>
+        <w:t>1R 14.25–28</w:t>
+      </w:r>
+      <w:r>
+        <w:rPr>
+          <w:lang w:val="fr_FR" w:bidi="fr_FR"/>
+        </w:rPr>
+        <w:t xml:space="preserve"> ; </w:t>
+      </w:r>
+      <w:r>
+        <w:rPr>
+          <w:lang w:val="fr_FR" w:bidi="fr_FR"/>
+        </w:rPr>
+        <w:t>Es 19.1–25</w:t>
+      </w:r>
+      <w:r>
+        <w:rPr>
+          <w:lang w:val="fr_FR" w:bidi="fr_FR"/>
+        </w:rPr>
+        <w:t xml:space="preserve"> ; </w:t>
+      </w:r>
+      <w:r>
+        <w:rPr>
+          <w:lang w:val="fr_FR" w:bidi="fr_FR"/>
+        </w:rPr>
+        <w:t>Jr 43</w:t>
+      </w:r>
+      <w:r>
+        <w:rPr>
+          <w:lang w:val="fr_FR" w:bidi="fr_FR"/>
+        </w:rPr>
+        <w:t xml:space="preserve"> ; </w:t>
+      </w:r>
+      <w:r>
+        <w:rPr>
+          <w:lang w:val="fr_FR" w:bidi="fr_FR"/>
+        </w:rPr>
+        <w:t>46.7–8</w:t>
+      </w:r>
+      <w:r>
+        <w:rPr>
+          <w:lang w:val="fr_FR" w:bidi="fr_FR"/>
+        </w:rPr>
+        <w:t xml:space="preserve"> ; </w:t>
+      </w:r>
+      <w:r>
+        <w:rPr>
+          <w:lang w:val="fr_FR" w:bidi="fr_FR"/>
+        </w:rPr>
+        <w:t>Ez 29.1–21</w:t>
+      </w:r>
+      <w:r>
+        <w:rPr>
+          <w:lang w:val="fr_FR" w:bidi="fr_FR"/>
+        </w:rPr>
+        <w:t xml:space="preserve"> ; </w:t>
+      </w:r>
+      <w:r>
+        <w:rPr>
+          <w:lang w:val="fr_FR" w:bidi="fr_FR"/>
+        </w:rPr>
+        <w:t>Am 8.8</w:t>
+      </w:r>
+      <w:r>
+        <w:rPr>
+          <w:lang w:val="fr_FR" w:bidi="fr_FR"/>
+        </w:rPr>
+        <w:t xml:space="preserve"> ; </w:t>
+      </w:r>
+      <w:r>
+        <w:rPr>
+          <w:lang w:val="fr_FR" w:bidi="fr_FR"/>
+        </w:rPr>
+        <w:t>9.5</w:t>
+      </w:r>
+      <w:r>
+        <w:rPr>
+          <w:lang w:val="fr_FR" w:bidi="fr_FR"/>
+        </w:rPr>
+        <w:t xml:space="preserve"> ; </w:t>
+      </w:r>
+      <w:r>
+        <w:rPr>
+          <w:lang w:val="fr_FR" w:bidi="fr_FR"/>
+        </w:rPr>
+        <w:t>Zc 10.11</w:t>
+      </w:r>
+      <w:r>
+        <w:rPr>
+          <w:lang w:val="fr_FR" w:bidi="fr_FR"/>
+        </w:rPr>
+        <w:t xml:space="preserve"> ; </w:t>
+      </w:r>
+      <w:r>
+        <w:rPr>
+          <w:lang w:val="fr_FR" w:bidi="fr_FR"/>
+        </w:rPr>
+        <w:t>Mt 2.13–23</w:t>
+      </w:r>
       <w:r>
         <w:rPr>
           <w:lang w:val="fr_FR" w:bidi="fr_FR"/>
@@ -782,54 +644,36 @@
         </w:rPr>
         <w:t>Éléazar était le troisième fils d'Aaron, le premier souverain sacrificateur (</w:t>
       </w:r>
-      <w:hyperlink r:id="rId32">
-        <w:r>
-          <w:rPr>
-            <w:lang w:val="fr_FR" w:bidi="fr_FR"/>
-          </w:rPr>
-          <w:rPr>
-            <w:color w:val="0000EE"/>
-            <w:u w:val="single"/>
-          </w:rPr>
-          <w:t>Ex 6.23</w:t>
-        </w:r>
-      </w:hyperlink>
+      <w:r>
+        <w:rPr>
+          <w:lang w:val="fr_FR" w:bidi="fr_FR"/>
+        </w:rPr>
+        <w:t>Ex 6.23</w:t>
+      </w:r>
       <w:r>
         <w:rPr>
           <w:lang w:val="fr_FR" w:bidi="fr_FR"/>
         </w:rPr>
         <w:t>). Ses deux frères aînés, Nadab et Abihu, irritèrent Dieu en offrant de l'encens d'une manière différente de celle demandée par Dieu (</w:t>
       </w:r>
-      <w:hyperlink r:id="rId33">
-        <w:r>
-          <w:rPr>
-            <w:lang w:val="fr_FR" w:bidi="fr_FR"/>
-          </w:rPr>
-          <w:rPr>
-            <w:color w:val="0000EE"/>
-            <w:u w:val="single"/>
-          </w:rPr>
-          <w:t>Lv 10.1–7</w:t>
-        </w:r>
-      </w:hyperlink>
+      <w:r>
+        <w:rPr>
+          <w:lang w:val="fr_FR" w:bidi="fr_FR"/>
+        </w:rPr>
+        <w:t>Lv 10.1–7</w:t>
+      </w:r>
       <w:r>
         <w:rPr>
           <w:lang w:val="fr_FR" w:bidi="fr_FR"/>
         </w:rPr>
         <w:t>). Parce qu'ils ont désobéi, Dieu les a tués. En tant que fils restant le plus âgé, Éléazar fut naturellement désigné pour perpétuer la lignée sacerdotale. Il remplit ses fonctions sacerdotales durant la vie de son père, et il épaula Aaron et Moïse lors de la révolte de certains Lévites qui cherchaient à se hisser au même rang que la famille sacerdotale d'Aaron (</w:t>
       </w:r>
-      <w:hyperlink r:id="rId34">
-        <w:r>
-          <w:rPr>
-            <w:lang w:val="fr_FR" w:bidi="fr_FR"/>
-          </w:rPr>
-          <w:rPr>
-            <w:color w:val="0000EE"/>
-            <w:u w:val="single"/>
-          </w:rPr>
-          <w:t>Nb 16.36–40</w:t>
-        </w:r>
-      </w:hyperlink>
+      <w:r>
+        <w:rPr>
+          <w:lang w:val="fr_FR" w:bidi="fr_FR"/>
+        </w:rPr>
+        <w:t>Nb 16.36–40</w:t>
+      </w:r>
       <w:r>
         <w:rPr>
           <w:lang w:val="fr_FR" w:bidi="fr_FR"/>
@@ -850,36 +694,24 @@
         </w:rPr>
         <w:t>Peu avant l'entrée des Israélites dans la Terre promise, Aaron mourut dans le désert. Il ne fut pas autorisé à entrer dans le pays car lui et Moïse avaient désobéi à Dieu en frappant le rocher à Meriba (</w:t>
       </w:r>
-      <w:hyperlink r:id="rId35">
-        <w:r>
-          <w:rPr>
-            <w:lang w:val="fr_FR" w:bidi="fr_FR"/>
-          </w:rPr>
-          <w:rPr>
-            <w:color w:val="0000EE"/>
-            <w:u w:val="single"/>
-          </w:rPr>
-          <w:t>Nb 20.1–13</w:t>
-        </w:r>
-      </w:hyperlink>
+      <w:r>
+        <w:rPr>
+          <w:lang w:val="fr_FR" w:bidi="fr_FR"/>
+        </w:rPr>
+        <w:t>Nb 20.1–13</w:t>
+      </w:r>
       <w:r>
         <w:rPr>
           <w:lang w:val="fr_FR" w:bidi="fr_FR"/>
         </w:rPr>
         <w:t>). Avant qu'Aaron ne meure, lui, Moïse et Éléazar montèrent sur la montagne de Hor. Là, Moïse prit les vêtements sacerdotaux d'Aaron et les donna à son fils (</w:t>
       </w:r>
-      <w:hyperlink r:id="rId36">
-        <w:r>
-          <w:rPr>
-            <w:lang w:val="fr_FR" w:bidi="fr_FR"/>
-          </w:rPr>
-          <w:rPr>
-            <w:color w:val="0000EE"/>
-            <w:u w:val="single"/>
-          </w:rPr>
-          <w:t>Nb 20.22–29</w:t>
-        </w:r>
-      </w:hyperlink>
+      <w:r>
+        <w:rPr>
+          <w:lang w:val="fr_FR" w:bidi="fr_FR"/>
+        </w:rPr>
+        <w:t>Nb 20.22–29</w:t>
+      </w:r>
       <w:r>
         <w:rPr>
           <w:lang w:val="fr_FR" w:bidi="fr_FR"/>
@@ -900,36 +732,24 @@
         </w:rPr>
         <w:t>Dès lors, Éléazar servit comme souverain sacrificateur pour le reste de sa vie, y compris pendant la conquête du pays de Canaan par les Israélites. Lorsque ce fut l'heure de répartir le pays entre les différentes tribus, Éléazar, en collaboration avec Josué, tira au sort selon l'ordre de l'Éternel pour déterminer les territoires de chacun (</w:t>
       </w:r>
-      <w:hyperlink r:id="rId37">
-        <w:r>
-          <w:rPr>
-            <w:lang w:val="fr_FR" w:bidi="fr_FR"/>
-          </w:rPr>
-          <w:rPr>
-            <w:color w:val="0000EE"/>
-            <w:u w:val="single"/>
-          </w:rPr>
-          <w:t>Jos 14.1–5</w:t>
-        </w:r>
-      </w:hyperlink>
+      <w:r>
+        <w:rPr>
+          <w:lang w:val="fr_FR" w:bidi="fr_FR"/>
+        </w:rPr>
+        <w:t>Jos 14.1–5</w:t>
+      </w:r>
       <w:r>
         <w:rPr>
           <w:lang w:val="fr_FR" w:bidi="fr_FR"/>
         </w:rPr>
         <w:t>). À la mort d'Éléazar, son fils Phinées lui succéda en tant que souverain sacrificateur. Phinées fit preuve d'une fidélité exemplaire à l'alliance lorsque le peuple d'Israël commença à adorer les dieux de Moab (</w:t>
       </w:r>
-      <w:hyperlink r:id="rId38">
-        <w:r>
-          <w:rPr>
-            <w:lang w:val="fr_FR" w:bidi="fr_FR"/>
-          </w:rPr>
-          <w:rPr>
-            <w:color w:val="0000EE"/>
-            <w:u w:val="single"/>
-          </w:rPr>
-          <w:t>Nb 25</w:t>
-        </w:r>
-      </w:hyperlink>
+      <w:r>
+        <w:rPr>
+          <w:lang w:val="fr_FR" w:bidi="fr_FR"/>
+        </w:rPr>
+        <w:t>Nb 25</w:t>
+      </w:r>
       <w:r>
         <w:rPr>
           <w:lang w:val="fr_FR" w:bidi="fr_FR"/>
@@ -954,72 +774,48 @@
         </w:rPr>
         <w:t>Tsadok, le prêtre fidèle qui remplaça Abiathar (</w:t>
       </w:r>
-      <w:hyperlink r:id="rId39">
-        <w:r>
-          <w:rPr>
-            <w:lang w:val="fr_FR" w:bidi="fr_FR"/>
-          </w:rPr>
-          <w:rPr>
-            <w:color w:val="0000EE"/>
-            <w:u w:val="single"/>
-          </w:rPr>
-          <w:t>1R 2.26–27</w:t>
-        </w:r>
-      </w:hyperlink>
+      <w:r>
+        <w:rPr>
+          <w:lang w:val="fr_FR" w:bidi="fr_FR"/>
+        </w:rPr>
+        <w:t>1R 2.26–27</w:t>
+      </w:r>
       <w:r>
         <w:rPr>
           <w:lang w:val="fr_FR" w:bidi="fr_FR"/>
         </w:rPr>
         <w:t xml:space="preserve">, </w:t>
       </w:r>
-      <w:hyperlink r:id="rId40">
-        <w:r>
-          <w:rPr>
-            <w:lang w:val="fr_FR" w:bidi="fr_FR"/>
-          </w:rPr>
-          <w:rPr>
-            <w:color w:val="0000EE"/>
-            <w:u w:val="single"/>
-          </w:rPr>
-          <w:t>35</w:t>
-        </w:r>
-      </w:hyperlink>
+      <w:r>
+        <w:rPr>
+          <w:lang w:val="fr_FR" w:bidi="fr_FR"/>
+        </w:rPr>
+        <w:t>35</w:t>
+      </w:r>
       <w:r>
         <w:rPr>
           <w:lang w:val="fr_FR" w:bidi="fr_FR"/>
         </w:rPr>
         <w:t xml:space="preserve"> ; voir </w:t>
       </w:r>
-      <w:hyperlink r:id="rId41">
-        <w:r>
-          <w:rPr>
-            <w:lang w:val="fr_FR" w:bidi="fr_FR"/>
-          </w:rPr>
-          <w:rPr>
-            <w:color w:val="0000EE"/>
-            <w:u w:val="single"/>
-          </w:rPr>
-          <w:t>1Ch 6.3–8</w:t>
-        </w:r>
-      </w:hyperlink>
+      <w:r>
+        <w:rPr>
+          <w:lang w:val="fr_FR" w:bidi="fr_FR"/>
+        </w:rPr>
+        <w:t>1Ch 6.3–8</w:t>
+      </w:r>
       <w:r>
         <w:rPr>
           <w:lang w:val="fr_FR" w:bidi="fr_FR"/>
         </w:rPr>
         <w:t xml:space="preserve">, </w:t>
       </w:r>
-      <w:hyperlink r:id="rId42">
-        <w:r>
-          <w:rPr>
-            <w:lang w:val="fr_FR" w:bidi="fr_FR"/>
-          </w:rPr>
-          <w:rPr>
-            <w:color w:val="0000EE"/>
-            <w:u w:val="single"/>
-          </w:rPr>
-          <w:t>50–53</w:t>
-        </w:r>
-      </w:hyperlink>
+      <w:r>
+        <w:rPr>
+          <w:lang w:val="fr_FR" w:bidi="fr_FR"/>
+        </w:rPr>
+        <w:t>50–53</w:t>
+      </w:r>
       <w:r>
         <w:rPr>
           <w:lang w:val="fr_FR" w:bidi="fr_FR"/>
@@ -1044,18 +840,12 @@
         </w:rPr>
         <w:t xml:space="preserve">Esdras, dont le rôle fut déterminant dans la reconstruction de la Judée après l'exil babylonien (voir </w:t>
       </w:r>
-      <w:hyperlink r:id="rId43">
-        <w:r>
-          <w:rPr>
-            <w:lang w:val="fr_FR" w:bidi="fr_FR"/>
-          </w:rPr>
-          <w:rPr>
-            <w:color w:val="0000EE"/>
-            <w:u w:val="single"/>
-          </w:rPr>
-          <w:t>Esd 7.1–5</w:t>
-        </w:r>
-      </w:hyperlink>
+      <w:r>
+        <w:rPr>
+          <w:lang w:val="fr_FR" w:bidi="fr_FR"/>
+        </w:rPr>
+        <w:t>Esd 7.1–5</w:t>
+      </w:r>
       <w:r>
         <w:rPr>
           <w:lang w:val="fr_FR" w:bidi="fr_FR"/>
@@ -1076,18 +866,12 @@
         </w:rPr>
         <w:t>Dans le temple idéal décrit par Ézéchiel, seuls les descendants d'Éléazar (par la lignée de Tsadok) sont autorisés à servir (</w:t>
       </w:r>
-      <w:hyperlink r:id="rId44">
-        <w:r>
-          <w:rPr>
-            <w:lang w:val="fr_FR" w:bidi="fr_FR"/>
-          </w:rPr>
-          <w:rPr>
-            <w:color w:val="0000EE"/>
-            <w:u w:val="single"/>
-          </w:rPr>
-          <w:t>Ez 44.15</w:t>
-        </w:r>
-      </w:hyperlink>
+      <w:r>
+        <w:rPr>
+          <w:lang w:val="fr_FR" w:bidi="fr_FR"/>
+        </w:rPr>
+        <w:t>Ez 44.15</w:t>
+      </w:r>
       <w:r>
         <w:rPr>
           <w:lang w:val="fr_FR" w:bidi="fr_FR"/>
@@ -1117,126 +901,84 @@
           <w:lang w:val="fr_FR" w:bidi="fr_FR"/>
         </w:rPr>
       </w:r>
-      <w:hyperlink r:id="rId45">
-        <w:r>
-          <w:rPr>
-            <w:lang w:val="fr_FR" w:bidi="fr_FR"/>
-          </w:rPr>
-          <w:rPr>
-            <w:color w:val="0000EE"/>
-            <w:u w:val="single"/>
-          </w:rPr>
-          <w:t>Ex 6.23–25</w:t>
-        </w:r>
-      </w:hyperlink>
-      <w:r>
-        <w:rPr>
-          <w:lang w:val="fr_FR" w:bidi="fr_FR"/>
-        </w:rPr>
-        <w:t xml:space="preserve"> ; </w:t>
-      </w:r>
-      <w:hyperlink r:id="rId46">
-        <w:r>
-          <w:rPr>
-            <w:lang w:val="fr_FR" w:bidi="fr_FR"/>
-          </w:rPr>
-          <w:rPr>
-            <w:color w:val="0000EE"/>
-            <w:u w:val="single"/>
-          </w:rPr>
-          <w:t>Lv 10.6–7</w:t>
-        </w:r>
-      </w:hyperlink>
-      <w:r>
-        <w:rPr>
-          <w:lang w:val="fr_FR" w:bidi="fr_FR"/>
-        </w:rPr>
-        <w:t xml:space="preserve"> ; </w:t>
-      </w:r>
-      <w:hyperlink r:id="rId47">
-        <w:r>
-          <w:rPr>
-            <w:lang w:val="fr_FR" w:bidi="fr_FR"/>
-          </w:rPr>
-          <w:rPr>
-            <w:color w:val="0000EE"/>
-            <w:u w:val="single"/>
-          </w:rPr>
-          <w:t>Nb 3.1–4</w:t>
-        </w:r>
-      </w:hyperlink>
-      <w:r>
-        <w:rPr>
-          <w:lang w:val="fr_FR" w:bidi="fr_FR"/>
-        </w:rPr>
-        <w:t xml:space="preserve"> ; </w:t>
-      </w:r>
-      <w:hyperlink r:id="rId34">
-        <w:r>
-          <w:rPr>
-            <w:lang w:val="fr_FR" w:bidi="fr_FR"/>
-          </w:rPr>
-          <w:rPr>
-            <w:color w:val="0000EE"/>
-            <w:u w:val="single"/>
-          </w:rPr>
-          <w:t>Nb 16.36–40</w:t>
-        </w:r>
-      </w:hyperlink>
-      <w:r>
-        <w:rPr>
-          <w:lang w:val="fr_FR" w:bidi="fr_FR"/>
-        </w:rPr>
-        <w:t xml:space="preserve"> ; </w:t>
-      </w:r>
-      <w:hyperlink r:id="rId48">
-        <w:r>
-          <w:rPr>
-            <w:lang w:val="fr_FR" w:bidi="fr_FR"/>
-          </w:rPr>
-          <w:rPr>
-            <w:color w:val="0000EE"/>
-            <w:u w:val="single"/>
-          </w:rPr>
-          <w:t>Nb 20.22–26</w:t>
-        </w:r>
-      </w:hyperlink>
-      <w:r>
-        <w:rPr>
-          <w:lang w:val="fr_FR" w:bidi="fr_FR"/>
-        </w:rPr>
-        <w:t xml:space="preserve"> ; </w:t>
-      </w:r>
-      <w:hyperlink r:id="rId49">
-        <w:r>
-          <w:rPr>
-            <w:lang w:val="fr_FR" w:bidi="fr_FR"/>
-          </w:rPr>
-          <w:rPr>
-            <w:color w:val="0000EE"/>
-            <w:u w:val="single"/>
-          </w:rPr>
-          <w:t>Nb 26.1–4</w:t>
-        </w:r>
-      </w:hyperlink>
-      <w:r>
-        <w:rPr>
-          <w:lang w:val="fr_FR" w:bidi="fr_FR"/>
-        </w:rPr>
-        <w:t xml:space="preserve"> ; </w:t>
-      </w:r>
-      <w:hyperlink r:id="rId50">
-        <w:r>
-          <w:rPr>
-            <w:lang w:val="fr_FR" w:bidi="fr_FR"/>
-          </w:rPr>
-          <w:rPr>
-            <w:color w:val="0000EE"/>
-            <w:u w:val="single"/>
-          </w:rPr>
-          <w:t>Jos 14.1</w:t>
-        </w:r>
-      </w:hyperlink>
+      <w:r>
+        <w:rPr>
+          <w:lang w:val="fr_FR" w:bidi="fr_FR"/>
+        </w:rPr>
+        <w:t>Ex 6.23–25</w:t>
+      </w:r>
+      <w:r>
+        <w:rPr>
+          <w:lang w:val="fr_FR" w:bidi="fr_FR"/>
+        </w:rPr>
+        <w:t xml:space="preserve"> ; </w:t>
+      </w:r>
+      <w:r>
+        <w:rPr>
+          <w:lang w:val="fr_FR" w:bidi="fr_FR"/>
+        </w:rPr>
+        <w:t>Lv 10.6–7</w:t>
+      </w:r>
+      <w:r>
+        <w:rPr>
+          <w:lang w:val="fr_FR" w:bidi="fr_FR"/>
+        </w:rPr>
+        <w:t xml:space="preserve"> ; </w:t>
+      </w:r>
+      <w:r>
+        <w:rPr>
+          <w:lang w:val="fr_FR" w:bidi="fr_FR"/>
+        </w:rPr>
+        <w:t>Nb 3.1–4</w:t>
+      </w:r>
+      <w:r>
+        <w:rPr>
+          <w:lang w:val="fr_FR" w:bidi="fr_FR"/>
+        </w:rPr>
+        <w:t xml:space="preserve"> ; </w:t>
+      </w:r>
+      <w:r>
+        <w:rPr>
+          <w:lang w:val="fr_FR" w:bidi="fr_FR"/>
+        </w:rPr>
+        <w:t>Nb 16.36–40</w:t>
+      </w:r>
+      <w:r>
+        <w:rPr>
+          <w:lang w:val="fr_FR" w:bidi="fr_FR"/>
+        </w:rPr>
+        <w:t xml:space="preserve"> ; </w:t>
+      </w:r>
+      <w:r>
+        <w:rPr>
+          <w:lang w:val="fr_FR" w:bidi="fr_FR"/>
+        </w:rPr>
+        <w:t>Nb 20.22–26</w:t>
+      </w:r>
+      <w:r>
+        <w:rPr>
+          <w:lang w:val="fr_FR" w:bidi="fr_FR"/>
+        </w:rPr>
+        <w:t xml:space="preserve"> ; </w:t>
+      </w:r>
+      <w:r>
+        <w:rPr>
+          <w:lang w:val="fr_FR" w:bidi="fr_FR"/>
+        </w:rPr>
+        <w:t>Nb 26.1–4</w:t>
+      </w:r>
+      <w:r>
+        <w:rPr>
+          <w:lang w:val="fr_FR" w:bidi="fr_FR"/>
+        </w:rPr>
+        <w:t xml:space="preserve"> ; </w:t>
+      </w:r>
+      <w:r>
+        <w:rPr>
+          <w:lang w:val="fr_FR" w:bidi="fr_FR"/>
+        </w:rPr>
+        <w:t>Jos 14.1</w:t>
+      </w:r>
       <w:r>
         <w:rPr>
           <w:lang w:val="fr_FR" w:bidi="fr_FR"/>
@@ -1285,54 +1027,36 @@
         </w:rPr>
         <w:t xml:space="preserve">À l'époque des Juges, Éli était le grand prêtre d'Israël. Il servait au tabernacle de Silo, le lieu principal du culte. Il descendait probablement d'Ithamar, le plus jeune fils d'Aaron (voir </w:t>
       </w:r>
-      <w:hyperlink r:id="rId51">
-        <w:r>
-          <w:rPr>
-            <w:lang w:val="fr_FR" w:bidi="fr_FR"/>
-          </w:rPr>
-          <w:rPr>
-            <w:color w:val="0000EE"/>
-            <w:u w:val="single"/>
-          </w:rPr>
-          <w:t>1R 2.27</w:t>
-        </w:r>
-      </w:hyperlink>
-      <w:r>
-        <w:rPr>
-          <w:lang w:val="fr_FR" w:bidi="fr_FR"/>
-        </w:rPr>
-        <w:t xml:space="preserve"> ; </w:t>
-      </w:r>
-      <w:hyperlink r:id="rId52">
-        <w:r>
-          <w:rPr>
-            <w:lang w:val="fr_FR" w:bidi="fr_FR"/>
-          </w:rPr>
-          <w:rPr>
-            <w:color w:val="0000EE"/>
-            <w:u w:val="single"/>
-          </w:rPr>
-          <w:t>1Ch 18.16</w:t>
-        </w:r>
-      </w:hyperlink>
-      <w:r>
-        <w:rPr>
-          <w:lang w:val="fr_FR" w:bidi="fr_FR"/>
-        </w:rPr>
-        <w:t xml:space="preserve"> ; </w:t>
-      </w:r>
-      <w:hyperlink r:id="rId53">
-        <w:r>
-          <w:rPr>
-            <w:lang w:val="fr_FR" w:bidi="fr_FR"/>
-          </w:rPr>
-          <w:rPr>
-            <w:color w:val="0000EE"/>
-            <w:u w:val="single"/>
-          </w:rPr>
-          <w:t>24.3</w:t>
-        </w:r>
-      </w:hyperlink>
+      <w:r>
+        <w:rPr>
+          <w:lang w:val="fr_FR" w:bidi="fr_FR"/>
+        </w:rPr>
+        <w:t>1R 2.27</w:t>
+      </w:r>
+      <w:r>
+        <w:rPr>
+          <w:lang w:val="fr_FR" w:bidi="fr_FR"/>
+        </w:rPr>
+        <w:t xml:space="preserve"> ; </w:t>
+      </w:r>
+      <w:r>
+        <w:rPr>
+          <w:lang w:val="fr_FR" w:bidi="fr_FR"/>
+        </w:rPr>
+        <w:t>1Ch 18.16</w:t>
+      </w:r>
+      <w:r>
+        <w:rPr>
+          <w:lang w:val="fr_FR" w:bidi="fr_FR"/>
+        </w:rPr>
+        <w:t xml:space="preserve"> ; </w:t>
+      </w:r>
+      <w:r>
+        <w:rPr>
+          <w:lang w:val="fr_FR" w:bidi="fr_FR"/>
+        </w:rPr>
+        <w:t>24.3</w:t>
+      </w:r>
       <w:r>
         <w:rPr>
           <w:lang w:val="fr_FR" w:bidi="fr_FR"/>
@@ -1353,72 +1077,48 @@
         </w:rPr>
         <w:t>Lorsqu'il rencontra Anne au tabernacle, Éli cru à tort qu'elle était ivre parce qu'elle priait silencieusement pour avoir un enfant. Après avoir réalisé son erreur, il bénit Anne, et Dieu exauça sa prière en lui accordant un fils, Samuel, qui gagna par la suite la faveur du Seigneur et celle du peuple (</w:t>
       </w:r>
-      <w:hyperlink r:id="rId54">
-        <w:r>
-          <w:rPr>
-            <w:lang w:val="fr_FR" w:bidi="fr_FR"/>
-          </w:rPr>
-          <w:rPr>
-            <w:color w:val="0000EE"/>
-            <w:u w:val="single"/>
-          </w:rPr>
-          <w:t>1S 2.26</w:t>
-        </w:r>
-      </w:hyperlink>
+      <w:r>
+        <w:rPr>
+          <w:lang w:val="fr_FR" w:bidi="fr_FR"/>
+        </w:rPr>
+        <w:t>1S 2.26</w:t>
+      </w:r>
       <w:r>
         <w:rPr>
           <w:lang w:val="fr_FR" w:bidi="fr_FR"/>
         </w:rPr>
         <w:t>). Mais les fils d'Éli étaient irrespectueux et malhonnêtes (</w:t>
       </w:r>
-      <w:hyperlink r:id="rId55">
-        <w:r>
-          <w:rPr>
-            <w:lang w:val="fr_FR" w:bidi="fr_FR"/>
-          </w:rPr>
-          <w:rPr>
-            <w:color w:val="0000EE"/>
-            <w:u w:val="single"/>
-          </w:rPr>
-          <w:t>1S 2.12</w:t>
-        </w:r>
-      </w:hyperlink>
+      <w:r>
+        <w:rPr>
+          <w:lang w:val="fr_FR" w:bidi="fr_FR"/>
+        </w:rPr>
+        <w:t>1S 2.12</w:t>
+      </w:r>
       <w:r>
         <w:rPr>
           <w:lang w:val="fr_FR" w:bidi="fr_FR"/>
         </w:rPr>
         <w:t>) : ils volaient des offrandes et séduisaient les femmes servant au tabernacle. Lorsque leur père tenta de les réprimander, ils l'ignorèrent ouvertement. Dieu envoya alors un prophète pour dénoncer la faiblesse d'Éli et les méfaits de ses enfants, annonçant que la prêtrise serait retirée de sa famille (</w:t>
       </w:r>
-      <w:hyperlink r:id="rId56">
-        <w:r>
-          <w:rPr>
-            <w:lang w:val="fr_FR" w:bidi="fr_FR"/>
-          </w:rPr>
-          <w:rPr>
-            <w:color w:val="0000EE"/>
-            <w:u w:val="single"/>
-          </w:rPr>
-          <w:t>1S 2.27–36</w:t>
-        </w:r>
-      </w:hyperlink>
+      <w:r>
+        <w:rPr>
+          <w:lang w:val="fr_FR" w:bidi="fr_FR"/>
+        </w:rPr>
+        <w:t>1S 2.27–36</w:t>
+      </w:r>
       <w:r>
         <w:rPr>
           <w:lang w:val="fr_FR" w:bidi="fr_FR"/>
         </w:rPr>
         <w:t>). Ce sombre présage fut confirmé lorsqu'une nuit, Dieu parla à Samuel, lui promettant qu'une punition s'abattrait bientôt sur la maison d'Éli (</w:t>
       </w:r>
-      <w:hyperlink r:id="rId57">
-        <w:r>
-          <w:rPr>
-            <w:lang w:val="fr_FR" w:bidi="fr_FR"/>
-          </w:rPr>
-          <w:rPr>
-            <w:color w:val="0000EE"/>
-            <w:u w:val="single"/>
-          </w:rPr>
-          <w:t>1S 3.1–14</w:t>
-        </w:r>
-      </w:hyperlink>
+      <w:r>
+        <w:rPr>
+          <w:lang w:val="fr_FR" w:bidi="fr_FR"/>
+        </w:rPr>
+        <w:t>1S 3.1–14</w:t>
+      </w:r>
       <w:r>
         <w:rPr>
           <w:lang w:val="fr_FR" w:bidi="fr_FR"/>
@@ -1439,54 +1139,36 @@
         </w:rPr>
         <w:t>Peu après, l'armée d'Israël subit une défaite contre les Philistins, l'arche de l'alliance fut capturée, et les fils d'Éli périrent (</w:t>
       </w:r>
-      <w:hyperlink r:id="rId58">
-        <w:r>
-          <w:rPr>
-            <w:lang w:val="fr_FR" w:bidi="fr_FR"/>
-          </w:rPr>
-          <w:rPr>
-            <w:color w:val="0000EE"/>
-            <w:u w:val="single"/>
-          </w:rPr>
-          <w:t>1S 4.1–11</w:t>
-        </w:r>
-      </w:hyperlink>
+      <w:r>
+        <w:rPr>
+          <w:lang w:val="fr_FR" w:bidi="fr_FR"/>
+        </w:rPr>
+        <w:t>1S 4.1–11</w:t>
+      </w:r>
       <w:r>
         <w:rPr>
           <w:lang w:val="fr_FR" w:bidi="fr_FR"/>
         </w:rPr>
         <w:t>). Lorsqu'Éli, alors âgé de quatre-vingt-dix-huit ans, apprit la nouvelle, il s'effondra, se brisa le cou et expira (</w:t>
       </w:r>
-      <w:hyperlink r:id="rId59">
-        <w:r>
-          <w:rPr>
-            <w:lang w:val="fr_FR" w:bidi="fr_FR"/>
-          </w:rPr>
-          <w:rPr>
-            <w:color w:val="0000EE"/>
-            <w:u w:val="single"/>
-          </w:rPr>
-          <w:t>1S 4.12–18</w:t>
-        </w:r>
-      </w:hyperlink>
+      <w:r>
+        <w:rPr>
+          <w:lang w:val="fr_FR" w:bidi="fr_FR"/>
+        </w:rPr>
+        <w:t>1S 4.12–18</w:t>
+      </w:r>
       <w:r>
         <w:rPr>
           <w:lang w:val="fr_FR" w:bidi="fr_FR"/>
         </w:rPr>
         <w:t>). Sa belle-fille, en travail, succomba en donnant naissance au petit-fils d'Éli, auquel fut donné le nom d'I-Kabod, signifiant « où est la gloire ? », car la gloire avait quitté Israël (</w:t>
       </w:r>
-      <w:hyperlink r:id="rId60">
-        <w:r>
-          <w:rPr>
-            <w:lang w:val="fr_FR" w:bidi="fr_FR"/>
-          </w:rPr>
-          <w:rPr>
-            <w:color w:val="0000EE"/>
-            <w:u w:val="single"/>
-          </w:rPr>
-          <w:t>1S 4.19–22</w:t>
-        </w:r>
-      </w:hyperlink>
+      <w:r>
+        <w:rPr>
+          <w:lang w:val="fr_FR" w:bidi="fr_FR"/>
+        </w:rPr>
+        <w:t>1S 4.19–22</w:t>
+      </w:r>
       <w:r>
         <w:rPr>
           <w:lang w:val="fr_FR" w:bidi="fr_FR"/>
@@ -1507,18 +1189,12 @@
         </w:rPr>
         <w:t>La lignée d'Éli continua d'exercer le sacerdoce jusqu'à l'époque du roi David. Le dernier des descendants d'Éli à occuper la fonction de souverain sacrificateur fut Abiathar, qui fut démis de ses fonctions par Salomon, ce dernier jugeant qu'Abiathar avait soutenu Adonija, qui avait tenté de s'emparer du trône à la place de Salomon. C'est alors que Salomon nomma Tsadok comme souverain sacrificateur (</w:t>
       </w:r>
-      <w:hyperlink r:id="rId51">
-        <w:r>
-          <w:rPr>
-            <w:lang w:val="fr_FR" w:bidi="fr_FR"/>
-          </w:rPr>
-          <w:rPr>
-            <w:color w:val="0000EE"/>
-            <w:u w:val="single"/>
-          </w:rPr>
-          <w:t>1R 2.27</w:t>
-        </w:r>
-      </w:hyperlink>
+      <w:r>
+        <w:rPr>
+          <w:lang w:val="fr_FR" w:bidi="fr_FR"/>
+        </w:rPr>
+        <w:t>1R 2.27</w:t>
+      </w:r>
       <w:r>
         <w:rPr>
           <w:lang w:val="fr_FR" w:bidi="fr_FR"/>
@@ -1548,72 +1224,48 @@
           <w:lang w:val="fr_FR" w:bidi="fr_FR"/>
         </w:rPr>
       </w:r>
-      <w:hyperlink r:id="rId61">
-        <w:r>
-          <w:rPr>
-            <w:lang w:val="fr_FR" w:bidi="fr_FR"/>
-          </w:rPr>
-          <w:rPr>
-            <w:color w:val="0000EE"/>
-            <w:u w:val="single"/>
-          </w:rPr>
-          <w:t>1S 1.9–18</w:t>
-        </w:r>
-      </w:hyperlink>
+      <w:r>
+        <w:rPr>
+          <w:lang w:val="fr_FR" w:bidi="fr_FR"/>
+        </w:rPr>
+        <w:t>1S 1.9–18</w:t>
+      </w:r>
       <w:r>
         <w:rPr>
           <w:lang w:val="fr_FR" w:bidi="fr_FR"/>
         </w:rPr>
         <w:t xml:space="preserve">, </w:t>
       </w:r>
-      <w:hyperlink r:id="rId62">
-        <w:r>
-          <w:rPr>
-            <w:lang w:val="fr_FR" w:bidi="fr_FR"/>
-          </w:rPr>
-          <w:rPr>
-            <w:color w:val="0000EE"/>
-            <w:u w:val="single"/>
-          </w:rPr>
-          <w:t>25–28</w:t>
-        </w:r>
-      </w:hyperlink>
-      <w:r>
-        <w:rPr>
-          <w:lang w:val="fr_FR" w:bidi="fr_FR"/>
-        </w:rPr>
-        <w:t xml:space="preserve"> ; </w:t>
-      </w:r>
-      <w:hyperlink r:id="rId63">
-        <w:r>
-          <w:rPr>
-            <w:lang w:val="fr_FR" w:bidi="fr_FR"/>
-          </w:rPr>
-          <w:rPr>
-            <w:color w:val="0000EE"/>
-            <w:u w:val="single"/>
-          </w:rPr>
-          <w:t>1S 2.11–4.22</w:t>
-        </w:r>
-      </w:hyperlink>
-      <w:r>
-        <w:rPr>
-          <w:lang w:val="fr_FR" w:bidi="fr_FR"/>
-        </w:rPr>
-        <w:t xml:space="preserve"> ; </w:t>
-      </w:r>
-      <w:hyperlink r:id="rId51">
-        <w:r>
-          <w:rPr>
-            <w:lang w:val="fr_FR" w:bidi="fr_FR"/>
-          </w:rPr>
-          <w:rPr>
-            <w:color w:val="0000EE"/>
-            <w:u w:val="single"/>
-          </w:rPr>
-          <w:t>1R 2.27</w:t>
-        </w:r>
-      </w:hyperlink>
+      <w:r>
+        <w:rPr>
+          <w:lang w:val="fr_FR" w:bidi="fr_FR"/>
+        </w:rPr>
+        <w:t>25–28</w:t>
+      </w:r>
+      <w:r>
+        <w:rPr>
+          <w:lang w:val="fr_FR" w:bidi="fr_FR"/>
+        </w:rPr>
+        <w:t xml:space="preserve"> ; </w:t>
+      </w:r>
+      <w:r>
+        <w:rPr>
+          <w:lang w:val="fr_FR" w:bidi="fr_FR"/>
+        </w:rPr>
+        <w:t>1S 2.11–4.22</w:t>
+      </w:r>
+      <w:r>
+        <w:rPr>
+          <w:lang w:val="fr_FR" w:bidi="fr_FR"/>
+        </w:rPr>
+        <w:t xml:space="preserve"> ; </w:t>
+      </w:r>
+      <w:r>
+        <w:rPr>
+          <w:lang w:val="fr_FR" w:bidi="fr_FR"/>
+        </w:rPr>
+        <w:t>1R 2.27</w:t>
+      </w:r>
       <w:r>
         <w:rPr>
           <w:lang w:val="fr_FR" w:bidi="fr_FR"/>
@@ -1676,36 +1328,24 @@
         </w:rPr>
         <w:t>À l'époque d'Achab et de Jézabel, le peuple d'Israël s'était détourné en adorant Baal, le dieu cananéen de la fertilité, des tempêtes et de la pluie. En réponse, Dieu avait envoyé une sévère sécheresse sur le pays (</w:t>
       </w:r>
-      <w:hyperlink r:id="rId64">
-        <w:r>
-          <w:rPr>
-            <w:lang w:val="fr_FR" w:bidi="fr_FR"/>
-          </w:rPr>
-          <w:rPr>
-            <w:color w:val="0000EE"/>
-            <w:u w:val="single"/>
-          </w:rPr>
-          <w:t>1R 17.1</w:t>
-        </w:r>
-      </w:hyperlink>
+      <w:r>
+        <w:rPr>
+          <w:lang w:val="fr_FR" w:bidi="fr_FR"/>
+        </w:rPr>
+        <w:t>1R 17.1</w:t>
+      </w:r>
       <w:r>
         <w:rPr>
           <w:lang w:val="fr_FR" w:bidi="fr_FR"/>
         </w:rPr>
         <w:t>). Durant cette période éprouvante, Élie se retira et se cacha, tandis que Dieu pourvoyait à ses besoins. Il se réfugia ensuite chez une veuve à Sarepta, dans la région natale de Jézabel, à Sidon. Lorsque le fils de la veuve tomba malade et mourut, Élie, par sa prière fervente, le fit revivre (</w:t>
       </w:r>
-      <w:hyperlink r:id="rId65">
-        <w:r>
-          <w:rPr>
-            <w:lang w:val="fr_FR" w:bidi="fr_FR"/>
-          </w:rPr>
-          <w:rPr>
-            <w:color w:val="0000EE"/>
-            <w:u w:val="single"/>
-          </w:rPr>
-          <w:t>1R 17.8–24</w:t>
-        </w:r>
-      </w:hyperlink>
+      <w:r>
+        <w:rPr>
+          <w:lang w:val="fr_FR" w:bidi="fr_FR"/>
+        </w:rPr>
+        <w:t>1R 17.8–24</w:t>
+      </w:r>
       <w:r>
         <w:rPr>
           <w:lang w:val="fr_FR" w:bidi="fr_FR"/>
@@ -1726,36 +1366,24 @@
         </w:rPr>
         <w:t>Durant la troisième année de sécheresse, Élie défia les prophètes de Baal dans un concours extraordinaire sur le mont Carmel, afin de démontrer la suprématie du Dieu véritable (</w:t>
       </w:r>
-      <w:hyperlink r:id="rId66">
-        <w:r>
-          <w:rPr>
-            <w:lang w:val="fr_FR" w:bidi="fr_FR"/>
-          </w:rPr>
-          <w:rPr>
-            <w:color w:val="0000EE"/>
-            <w:u w:val="single"/>
-          </w:rPr>
-          <w:t>1R 18.1–40</w:t>
-        </w:r>
-      </w:hyperlink>
+      <w:r>
+        <w:rPr>
+          <w:lang w:val="fr_FR" w:bidi="fr_FR"/>
+        </w:rPr>
+        <w:t>1R 18.1–40</w:t>
+      </w:r>
       <w:r>
         <w:rPr>
           <w:lang w:val="fr_FR" w:bidi="fr_FR"/>
         </w:rPr>
         <w:t>). Les prophètes de Baal invoquèrent Baal sans succès, et ils s'agitaient avec frénésie tandis qu'Élie se moquait de leur « dieu ». Quand ce fut le tour d'Élie, il versa de l'eau sur son sacrifice et prononça une prière simple mais puissante. Le feu du Seigneur s'abattit alors, consumant l'offrande, et le peuple d'Israël, témoin de ce miracle, se prosterna pour adorer le Seigneur. Suivant les directives d'Élie, ils mirent à mort les prophètes de Baal, et, après avoir prié pour avoir de la pluie, la sécheresse prit fin (</w:t>
       </w:r>
-      <w:hyperlink r:id="rId67">
-        <w:r>
-          <w:rPr>
-            <w:lang w:val="fr_FR" w:bidi="fr_FR"/>
-          </w:rPr>
-          <w:rPr>
-            <w:color w:val="0000EE"/>
-            <w:u w:val="single"/>
-          </w:rPr>
-          <w:t>1R 18.41–46</w:t>
-        </w:r>
-      </w:hyperlink>
+      <w:r>
+        <w:rPr>
+          <w:lang w:val="fr_FR" w:bidi="fr_FR"/>
+        </w:rPr>
+        <w:t>1R 18.41–46</w:t>
+      </w:r>
       <w:r>
         <w:rPr>
           <w:lang w:val="fr_FR" w:bidi="fr_FR"/>
@@ -1776,36 +1404,24 @@
         </w:rPr>
         <w:t>Cependant, malgré ces démonstrations de la puissance divine, Achab et Jézabel continuèrent d'égarer Israël. Jézabel, furieuse de la mort de ses prophètes(</w:t>
       </w:r>
-      <w:hyperlink r:id="rId68">
-        <w:r>
-          <w:rPr>
-            <w:lang w:val="fr_FR" w:bidi="fr_FR"/>
-          </w:rPr>
-          <w:rPr>
-            <w:color w:val="0000EE"/>
-            <w:u w:val="single"/>
-          </w:rPr>
-          <w:t>1R 19.1–2</w:t>
-        </w:r>
-      </w:hyperlink>
+      <w:r>
+        <w:rPr>
+          <w:lang w:val="fr_FR" w:bidi="fr_FR"/>
+        </w:rPr>
+        <w:t>1R 19.1–2</w:t>
+      </w:r>
       <w:r>
         <w:rPr>
           <w:lang w:val="fr_FR" w:bidi="fr_FR"/>
         </w:rPr>
         <w:t>) menaça Élie, et ce dernier s'enfuit dans le désert avant d'implorer Dieu de mettre fin à ses jours. Au lieu de cela, un ange le fortifia et le nourrit jusqu'à ce qu'il parvienne à la montagne du Sinaï. Élie se plaignait d'être le seul prophète encore en vie et de vivre dans la crainte. Mais Dieu lui parla avec douceur. Il le réconforta en lui transmettant de bonnes nouvelles, et le renvoya pour continuer son œuvre (</w:t>
       </w:r>
-      <w:hyperlink r:id="rId69">
-        <w:r>
-          <w:rPr>
-            <w:lang w:val="fr_FR" w:bidi="fr_FR"/>
-          </w:rPr>
-          <w:rPr>
-            <w:color w:val="0000EE"/>
-            <w:u w:val="single"/>
-          </w:rPr>
-          <w:t>1R 19.3–18</w:t>
-        </w:r>
-      </w:hyperlink>
+      <w:r>
+        <w:rPr>
+          <w:lang w:val="fr_FR" w:bidi="fr_FR"/>
+        </w:rPr>
+        <w:t>1R 19.3–18</w:t>
+      </w:r>
       <w:r>
         <w:rPr>
           <w:lang w:val="fr_FR" w:bidi="fr_FR"/>
@@ -1826,54 +1442,36 @@
         </w:rPr>
         <w:t>Fervent serviteur du vrai Dieu, Élie forma un disciple, Élisée. À la fin de sa vie terrestre, Élie ne mourut point mais fut emporté au ciel dans un char de feu (</w:t>
       </w:r>
-      <w:hyperlink r:id="rId70">
-        <w:r>
-          <w:rPr>
-            <w:lang w:val="fr_FR" w:bidi="fr_FR"/>
-          </w:rPr>
-          <w:rPr>
-            <w:color w:val="0000EE"/>
-            <w:u w:val="single"/>
-          </w:rPr>
-          <w:t>2R 2.11–12</w:t>
-        </w:r>
-      </w:hyperlink>
+      <w:r>
+        <w:rPr>
+          <w:lang w:val="fr_FR" w:bidi="fr_FR"/>
+        </w:rPr>
+        <w:t>2R 2.11–12</w:t>
+      </w:r>
       <w:r>
         <w:rPr>
           <w:lang w:val="fr_FR" w:bidi="fr_FR"/>
         </w:rPr>
         <w:t xml:space="preserve">). Élisée reprit le rôle prophétique d'Élie, et poursuivit la lutte contre le faux culte en Israël (voir </w:t>
       </w:r>
-      <w:hyperlink r:id="rId71">
-        <w:r>
-          <w:rPr>
-            <w:lang w:val="fr_FR" w:bidi="fr_FR"/>
-          </w:rPr>
-          <w:rPr>
-            <w:color w:val="0000EE"/>
-            <w:u w:val="single"/>
-          </w:rPr>
-          <w:t>2R 2.1–9.13</w:t>
-        </w:r>
-      </w:hyperlink>
-      <w:r>
-        <w:rPr>
-          <w:lang w:val="fr_FR" w:bidi="fr_FR"/>
-        </w:rPr>
-        <w:t xml:space="preserve"> ; </w:t>
-      </w:r>
-      <w:hyperlink r:id="rId72">
-        <w:r>
-          <w:rPr>
-            <w:lang w:val="fr_FR" w:bidi="fr_FR"/>
-          </w:rPr>
-          <w:rPr>
-            <w:color w:val="0000EE"/>
-            <w:u w:val="single"/>
-          </w:rPr>
-          <w:t>13.14–25</w:t>
-        </w:r>
-      </w:hyperlink>
+      <w:r>
+        <w:rPr>
+          <w:lang w:val="fr_FR" w:bidi="fr_FR"/>
+        </w:rPr>
+        <w:t>2R 2.1–9.13</w:t>
+      </w:r>
+      <w:r>
+        <w:rPr>
+          <w:lang w:val="fr_FR" w:bidi="fr_FR"/>
+        </w:rPr>
+        <w:t xml:space="preserve"> ; </w:t>
+      </w:r>
+      <w:r>
+        <w:rPr>
+          <w:lang w:val="fr_FR" w:bidi="fr_FR"/>
+        </w:rPr>
+        <w:t>13.14–25</w:t>
+      </w:r>
       <w:r>
         <w:rPr>
           <w:lang w:val="fr_FR" w:bidi="fr_FR"/>
@@ -1894,162 +1492,108 @@
         </w:rPr>
         <w:t>L'Ancien Testament se termine avec l'espoir qu'Élie reviendra avant le jour du Seigneur (</w:t>
       </w:r>
-      <w:hyperlink r:id="rId73">
-        <w:r>
-          <w:rPr>
-            <w:lang w:val="fr_FR" w:bidi="fr_FR"/>
-          </w:rPr>
-          <w:rPr>
-            <w:color w:val="0000EE"/>
-            <w:u w:val="single"/>
-          </w:rPr>
-          <w:t>Ml 4.5–6</w:t>
-        </w:r>
-      </w:hyperlink>
+      <w:r>
+        <w:rPr>
+          <w:lang w:val="fr_FR" w:bidi="fr_FR"/>
+        </w:rPr>
+        <w:t>Ml 4.5–6</w:t>
+      </w:r>
       <w:r>
         <w:rPr>
           <w:lang w:val="fr_FR" w:bidi="fr_FR"/>
         </w:rPr>
         <w:t xml:space="preserve">). Cette attente fut partiellement réalisée en la personne de Jean-Baptiste (voir </w:t>
       </w:r>
-      <w:hyperlink r:id="rId74">
-        <w:r>
-          <w:rPr>
-            <w:lang w:val="fr_FR" w:bidi="fr_FR"/>
-          </w:rPr>
-          <w:rPr>
-            <w:color w:val="0000EE"/>
-            <w:u w:val="single"/>
-          </w:rPr>
-          <w:t xml:space="preserve">Mt 11.7–14 </w:t>
-        </w:r>
-      </w:hyperlink>
+      <w:r>
+        <w:rPr>
+          <w:lang w:val="fr_FR" w:bidi="fr_FR"/>
+        </w:rPr>
+        <w:t xml:space="preserve">Mt 11.7–14 </w:t>
+      </w:r>
       <w:r>
         <w:rPr>
           <w:lang w:val="fr_FR" w:bidi="fr_FR"/>
         </w:rPr>
         <w:t xml:space="preserve">; </w:t>
       </w:r>
-      <w:hyperlink r:id="rId75">
-        <w:r>
-          <w:rPr>
-            <w:lang w:val="fr_FR" w:bidi="fr_FR"/>
-          </w:rPr>
-          <w:rPr>
-            <w:color w:val="0000EE"/>
-            <w:u w:val="single"/>
-          </w:rPr>
-          <w:t xml:space="preserve">17.10–13 </w:t>
-        </w:r>
-      </w:hyperlink>
+      <w:r>
+        <w:rPr>
+          <w:lang w:val="fr_FR" w:bidi="fr_FR"/>
+        </w:rPr>
+        <w:t xml:space="preserve">17.10–13 </w:t>
+      </w:r>
       <w:r>
         <w:rPr>
           <w:lang w:val="fr_FR" w:bidi="fr_FR"/>
         </w:rPr>
         <w:t xml:space="preserve">; </w:t>
       </w:r>
-      <w:hyperlink r:id="rId76">
-        <w:r>
-          <w:rPr>
-            <w:lang w:val="fr_FR" w:bidi="fr_FR"/>
-          </w:rPr>
-          <w:rPr>
-            <w:color w:val="0000EE"/>
-            <w:u w:val="single"/>
-          </w:rPr>
-          <w:t>Lc 1.17</w:t>
-        </w:r>
-      </w:hyperlink>
+      <w:r>
+        <w:rPr>
+          <w:lang w:val="fr_FR" w:bidi="fr_FR"/>
+        </w:rPr>
+        <w:t>Lc 1.17</w:t>
+      </w:r>
       <w:r>
         <w:rPr>
           <w:lang w:val="fr_FR" w:bidi="fr_FR"/>
         </w:rPr>
         <w:t xml:space="preserve">). Élie apparut aux côtés de Moïse lors de la transfiguration de Jésus (épisode lors duquel l'apparence de Jésus fut changée pour montrer la gloire de sa divinité ; </w:t>
       </w:r>
-      <w:hyperlink r:id="rId77">
-        <w:r>
-          <w:rPr>
-            <w:lang w:val="fr_FR" w:bidi="fr_FR"/>
-          </w:rPr>
-          <w:rPr>
-            <w:color w:val="0000EE"/>
-            <w:u w:val="single"/>
-          </w:rPr>
-          <w:t>Mt 17.1–9</w:t>
-        </w:r>
-      </w:hyperlink>
+      <w:r>
+        <w:rPr>
+          <w:lang w:val="fr_FR" w:bidi="fr_FR"/>
+        </w:rPr>
+        <w:t>Mt 17.1–9</w:t>
+      </w:r>
       <w:r>
         <w:rPr>
           <w:lang w:val="fr_FR" w:bidi="fr_FR"/>
         </w:rPr>
         <w:t xml:space="preserve">). Dans </w:t>
       </w:r>
-      <w:hyperlink r:id="rId78">
-        <w:r>
-          <w:rPr>
-            <w:lang w:val="fr_FR" w:bidi="fr_FR"/>
-          </w:rPr>
-          <w:rPr>
-            <w:color w:val="0000EE"/>
-            <w:u w:val="single"/>
-          </w:rPr>
-          <w:t>Ap 11.3–12</w:t>
-        </w:r>
-      </w:hyperlink>
+      <w:r>
+        <w:rPr>
+          <w:lang w:val="fr_FR" w:bidi="fr_FR"/>
+        </w:rPr>
+        <w:t>Ap 11.3–12</w:t>
+      </w:r>
       <w:r>
         <w:rPr>
           <w:lang w:val="fr_FR" w:bidi="fr_FR"/>
         </w:rPr>
         <w:t>, l'un des deux témoins évoqués semble être Elie, ou quelqu'un comme lui. La vie d'Élie demeure un puissant témoignage de la bonté de Dieu et du pouvoir de la prière (</w:t>
       </w:r>
-      <w:hyperlink r:id="rId79">
-        <w:r>
-          <w:rPr>
-            <w:lang w:val="fr_FR" w:bidi="fr_FR"/>
-          </w:rPr>
-          <w:rPr>
-            <w:color w:val="0000EE"/>
-            <w:u w:val="single"/>
-          </w:rPr>
-          <w:t>Lc 4.25–26</w:t>
-        </w:r>
-      </w:hyperlink>
-      <w:r>
-        <w:rPr>
-          <w:lang w:val="fr_FR" w:bidi="fr_FR"/>
-        </w:rPr>
-        <w:t xml:space="preserve"> ; </w:t>
-      </w:r>
-      <w:hyperlink r:id="rId80">
-        <w:r>
-          <w:rPr>
-            <w:lang w:val="fr_FR" w:bidi="fr_FR"/>
-          </w:rPr>
-          <w:rPr>
-            <w:color w:val="0000EE"/>
-            <w:u w:val="single"/>
-          </w:rPr>
-          <w:t>Rm 11.2–6</w:t>
-        </w:r>
-      </w:hyperlink>
-      <w:r>
-        <w:rPr>
-          <w:lang w:val="fr_FR" w:bidi="fr_FR"/>
-        </w:rPr>
-        <w:t xml:space="preserve"> ; </w:t>
-      </w:r>
-      <w:hyperlink r:id="rId81">
-        <w:r>
-          <w:rPr>
-            <w:lang w:val="fr_FR" w:bidi="fr_FR"/>
-          </w:rPr>
-          <w:rPr>
-            <w:color w:val="0000EE"/>
-            <w:u w:val="single"/>
-          </w:rPr>
-          <w:t>Jc 5.17–18</w:t>
-        </w:r>
-      </w:hyperlink>
+      <w:r>
+        <w:rPr>
+          <w:lang w:val="fr_FR" w:bidi="fr_FR"/>
+        </w:rPr>
+        <w:t>Lc 4.25–26</w:t>
+      </w:r>
+      <w:r>
+        <w:rPr>
+          <w:lang w:val="fr_FR" w:bidi="fr_FR"/>
+        </w:rPr>
+        <w:t xml:space="preserve"> ; </w:t>
+      </w:r>
+      <w:r>
+        <w:rPr>
+          <w:lang w:val="fr_FR" w:bidi="fr_FR"/>
+        </w:rPr>
+        <w:t>Rm 11.2–6</w:t>
+      </w:r>
+      <w:r>
+        <w:rPr>
+          <w:lang w:val="fr_FR" w:bidi="fr_FR"/>
+        </w:rPr>
+        <w:t xml:space="preserve"> ; </w:t>
+      </w:r>
+      <w:r>
+        <w:rPr>
+          <w:lang w:val="fr_FR" w:bidi="fr_FR"/>
+        </w:rPr>
+        <w:t>Jc 5.17–18</w:t>
+      </w:r>
       <w:r>
         <w:rPr>
           <w:lang w:val="fr_FR" w:bidi="fr_FR"/>
@@ -2079,396 +1623,264 @@
           <w:lang w:val="fr_FR" w:bidi="fr_FR"/>
         </w:rPr>
       </w:r>
-      <w:hyperlink r:id="rId82">
-        <w:r>
-          <w:rPr>
-            <w:lang w:val="fr_FR" w:bidi="fr_FR"/>
-          </w:rPr>
-          <w:rPr>
-            <w:color w:val="0000EE"/>
-            <w:u w:val="single"/>
-          </w:rPr>
-          <w:t>1R 17.1–19.21</w:t>
-        </w:r>
-      </w:hyperlink>
-      <w:r>
-        <w:rPr>
-          <w:lang w:val="fr_FR" w:bidi="fr_FR"/>
-        </w:rPr>
-        <w:t xml:space="preserve"> ; </w:t>
-      </w:r>
-      <w:hyperlink r:id="rId83">
-        <w:r>
-          <w:rPr>
-            <w:lang w:val="fr_FR" w:bidi="fr_FR"/>
-          </w:rPr>
-          <w:rPr>
-            <w:color w:val="0000EE"/>
-            <w:u w:val="single"/>
-          </w:rPr>
-          <w:t>21.1–29</w:t>
-        </w:r>
-      </w:hyperlink>
-      <w:r>
-        <w:rPr>
-          <w:lang w:val="fr_FR" w:bidi="fr_FR"/>
-        </w:rPr>
-        <w:t xml:space="preserve"> ; </w:t>
-      </w:r>
-      <w:hyperlink r:id="rId84">
-        <w:r>
-          <w:rPr>
-            <w:lang w:val="fr_FR" w:bidi="fr_FR"/>
-          </w:rPr>
-          <w:rPr>
-            <w:color w:val="0000EE"/>
-            <w:u w:val="single"/>
-          </w:rPr>
-          <w:t>2R 1.1–2.25</w:t>
-        </w:r>
-      </w:hyperlink>
-      <w:r>
-        <w:rPr>
-          <w:lang w:val="fr_FR" w:bidi="fr_FR"/>
-        </w:rPr>
-        <w:t xml:space="preserve"> ; </w:t>
-      </w:r>
-      <w:hyperlink r:id="rId85">
-        <w:r>
-          <w:rPr>
-            <w:lang w:val="fr_FR" w:bidi="fr_FR"/>
-          </w:rPr>
-          <w:rPr>
-            <w:color w:val="0000EE"/>
-            <w:u w:val="single"/>
-          </w:rPr>
-          <w:t>9.36</w:t>
-        </w:r>
-      </w:hyperlink>
-      <w:r>
-        <w:rPr>
-          <w:lang w:val="fr_FR" w:bidi="fr_FR"/>
-        </w:rPr>
-        <w:t xml:space="preserve"> ; </w:t>
-      </w:r>
-      <w:hyperlink r:id="rId86">
-        <w:r>
-          <w:rPr>
-            <w:lang w:val="fr_FR" w:bidi="fr_FR"/>
-          </w:rPr>
-          <w:rPr>
-            <w:color w:val="0000EE"/>
-            <w:u w:val="single"/>
-          </w:rPr>
-          <w:t>10.10</w:t>
-        </w:r>
-      </w:hyperlink>
+      <w:r>
+        <w:rPr>
+          <w:lang w:val="fr_FR" w:bidi="fr_FR"/>
+        </w:rPr>
+        <w:t>1R 17.1–19.21</w:t>
+      </w:r>
+      <w:r>
+        <w:rPr>
+          <w:lang w:val="fr_FR" w:bidi="fr_FR"/>
+        </w:rPr>
+        <w:t xml:space="preserve"> ; </w:t>
+      </w:r>
+      <w:r>
+        <w:rPr>
+          <w:lang w:val="fr_FR" w:bidi="fr_FR"/>
+        </w:rPr>
+        <w:t>21.1–29</w:t>
+      </w:r>
+      <w:r>
+        <w:rPr>
+          <w:lang w:val="fr_FR" w:bidi="fr_FR"/>
+        </w:rPr>
+        <w:t xml:space="preserve"> ; </w:t>
+      </w:r>
+      <w:r>
+        <w:rPr>
+          <w:lang w:val="fr_FR" w:bidi="fr_FR"/>
+        </w:rPr>
+        <w:t>2R 1.1–2.25</w:t>
+      </w:r>
+      <w:r>
+        <w:rPr>
+          <w:lang w:val="fr_FR" w:bidi="fr_FR"/>
+        </w:rPr>
+        <w:t xml:space="preserve"> ; </w:t>
+      </w:r>
+      <w:r>
+        <w:rPr>
+          <w:lang w:val="fr_FR" w:bidi="fr_FR"/>
+        </w:rPr>
+        <w:t>9.36</w:t>
+      </w:r>
+      <w:r>
+        <w:rPr>
+          <w:lang w:val="fr_FR" w:bidi="fr_FR"/>
+        </w:rPr>
+        <w:t xml:space="preserve"> ; </w:t>
+      </w:r>
+      <w:r>
+        <w:rPr>
+          <w:lang w:val="fr_FR" w:bidi="fr_FR"/>
+        </w:rPr>
+        <w:t>10.10</w:t>
+      </w:r>
       <w:r>
         <w:rPr>
           <w:lang w:val="fr_FR" w:bidi="fr_FR"/>
         </w:rPr>
         <w:t xml:space="preserve">, </w:t>
       </w:r>
-      <w:hyperlink r:id="rId87">
-        <w:r>
-          <w:rPr>
-            <w:lang w:val="fr_FR" w:bidi="fr_FR"/>
-          </w:rPr>
-          <w:rPr>
-            <w:color w:val="0000EE"/>
-            <w:u w:val="single"/>
-          </w:rPr>
-          <w:t>17</w:t>
-        </w:r>
-      </w:hyperlink>
-      <w:r>
-        <w:rPr>
-          <w:lang w:val="fr_FR" w:bidi="fr_FR"/>
-        </w:rPr>
-        <w:t xml:space="preserve"> ; </w:t>
-      </w:r>
-      <w:hyperlink r:id="rId88">
-        <w:r>
-          <w:rPr>
-            <w:lang w:val="fr_FR" w:bidi="fr_FR"/>
-          </w:rPr>
-          <w:rPr>
-            <w:color w:val="0000EE"/>
-            <w:u w:val="single"/>
-          </w:rPr>
-          <w:t>2Ch 21.12–15</w:t>
-        </w:r>
-      </w:hyperlink>
-      <w:r>
-        <w:rPr>
-          <w:lang w:val="fr_FR" w:bidi="fr_FR"/>
-        </w:rPr>
-        <w:t xml:space="preserve"> ; </w:t>
-      </w:r>
-      <w:hyperlink r:id="rId73">
-        <w:r>
-          <w:rPr>
-            <w:lang w:val="fr_FR" w:bidi="fr_FR"/>
-          </w:rPr>
-          <w:rPr>
-            <w:color w:val="0000EE"/>
-            <w:u w:val="single"/>
-          </w:rPr>
-          <w:t>Ml 4.5–6</w:t>
-        </w:r>
-      </w:hyperlink>
-      <w:r>
-        <w:rPr>
-          <w:lang w:val="fr_FR" w:bidi="fr_FR"/>
-        </w:rPr>
-        <w:t xml:space="preserve"> ; </w:t>
-      </w:r>
-      <w:hyperlink r:id="rId89">
-        <w:r>
-          <w:rPr>
-            <w:lang w:val="fr_FR" w:bidi="fr_FR"/>
-          </w:rPr>
-          <w:rPr>
-            <w:color w:val="0000EE"/>
-            <w:u w:val="single"/>
-          </w:rPr>
-          <w:t>Mt 11.14</w:t>
-        </w:r>
-      </w:hyperlink>
-      <w:r>
-        <w:rPr>
-          <w:lang w:val="fr_FR" w:bidi="fr_FR"/>
-        </w:rPr>
-        <w:t xml:space="preserve"> ; </w:t>
-      </w:r>
-      <w:hyperlink r:id="rId90">
-        <w:r>
-          <w:rPr>
-            <w:lang w:val="fr_FR" w:bidi="fr_FR"/>
-          </w:rPr>
-          <w:rPr>
-            <w:color w:val="0000EE"/>
-            <w:u w:val="single"/>
-          </w:rPr>
-          <w:t>16.14</w:t>
-        </w:r>
-      </w:hyperlink>
-      <w:r>
-        <w:rPr>
-          <w:lang w:val="fr_FR" w:bidi="fr_FR"/>
-        </w:rPr>
-        <w:t xml:space="preserve"> ; </w:t>
-      </w:r>
-      <w:hyperlink r:id="rId91">
-        <w:r>
-          <w:rPr>
-            <w:lang w:val="fr_FR" w:bidi="fr_FR"/>
-          </w:rPr>
-          <w:rPr>
-            <w:color w:val="0000EE"/>
-            <w:u w:val="single"/>
-          </w:rPr>
-          <w:t>17.1–13</w:t>
-        </w:r>
-      </w:hyperlink>
-      <w:r>
-        <w:rPr>
-          <w:lang w:val="fr_FR" w:bidi="fr_FR"/>
-        </w:rPr>
-        <w:t xml:space="preserve"> ; </w:t>
-      </w:r>
-      <w:hyperlink r:id="rId92">
-        <w:r>
-          <w:rPr>
-            <w:lang w:val="fr_FR" w:bidi="fr_FR"/>
-          </w:rPr>
-          <w:rPr>
-            <w:color w:val="0000EE"/>
-            <w:u w:val="single"/>
-          </w:rPr>
-          <w:t>27.45–49</w:t>
-        </w:r>
-      </w:hyperlink>
-      <w:r>
-        <w:rPr>
-          <w:lang w:val="fr_FR" w:bidi="fr_FR"/>
-        </w:rPr>
-        <w:t xml:space="preserve"> ; </w:t>
-      </w:r>
-      <w:hyperlink r:id="rId93">
-        <w:r>
-          <w:rPr>
-            <w:lang w:val="fr_FR" w:bidi="fr_FR"/>
-          </w:rPr>
-          <w:rPr>
-            <w:color w:val="0000EE"/>
-            <w:u w:val="single"/>
-          </w:rPr>
-          <w:t>Mc 6.15</w:t>
-        </w:r>
-      </w:hyperlink>
-      <w:r>
-        <w:rPr>
-          <w:lang w:val="fr_FR" w:bidi="fr_FR"/>
-        </w:rPr>
-        <w:t xml:space="preserve"> ; </w:t>
-      </w:r>
-      <w:hyperlink r:id="rId94">
-        <w:r>
-          <w:rPr>
-            <w:lang w:val="fr_FR" w:bidi="fr_FR"/>
-          </w:rPr>
-          <w:rPr>
-            <w:color w:val="0000EE"/>
-            <w:u w:val="single"/>
-          </w:rPr>
-          <w:t>8.28</w:t>
-        </w:r>
-      </w:hyperlink>
-      <w:r>
-        <w:rPr>
-          <w:lang w:val="fr_FR" w:bidi="fr_FR"/>
-        </w:rPr>
-        <w:t xml:space="preserve"> ; </w:t>
-      </w:r>
-      <w:hyperlink r:id="rId95">
-        <w:r>
-          <w:rPr>
-            <w:lang w:val="fr_FR" w:bidi="fr_FR"/>
-          </w:rPr>
-          <w:rPr>
-            <w:color w:val="0000EE"/>
-            <w:u w:val="single"/>
-          </w:rPr>
-          <w:t>9.2–13</w:t>
-        </w:r>
-      </w:hyperlink>
-      <w:r>
-        <w:rPr>
-          <w:lang w:val="fr_FR" w:bidi="fr_FR"/>
-        </w:rPr>
-        <w:t xml:space="preserve"> ; </w:t>
-      </w:r>
-      <w:hyperlink r:id="rId96">
-        <w:r>
-          <w:rPr>
-            <w:lang w:val="fr_FR" w:bidi="fr_FR"/>
-          </w:rPr>
-          <w:rPr>
-            <w:color w:val="0000EE"/>
-            <w:u w:val="single"/>
-          </w:rPr>
-          <w:t>15.33–36</w:t>
-        </w:r>
-      </w:hyperlink>
-      <w:r>
-        <w:rPr>
-          <w:lang w:val="fr_FR" w:bidi="fr_FR"/>
-        </w:rPr>
-        <w:t xml:space="preserve"> ; </w:t>
-      </w:r>
-      <w:hyperlink r:id="rId76">
-        <w:r>
-          <w:rPr>
-            <w:lang w:val="fr_FR" w:bidi="fr_FR"/>
-          </w:rPr>
-          <w:rPr>
-            <w:color w:val="0000EE"/>
-            <w:u w:val="single"/>
-          </w:rPr>
-          <w:t>Lc 1.17</w:t>
-        </w:r>
-      </w:hyperlink>
-      <w:r>
-        <w:rPr>
-          <w:lang w:val="fr_FR" w:bidi="fr_FR"/>
-        </w:rPr>
-        <w:t xml:space="preserve"> ; </w:t>
-      </w:r>
-      <w:hyperlink r:id="rId97">
-        <w:r>
-          <w:rPr>
-            <w:lang w:val="fr_FR" w:bidi="fr_FR"/>
-          </w:rPr>
-          <w:rPr>
-            <w:color w:val="0000EE"/>
-            <w:u w:val="single"/>
-          </w:rPr>
-          <w:t>4.26</w:t>
-        </w:r>
-      </w:hyperlink>
-      <w:r>
-        <w:rPr>
-          <w:lang w:val="fr_FR" w:bidi="fr_FR"/>
-        </w:rPr>
-        <w:t xml:space="preserve"> ; </w:t>
-      </w:r>
-      <w:hyperlink r:id="rId98">
-        <w:r>
-          <w:rPr>
-            <w:lang w:val="fr_FR" w:bidi="fr_FR"/>
-          </w:rPr>
-          <w:rPr>
-            <w:color w:val="0000EE"/>
-            <w:u w:val="single"/>
-          </w:rPr>
-          <w:t>9.28–36</w:t>
-        </w:r>
-      </w:hyperlink>
-      <w:r>
-        <w:rPr>
-          <w:lang w:val="fr_FR" w:bidi="fr_FR"/>
-        </w:rPr>
-        <w:t xml:space="preserve"> ; </w:t>
-      </w:r>
-      <w:hyperlink r:id="rId99">
-        <w:r>
-          <w:rPr>
-            <w:lang w:val="fr_FR" w:bidi="fr_FR"/>
-          </w:rPr>
-          <w:rPr>
-            <w:color w:val="0000EE"/>
-            <w:u w:val="single"/>
-          </w:rPr>
-          <w:t>Jn 1.19–28</w:t>
-        </w:r>
-      </w:hyperlink>
-      <w:r>
-        <w:rPr>
-          <w:lang w:val="fr_FR" w:bidi="fr_FR"/>
-        </w:rPr>
-        <w:t xml:space="preserve"> ; </w:t>
-      </w:r>
-      <w:hyperlink r:id="rId100">
-        <w:r>
-          <w:rPr>
-            <w:lang w:val="fr_FR" w:bidi="fr_FR"/>
-          </w:rPr>
-          <w:rPr>
-            <w:color w:val="0000EE"/>
-            <w:u w:val="single"/>
-          </w:rPr>
-          <w:t>Rm 11.1–6</w:t>
-        </w:r>
-      </w:hyperlink>
-      <w:r>
-        <w:rPr>
-          <w:lang w:val="fr_FR" w:bidi="fr_FR"/>
-        </w:rPr>
-        <w:t xml:space="preserve"> ; </w:t>
-      </w:r>
-      <w:hyperlink r:id="rId101">
-        <w:r>
-          <w:rPr>
-            <w:lang w:val="fr_FR" w:bidi="fr_FR"/>
-          </w:rPr>
-          <w:rPr>
-            <w:color w:val="0000EE"/>
-            <w:u w:val="single"/>
-          </w:rPr>
-          <w:t>Jc 5.17</w:t>
-        </w:r>
-      </w:hyperlink>
+      <w:r>
+        <w:rPr>
+          <w:lang w:val="fr_FR" w:bidi="fr_FR"/>
+        </w:rPr>
+        <w:t>17</w:t>
+      </w:r>
+      <w:r>
+        <w:rPr>
+          <w:lang w:val="fr_FR" w:bidi="fr_FR"/>
+        </w:rPr>
+        <w:t xml:space="preserve"> ; </w:t>
+      </w:r>
+      <w:r>
+        <w:rPr>
+          <w:lang w:val="fr_FR" w:bidi="fr_FR"/>
+        </w:rPr>
+        <w:t>2Ch 21.12–15</w:t>
+      </w:r>
+      <w:r>
+        <w:rPr>
+          <w:lang w:val="fr_FR" w:bidi="fr_FR"/>
+        </w:rPr>
+        <w:t xml:space="preserve"> ; </w:t>
+      </w:r>
+      <w:r>
+        <w:rPr>
+          <w:lang w:val="fr_FR" w:bidi="fr_FR"/>
+        </w:rPr>
+        <w:t>Ml 4.5–6</w:t>
+      </w:r>
+      <w:r>
+        <w:rPr>
+          <w:lang w:val="fr_FR" w:bidi="fr_FR"/>
+        </w:rPr>
+        <w:t xml:space="preserve"> ; </w:t>
+      </w:r>
+      <w:r>
+        <w:rPr>
+          <w:lang w:val="fr_FR" w:bidi="fr_FR"/>
+        </w:rPr>
+        <w:t>Mt 11.14</w:t>
+      </w:r>
+      <w:r>
+        <w:rPr>
+          <w:lang w:val="fr_FR" w:bidi="fr_FR"/>
+        </w:rPr>
+        <w:t xml:space="preserve"> ; </w:t>
+      </w:r>
+      <w:r>
+        <w:rPr>
+          <w:lang w:val="fr_FR" w:bidi="fr_FR"/>
+        </w:rPr>
+        <w:t>16.14</w:t>
+      </w:r>
+      <w:r>
+        <w:rPr>
+          <w:lang w:val="fr_FR" w:bidi="fr_FR"/>
+        </w:rPr>
+        <w:t xml:space="preserve"> ; </w:t>
+      </w:r>
+      <w:r>
+        <w:rPr>
+          <w:lang w:val="fr_FR" w:bidi="fr_FR"/>
+        </w:rPr>
+        <w:t>17.1–13</w:t>
+      </w:r>
+      <w:r>
+        <w:rPr>
+          <w:lang w:val="fr_FR" w:bidi="fr_FR"/>
+        </w:rPr>
+        <w:t xml:space="preserve"> ; </w:t>
+      </w:r>
+      <w:r>
+        <w:rPr>
+          <w:lang w:val="fr_FR" w:bidi="fr_FR"/>
+        </w:rPr>
+        <w:t>27.45–49</w:t>
+      </w:r>
+      <w:r>
+        <w:rPr>
+          <w:lang w:val="fr_FR" w:bidi="fr_FR"/>
+        </w:rPr>
+        <w:t xml:space="preserve"> ; </w:t>
+      </w:r>
+      <w:r>
+        <w:rPr>
+          <w:lang w:val="fr_FR" w:bidi="fr_FR"/>
+        </w:rPr>
+        <w:t>Mc 6.15</w:t>
+      </w:r>
+      <w:r>
+        <w:rPr>
+          <w:lang w:val="fr_FR" w:bidi="fr_FR"/>
+        </w:rPr>
+        <w:t xml:space="preserve"> ; </w:t>
+      </w:r>
+      <w:r>
+        <w:rPr>
+          <w:lang w:val="fr_FR" w:bidi="fr_FR"/>
+        </w:rPr>
+        <w:t>8.28</w:t>
+      </w:r>
+      <w:r>
+        <w:rPr>
+          <w:lang w:val="fr_FR" w:bidi="fr_FR"/>
+        </w:rPr>
+        <w:t xml:space="preserve"> ; </w:t>
+      </w:r>
+      <w:r>
+        <w:rPr>
+          <w:lang w:val="fr_FR" w:bidi="fr_FR"/>
+        </w:rPr>
+        <w:t>9.2–13</w:t>
+      </w:r>
+      <w:r>
+        <w:rPr>
+          <w:lang w:val="fr_FR" w:bidi="fr_FR"/>
+        </w:rPr>
+        <w:t xml:space="preserve"> ; </w:t>
+      </w:r>
+      <w:r>
+        <w:rPr>
+          <w:lang w:val="fr_FR" w:bidi="fr_FR"/>
+        </w:rPr>
+        <w:t>15.33–36</w:t>
+      </w:r>
+      <w:r>
+        <w:rPr>
+          <w:lang w:val="fr_FR" w:bidi="fr_FR"/>
+        </w:rPr>
+        <w:t xml:space="preserve"> ; </w:t>
+      </w:r>
+      <w:r>
+        <w:rPr>
+          <w:lang w:val="fr_FR" w:bidi="fr_FR"/>
+        </w:rPr>
+        <w:t>Lc 1.17</w:t>
+      </w:r>
+      <w:r>
+        <w:rPr>
+          <w:lang w:val="fr_FR" w:bidi="fr_FR"/>
+        </w:rPr>
+        <w:t xml:space="preserve"> ; </w:t>
+      </w:r>
+      <w:r>
+        <w:rPr>
+          <w:lang w:val="fr_FR" w:bidi="fr_FR"/>
+        </w:rPr>
+        <w:t>4.26</w:t>
+      </w:r>
+      <w:r>
+        <w:rPr>
+          <w:lang w:val="fr_FR" w:bidi="fr_FR"/>
+        </w:rPr>
+        <w:t xml:space="preserve"> ; </w:t>
+      </w:r>
+      <w:r>
+        <w:rPr>
+          <w:lang w:val="fr_FR" w:bidi="fr_FR"/>
+        </w:rPr>
+        <w:t>9.28–36</w:t>
+      </w:r>
+      <w:r>
+        <w:rPr>
+          <w:lang w:val="fr_FR" w:bidi="fr_FR"/>
+        </w:rPr>
+        <w:t xml:space="preserve"> ; </w:t>
+      </w:r>
+      <w:r>
+        <w:rPr>
+          <w:lang w:val="fr_FR" w:bidi="fr_FR"/>
+        </w:rPr>
+        <w:t>Jn 1.19–28</w:t>
+      </w:r>
+      <w:r>
+        <w:rPr>
+          <w:lang w:val="fr_FR" w:bidi="fr_FR"/>
+        </w:rPr>
+        <w:t xml:space="preserve"> ; </w:t>
+      </w:r>
+      <w:r>
+        <w:rPr>
+          <w:lang w:val="fr_FR" w:bidi="fr_FR"/>
+        </w:rPr>
+        <w:t>Rm 11.1–6</w:t>
+      </w:r>
+      <w:r>
+        <w:rPr>
+          <w:lang w:val="fr_FR" w:bidi="fr_FR"/>
+        </w:rPr>
+        <w:t xml:space="preserve"> ; </w:t>
+      </w:r>
+      <w:r>
+        <w:rPr>
+          <w:lang w:val="fr_FR" w:bidi="fr_FR"/>
+        </w:rPr>
+        <w:t>Jc 5.17</w:t>
+      </w:r>
       <w:r>
         <w:rPr>
           <w:lang w:val="fr_FR" w:bidi="fr_FR"/>
@@ -2531,36 +1943,24 @@
         </w:rPr>
         <w:t>Élisée commença son œuvre en tant que disciple d'Élie et fut choisi par Dieu pour le remplacer (</w:t>
       </w:r>
-      <w:hyperlink r:id="rId102">
-        <w:r>
-          <w:rPr>
-            <w:lang w:val="fr_FR" w:bidi="fr_FR"/>
-          </w:rPr>
-          <w:rPr>
-            <w:color w:val="0000EE"/>
-            <w:u w:val="single"/>
-          </w:rPr>
-          <w:t>1R 19.15–21</w:t>
-        </w:r>
-      </w:hyperlink>
-      <w:r>
-        <w:rPr>
-          <w:lang w:val="fr_FR" w:bidi="fr_FR"/>
-        </w:rPr>
-        <w:t xml:space="preserve"> ; </w:t>
-      </w:r>
-      <w:hyperlink r:id="rId103">
-        <w:r>
-          <w:rPr>
-            <w:lang w:val="fr_FR" w:bidi="fr_FR"/>
-          </w:rPr>
-          <w:rPr>
-            <w:color w:val="0000EE"/>
-            <w:u w:val="single"/>
-          </w:rPr>
-          <w:t>2R 2.1–18</w:t>
-        </w:r>
-      </w:hyperlink>
+      <w:r>
+        <w:rPr>
+          <w:lang w:val="fr_FR" w:bidi="fr_FR"/>
+        </w:rPr>
+        <w:t>1R 19.15–21</w:t>
+      </w:r>
+      <w:r>
+        <w:rPr>
+          <w:lang w:val="fr_FR" w:bidi="fr_FR"/>
+        </w:rPr>
+        <w:t xml:space="preserve"> ; </w:t>
+      </w:r>
+      <w:r>
+        <w:rPr>
+          <w:lang w:val="fr_FR" w:bidi="fr_FR"/>
+        </w:rPr>
+        <w:t>2R 2.1–18</w:t>
+      </w:r>
       <w:r>
         <w:rPr>
           <w:lang w:val="fr_FR" w:bidi="fr_FR"/>
@@ -2581,54 +1981,36 @@
         </w:rPr>
         <w:t>L'eau était souvent un élément impliqué dans les miracles d'Élisée. Il purifia les eaux d'une source près de Jéricho et fit flotter un fer de hache (</w:t>
       </w:r>
-      <w:hyperlink r:id="rId104">
-        <w:r>
-          <w:rPr>
-            <w:lang w:val="fr_FR" w:bidi="fr_FR"/>
-          </w:rPr>
-          <w:rPr>
-            <w:color w:val="0000EE"/>
-            <w:u w:val="single"/>
-          </w:rPr>
-          <w:t>2R 2.19–22</w:t>
-        </w:r>
-      </w:hyperlink>
-      <w:r>
-        <w:rPr>
-          <w:lang w:val="fr_FR" w:bidi="fr_FR"/>
-        </w:rPr>
-        <w:t xml:space="preserve"> ; </w:t>
-      </w:r>
-      <w:hyperlink r:id="rId105">
-        <w:r>
-          <w:rPr>
-            <w:lang w:val="fr_FR" w:bidi="fr_FR"/>
-          </w:rPr>
-          <w:rPr>
-            <w:color w:val="0000EE"/>
-            <w:u w:val="single"/>
-          </w:rPr>
-          <w:t>6.1–7</w:t>
-        </w:r>
-      </w:hyperlink>
+      <w:r>
+        <w:rPr>
+          <w:lang w:val="fr_FR" w:bidi="fr_FR"/>
+        </w:rPr>
+        <w:t>2R 2.19–22</w:t>
+      </w:r>
+      <w:r>
+        <w:rPr>
+          <w:lang w:val="fr_FR" w:bidi="fr_FR"/>
+        </w:rPr>
+        <w:t xml:space="preserve"> ; </w:t>
+      </w:r>
+      <w:r>
+        <w:rPr>
+          <w:lang w:val="fr_FR" w:bidi="fr_FR"/>
+        </w:rPr>
+        <w:t>6.1–7</w:t>
+      </w:r>
       <w:r>
         <w:rPr>
           <w:lang w:val="fr_FR" w:bidi="fr_FR"/>
         </w:rPr>
         <w:t>). Lorsque le roi Joram se trouva en territoire ennemi et manqua d'eau, Élisée prédit avec une précision remarquable le lieu d'apparition d'un point d'eau, qui coula en abondance (</w:t>
       </w:r>
-      <w:hyperlink r:id="rId106">
-        <w:r>
-          <w:rPr>
-            <w:lang w:val="fr_FR" w:bidi="fr_FR"/>
-          </w:rPr>
-          <w:rPr>
-            <w:color w:val="0000EE"/>
-            <w:u w:val="single"/>
-          </w:rPr>
-          <w:t>2R 3.4–20</w:t>
-        </w:r>
-      </w:hyperlink>
+      <w:r>
+        <w:rPr>
+          <w:lang w:val="fr_FR" w:bidi="fr_FR"/>
+        </w:rPr>
+        <w:t>2R 3.4–20</w:t>
+      </w:r>
       <w:r>
         <w:rPr>
           <w:lang w:val="fr_FR" w:bidi="fr_FR"/>
@@ -2649,72 +2031,48 @@
         </w:rPr>
         <w:t>Élisée manifesta également la puissance du Dieu véritable en apportant une aide concrète aux plus démunis. Il secourut une femme pauvre en remplissant miraculeusement ses jarres d'huile d'olive (</w:t>
       </w:r>
-      <w:hyperlink r:id="rId107">
-        <w:r>
-          <w:rPr>
-            <w:lang w:val="fr_FR" w:bidi="fr_FR"/>
-          </w:rPr>
-          <w:rPr>
-            <w:color w:val="0000EE"/>
-            <w:u w:val="single"/>
-          </w:rPr>
-          <w:t>2R 4.1–7</w:t>
-        </w:r>
-      </w:hyperlink>
+      <w:r>
+        <w:rPr>
+          <w:lang w:val="fr_FR" w:bidi="fr_FR"/>
+        </w:rPr>
+        <w:t>2R 4.1–7</w:t>
+      </w:r>
       <w:r>
         <w:rPr>
           <w:lang w:val="fr_FR" w:bidi="fr_FR"/>
         </w:rPr>
         <w:t>), annonça à une femme de Sunem qu'elle aurait un fils, et, par la suite, fit revivre cet enfant (</w:t>
       </w:r>
-      <w:hyperlink r:id="rId108">
-        <w:r>
-          <w:rPr>
-            <w:lang w:val="fr_FR" w:bidi="fr_FR"/>
-          </w:rPr>
-          <w:rPr>
-            <w:color w:val="0000EE"/>
-            <w:u w:val="single"/>
-          </w:rPr>
-          <w:t>2R 4.8–37</w:t>
-        </w:r>
-      </w:hyperlink>
+      <w:r>
+        <w:rPr>
+          <w:lang w:val="fr_FR" w:bidi="fr_FR"/>
+        </w:rPr>
+        <w:t>2R 4.8–37</w:t>
+      </w:r>
       <w:r>
         <w:rPr>
           <w:lang w:val="fr_FR" w:bidi="fr_FR"/>
         </w:rPr>
         <w:t>). Il guérit Naaman, le général araméen, de la lèpre (</w:t>
       </w:r>
-      <w:hyperlink r:id="rId109">
-        <w:r>
-          <w:rPr>
-            <w:lang w:val="fr_FR" w:bidi="fr_FR"/>
-          </w:rPr>
-          <w:rPr>
-            <w:color w:val="0000EE"/>
-            <w:u w:val="single"/>
-          </w:rPr>
-          <w:t>2R 5.1–19</w:t>
-        </w:r>
-      </w:hyperlink>
+      <w:r>
+        <w:rPr>
+          <w:lang w:val="fr_FR" w:bidi="fr_FR"/>
+        </w:rPr>
+        <w:t>2R 5.1–19</w:t>
+      </w:r>
       <w:r>
         <w:rPr>
           <w:lang w:val="fr_FR" w:bidi="fr_FR"/>
         </w:rPr>
         <w:t>), et pourvut aussi en nourriture à ceux qui en avaient besoin (</w:t>
       </w:r>
-      <w:hyperlink r:id="rId110">
-        <w:r>
-          <w:rPr>
-            <w:lang w:val="fr_FR" w:bidi="fr_FR"/>
-          </w:rPr>
-          <w:rPr>
-            <w:color w:val="0000EE"/>
-            <w:u w:val="single"/>
-          </w:rPr>
-          <w:t>2R 4.38–44</w:t>
-        </w:r>
-      </w:hyperlink>
+      <w:r>
+        <w:rPr>
+          <w:lang w:val="fr_FR" w:bidi="fr_FR"/>
+        </w:rPr>
+        <w:t>2R 4.38–44</w:t>
+      </w:r>
       <w:r>
         <w:rPr>
           <w:lang w:val="fr_FR" w:bidi="fr_FR"/>
@@ -2735,54 +2093,36 @@
         </w:rPr>
         <w:t>Dans le dessein de juger le royaume du Nord, Élisée oint Jéhu pour Israël et Hazaël pour l'armée d'Aram, versant de l'huile sacrée sur leurs têtes pour signifier qu'ils étaient choisis par Dieu. Élisée a aussi joué un rôle dans le plan de Dieu pour juger le royaume du Nord. Il a oint Jéhu pour Israël et Hazaël pour Aram (</w:t>
       </w:r>
-      <w:hyperlink r:id="rId111">
-        <w:r>
-          <w:rPr>
-            <w:lang w:val="fr_FR" w:bidi="fr_FR"/>
-          </w:rPr>
-          <w:rPr>
-            <w:color w:val="0000EE"/>
-            <w:u w:val="single"/>
-          </w:rPr>
-          <w:t>2R 8.7–15</w:t>
-        </w:r>
-      </w:hyperlink>
-      <w:r>
-        <w:rPr>
-          <w:lang w:val="fr_FR" w:bidi="fr_FR"/>
-        </w:rPr>
-        <w:t xml:space="preserve"> ; </w:t>
-      </w:r>
-      <w:hyperlink r:id="rId112">
-        <w:r>
-          <w:rPr>
-            <w:lang w:val="fr_FR" w:bidi="fr_FR"/>
-          </w:rPr>
-          <w:rPr>
-            <w:color w:val="0000EE"/>
-            <w:u w:val="single"/>
-          </w:rPr>
-          <w:t>9.1–13</w:t>
-        </w:r>
-      </w:hyperlink>
+      <w:r>
+        <w:rPr>
+          <w:lang w:val="fr_FR" w:bidi="fr_FR"/>
+        </w:rPr>
+        <w:t>2R 8.7–15</w:t>
+      </w:r>
+      <w:r>
+        <w:rPr>
+          <w:lang w:val="fr_FR" w:bidi="fr_FR"/>
+        </w:rPr>
+        <w:t xml:space="preserve"> ; </w:t>
+      </w:r>
+      <w:r>
+        <w:rPr>
+          <w:lang w:val="fr_FR" w:bidi="fr_FR"/>
+        </w:rPr>
+        <w:t>9.1–13</w:t>
+      </w:r>
       <w:r>
         <w:rPr>
           <w:lang w:val="fr_FR" w:bidi="fr_FR"/>
         </w:rPr>
         <w:t xml:space="preserve">), versant une huile sacrée sur leurs têtes pour signifier qu'ils étaient choisis par Dieu. Ces deux rois ont mis fin, de manière violente, au règne des dirigeants d'Israël qui favorisaient le culte de Baal (voir </w:t>
       </w:r>
-      <w:hyperlink r:id="rId113">
-        <w:r>
-          <w:rPr>
-            <w:lang w:val="fr_FR" w:bidi="fr_FR"/>
-          </w:rPr>
-          <w:rPr>
-            <w:color w:val="0000EE"/>
-            <w:u w:val="single"/>
-          </w:rPr>
-          <w:t>1R 19.15–18</w:t>
-        </w:r>
-      </w:hyperlink>
+      <w:r>
+        <w:rPr>
+          <w:lang w:val="fr_FR" w:bidi="fr_FR"/>
+        </w:rPr>
+        <w:t>1R 19.15–18</w:t>
+      </w:r>
       <w:r>
         <w:rPr>
           <w:lang w:val="fr_FR" w:bidi="fr_FR"/>
@@ -2821,18 +2161,12 @@
         </w:rPr>
         <w:t>Guérissait des personnes atteintes de lèpre (</w:t>
       </w:r>
-      <w:hyperlink r:id="rId114">
-        <w:r>
-          <w:rPr>
-            <w:lang w:val="fr_FR" w:bidi="fr_FR"/>
-          </w:rPr>
-          <w:rPr>
-            <w:color w:val="0000EE"/>
-            <w:u w:val="single"/>
-          </w:rPr>
-          <w:t>Mt 8.1–4</w:t>
-        </w:r>
-      </w:hyperlink>
+      <w:r>
+        <w:rPr>
+          <w:lang w:val="fr_FR" w:bidi="fr_FR"/>
+        </w:rPr>
+        <w:t>Mt 8.1–4</w:t>
+      </w:r>
       <w:r>
         <w:rPr>
           <w:lang w:val="fr_FR" w:bidi="fr_FR"/>
@@ -2857,54 +2191,36 @@
         </w:rPr>
         <w:t>Ramenait des morts à la vie (</w:t>
       </w:r>
-      <w:hyperlink r:id="rId115">
-        <w:r>
-          <w:rPr>
-            <w:lang w:val="fr_FR" w:bidi="fr_FR"/>
-          </w:rPr>
-          <w:rPr>
-            <w:color w:val="0000EE"/>
-            <w:u w:val="single"/>
-          </w:rPr>
-          <w:t>Mc 5.21–43</w:t>
-        </w:r>
-      </w:hyperlink>
-      <w:r>
-        <w:rPr>
-          <w:lang w:val="fr_FR" w:bidi="fr_FR"/>
-        </w:rPr>
-        <w:t xml:space="preserve"> ; </w:t>
-      </w:r>
-      <w:hyperlink r:id="rId116">
-        <w:r>
-          <w:rPr>
-            <w:lang w:val="fr_FR" w:bidi="fr_FR"/>
-          </w:rPr>
-          <w:rPr>
-            <w:color w:val="0000EE"/>
-            <w:u w:val="single"/>
-          </w:rPr>
-          <w:t>Lc 7.11–17</w:t>
-        </w:r>
-      </w:hyperlink>
-      <w:r>
-        <w:rPr>
-          <w:lang w:val="fr_FR" w:bidi="fr_FR"/>
-        </w:rPr>
-        <w:t xml:space="preserve"> ; </w:t>
-      </w:r>
-      <w:hyperlink r:id="rId117">
-        <w:r>
-          <w:rPr>
-            <w:lang w:val="fr_FR" w:bidi="fr_FR"/>
-          </w:rPr>
-          <w:rPr>
-            <w:color w:val="0000EE"/>
-            <w:u w:val="single"/>
-          </w:rPr>
-          <w:t>Jn 11.1–44</w:t>
-        </w:r>
-      </w:hyperlink>
+      <w:r>
+        <w:rPr>
+          <w:lang w:val="fr_FR" w:bidi="fr_FR"/>
+        </w:rPr>
+        <w:t>Mc 5.21–43</w:t>
+      </w:r>
+      <w:r>
+        <w:rPr>
+          <w:lang w:val="fr_FR" w:bidi="fr_FR"/>
+        </w:rPr>
+        <w:t xml:space="preserve"> ; </w:t>
+      </w:r>
+      <w:r>
+        <w:rPr>
+          <w:lang w:val="fr_FR" w:bidi="fr_FR"/>
+        </w:rPr>
+        <w:t>Lc 7.11–17</w:t>
+      </w:r>
+      <w:r>
+        <w:rPr>
+          <w:lang w:val="fr_FR" w:bidi="fr_FR"/>
+        </w:rPr>
+        <w:t xml:space="preserve"> ; </w:t>
+      </w:r>
+      <w:r>
+        <w:rPr>
+          <w:lang w:val="fr_FR" w:bidi="fr_FR"/>
+        </w:rPr>
+        <w:t>Jn 11.1–44</w:t>
+      </w:r>
       <w:r>
         <w:rPr>
           <w:lang w:val="fr_FR" w:bidi="fr_FR"/>
@@ -2929,36 +2245,24 @@
         </w:rPr>
         <w:t>Pourvoyait à de la nourriture de manière miraculeuse (</w:t>
       </w:r>
-      <w:hyperlink r:id="rId118">
-        <w:r>
-          <w:rPr>
-            <w:lang w:val="fr_FR" w:bidi="fr_FR"/>
-          </w:rPr>
-          <w:rPr>
-            <w:color w:val="0000EE"/>
-            <w:u w:val="single"/>
-          </w:rPr>
-          <w:t>Mt 14.13–21</w:t>
-        </w:r>
-      </w:hyperlink>
-      <w:r>
-        <w:rPr>
-          <w:lang w:val="fr_FR" w:bidi="fr_FR"/>
-        </w:rPr>
-        <w:t xml:space="preserve"> ; </w:t>
-      </w:r>
-      <w:hyperlink r:id="rId119">
-        <w:r>
-          <w:rPr>
-            <w:lang w:val="fr_FR" w:bidi="fr_FR"/>
-          </w:rPr>
-          <w:rPr>
-            <w:color w:val="0000EE"/>
-            <w:u w:val="single"/>
-          </w:rPr>
-          <w:t>15.32–38</w:t>
-        </w:r>
-      </w:hyperlink>
+      <w:r>
+        <w:rPr>
+          <w:lang w:val="fr_FR" w:bidi="fr_FR"/>
+        </w:rPr>
+        <w:t>Mt 14.13–21</w:t>
+      </w:r>
+      <w:r>
+        <w:rPr>
+          <w:lang w:val="fr_FR" w:bidi="fr_FR"/>
+        </w:rPr>
+        <w:t xml:space="preserve"> ; </w:t>
+      </w:r>
+      <w:r>
+        <w:rPr>
+          <w:lang w:val="fr_FR" w:bidi="fr_FR"/>
+        </w:rPr>
+        <w:t>15.32–38</w:t>
+      </w:r>
       <w:r>
         <w:rPr>
           <w:lang w:val="fr_FR" w:bidi="fr_FR"/>
@@ -2979,18 +2283,12 @@
         </w:rPr>
         <w:t>Jésus lui-même mentionna la guérison de Naaman pour montrer que la miséricorde de Dieu s'étendait aussi aux païens (</w:t>
       </w:r>
-      <w:hyperlink r:id="rId120">
-        <w:r>
-          <w:rPr>
-            <w:lang w:val="fr_FR" w:bidi="fr_FR"/>
-          </w:rPr>
-          <w:rPr>
-            <w:color w:val="0000EE"/>
-            <w:u w:val="single"/>
-          </w:rPr>
-          <w:t>Lc 4.27</w:t>
-        </w:r>
-      </w:hyperlink>
+      <w:r>
+        <w:rPr>
+          <w:lang w:val="fr_FR" w:bidi="fr_FR"/>
+        </w:rPr>
+        <w:t>Lc 4.27</w:t>
+      </w:r>
       <w:r>
         <w:rPr>
           <w:lang w:val="fr_FR" w:bidi="fr_FR"/>
@@ -3020,72 +2318,48 @@
           <w:lang w:val="fr_FR" w:bidi="fr_FR"/>
         </w:rPr>
       </w:r>
-      <w:hyperlink r:id="rId102">
-        <w:r>
-          <w:rPr>
-            <w:lang w:val="fr_FR" w:bidi="fr_FR"/>
-          </w:rPr>
-          <w:rPr>
-            <w:color w:val="0000EE"/>
-            <w:u w:val="single"/>
-          </w:rPr>
-          <w:t>1R 19.15–21</w:t>
-        </w:r>
-      </w:hyperlink>
-      <w:r>
-        <w:rPr>
-          <w:lang w:val="fr_FR" w:bidi="fr_FR"/>
-        </w:rPr>
-        <w:t xml:space="preserve"> ; </w:t>
-      </w:r>
-      <w:hyperlink r:id="rId71">
-        <w:r>
-          <w:rPr>
-            <w:lang w:val="fr_FR" w:bidi="fr_FR"/>
-          </w:rPr>
-          <w:rPr>
-            <w:color w:val="0000EE"/>
-            <w:u w:val="single"/>
-          </w:rPr>
-          <w:t>2R 2.1–9.13</w:t>
-        </w:r>
-      </w:hyperlink>
-      <w:r>
-        <w:rPr>
-          <w:lang w:val="fr_FR" w:bidi="fr_FR"/>
-        </w:rPr>
-        <w:t xml:space="preserve"> ; </w:t>
-      </w:r>
-      <w:hyperlink r:id="rId121">
-        <w:r>
-          <w:rPr>
-            <w:lang w:val="fr_FR" w:bidi="fr_FR"/>
-          </w:rPr>
-          <w:rPr>
-            <w:color w:val="0000EE"/>
-            <w:u w:val="single"/>
-          </w:rPr>
-          <w:t>13.14–21</w:t>
-        </w:r>
-      </w:hyperlink>
-      <w:r>
-        <w:rPr>
-          <w:lang w:val="fr_FR" w:bidi="fr_FR"/>
-        </w:rPr>
-        <w:t xml:space="preserve"> ; </w:t>
-      </w:r>
-      <w:hyperlink r:id="rId120">
-        <w:r>
-          <w:rPr>
-            <w:lang w:val="fr_FR" w:bidi="fr_FR"/>
-          </w:rPr>
-          <w:rPr>
-            <w:color w:val="0000EE"/>
-            <w:u w:val="single"/>
-          </w:rPr>
-          <w:t>Lc 4.27</w:t>
-        </w:r>
-      </w:hyperlink>
+      <w:r>
+        <w:rPr>
+          <w:lang w:val="fr_FR" w:bidi="fr_FR"/>
+        </w:rPr>
+        <w:t>1R 19.15–21</w:t>
+      </w:r>
+      <w:r>
+        <w:rPr>
+          <w:lang w:val="fr_FR" w:bidi="fr_FR"/>
+        </w:rPr>
+        <w:t xml:space="preserve"> ; </w:t>
+      </w:r>
+      <w:r>
+        <w:rPr>
+          <w:lang w:val="fr_FR" w:bidi="fr_FR"/>
+        </w:rPr>
+        <w:t>2R 2.1–9.13</w:t>
+      </w:r>
+      <w:r>
+        <w:rPr>
+          <w:lang w:val="fr_FR" w:bidi="fr_FR"/>
+        </w:rPr>
+        <w:t xml:space="preserve"> ; </w:t>
+      </w:r>
+      <w:r>
+        <w:rPr>
+          <w:lang w:val="fr_FR" w:bidi="fr_FR"/>
+        </w:rPr>
+        <w:t>13.14–21</w:t>
+      </w:r>
+      <w:r>
+        <w:rPr>
+          <w:lang w:val="fr_FR" w:bidi="fr_FR"/>
+        </w:rPr>
+        <w:t xml:space="preserve"> ; </w:t>
+      </w:r>
+      <w:r>
+        <w:rPr>
+          <w:lang w:val="fr_FR" w:bidi="fr_FR"/>
+        </w:rPr>
+        <w:t>Lc 4.27</w:t>
+      </w:r>
       <w:r>
         <w:rPr>
           <w:lang w:val="fr_FR" w:bidi="fr_FR"/>
@@ -3157,18 +2431,13 @@
         </w:rPr>
         <w:t xml:space="preserve">Voir </w:t>
       </w:r>
-      <w:hyperlink r:id="rId122">
-        <w:r>
-          <w:rPr>
-            <w:lang w:val="fr_FR" w:bidi="fr_FR"/>
-          </w:rPr>
-          <w:rPr>
-            <w:color w:val="0000EE"/>
-            <w:u w:val="single"/>
-          </w:rPr>
-          <w:t>Lc 2.1</w:t>
-        </w:r>
-      </w:hyperlink>
+      <w:r>
+        <w:rPr>
+          <w:i/>
+          <w:lang w:val="fr_FR" w:bidi="fr_FR"/>
+        </w:rPr>
+        <w:t>Lc 2.1</w:t>
+      </w:r>
       <w:r>
         <w:rPr>
           <w:lang w:val="fr_FR" w:bidi="fr_FR"/>
@@ -3208,37 +2477,27 @@
         </w:rPr>
         <w:t xml:space="preserve">Voir </w:t>
       </w:r>
-      <w:hyperlink r:id="rId123">
-        <w:r>
-          <w:rPr>
-            <w:lang w:val="fr_FR" w:bidi="fr_FR"/>
-          </w:rPr>
-          <w:rPr>
-            <w:color w:val="0000EE"/>
-            <w:u w:val="single"/>
-          </w:rPr>
-          <w:t>Lc 3.1</w:t>
-        </w:r>
-      </w:hyperlink>
       <w:r>
         <w:rPr>
           <w:i/>
           <w:lang w:val="fr_FR" w:bidi="fr_FR"/>
         </w:rPr>
-        <w:t xml:space="preserve"> ; </w:t>
-      </w:r>
-      <w:hyperlink r:id="rId124">
-        <w:r>
-          <w:rPr>
-            <w:lang w:val="fr_FR" w:bidi="fr_FR"/>
-          </w:rPr>
-          <w:rPr>
-            <w:color w:val="0000EE"/>
-            <w:u w:val="single"/>
-          </w:rPr>
-          <w:t>Jn 19.12</w:t>
-        </w:r>
-      </w:hyperlink>
+        <w:t>Lc 3.1</w:t>
+      </w:r>
+      <w:r>
+        <w:rPr>
+          <w:i/>
+          <w:lang w:val="fr_FR" w:bidi="fr_FR"/>
+        </w:rPr>
+        <w:t xml:space="preserve"> ; </w:t>
+      </w:r>
+      <w:r>
+        <w:rPr>
+          <w:i/>
+          <w:lang w:val="fr_FR" w:bidi="fr_FR"/>
+        </w:rPr>
+        <w:t>Jn 19.12</w:t>
+      </w:r>
       <w:r>
         <w:rPr>
           <w:lang w:val="fr_FR" w:bidi="fr_FR"/>
@@ -3322,18 +2581,13 @@
         </w:rPr>
         <w:t xml:space="preserve">Voir </w:t>
       </w:r>
-      <w:hyperlink r:id="rId125">
-        <w:r>
-          <w:rPr>
-            <w:lang w:val="fr_FR" w:bidi="fr_FR"/>
-          </w:rPr>
-          <w:rPr>
-            <w:color w:val="0000EE"/>
-            <w:u w:val="single"/>
-          </w:rPr>
-          <w:t>Ac 18.2</w:t>
-        </w:r>
-      </w:hyperlink>
+      <w:r>
+        <w:rPr>
+          <w:i/>
+          <w:lang w:val="fr_FR" w:bidi="fr_FR"/>
+        </w:rPr>
+        <w:t>Ac 18.2</w:t>
+      </w:r>
       <w:r>
         <w:rPr>
           <w:lang w:val="fr_FR" w:bidi="fr_FR"/>
@@ -3373,37 +2627,27 @@
         </w:rPr>
         <w:t xml:space="preserve">Voir </w:t>
       </w:r>
-      <w:hyperlink r:id="rId126">
-        <w:r>
-          <w:rPr>
-            <w:lang w:val="fr_FR" w:bidi="fr_FR"/>
-          </w:rPr>
-          <w:rPr>
-            <w:color w:val="0000EE"/>
-            <w:u w:val="single"/>
-          </w:rPr>
-          <w:t>Ac 25.11</w:t>
-        </w:r>
-      </w:hyperlink>
       <w:r>
         <w:rPr>
           <w:i/>
           <w:lang w:val="fr_FR" w:bidi="fr_FR"/>
         </w:rPr>
-        <w:t xml:space="preserve"> ; </w:t>
-      </w:r>
-      <w:hyperlink r:id="rId127">
-        <w:r>
-          <w:rPr>
-            <w:lang w:val="fr_FR" w:bidi="fr_FR"/>
-          </w:rPr>
-          <w:rPr>
-            <w:color w:val="0000EE"/>
-            <w:u w:val="single"/>
-          </w:rPr>
-          <w:t>Rm 13.1–7</w:t>
-        </w:r>
-      </w:hyperlink>
+        <w:t>Ac 25.11</w:t>
+      </w:r>
+      <w:r>
+        <w:rPr>
+          <w:i/>
+          <w:lang w:val="fr_FR" w:bidi="fr_FR"/>
+        </w:rPr>
+        <w:t xml:space="preserve"> ; </w:t>
+      </w:r>
+      <w:r>
+        <w:rPr>
+          <w:i/>
+          <w:lang w:val="fr_FR" w:bidi="fr_FR"/>
+        </w:rPr>
+        <w:t>Rm 13.1–7</w:t>
+      </w:r>
       <w:r>
         <w:rPr>
           <w:lang w:val="fr_FR" w:bidi="fr_FR"/>
@@ -3508,18 +2752,12 @@
           <w:lang w:val="fr_FR" w:bidi="fr_FR"/>
         </w:rPr>
       </w:r>
-      <w:hyperlink r:id="rId128">
-        <w:r>
-          <w:rPr>
-            <w:lang w:val="fr_FR" w:bidi="fr_FR"/>
-          </w:rPr>
-          <w:rPr>
-            <w:color w:val="0000EE"/>
-            <w:u w:val="single"/>
-          </w:rPr>
-          <w:t>Ap 17.9–11</w:t>
-        </w:r>
-      </w:hyperlink>
+      <w:r>
+        <w:rPr>
+          <w:lang w:val="fr_FR" w:bidi="fr_FR"/>
+        </w:rPr>
+        <w:t>Ap 17.9–11</w:t>
+      </w:r>
       <w:r>
         <w:rPr>
           <w:lang w:val="fr_FR" w:bidi="fr_FR"/>
@@ -3568,18 +2806,12 @@
         </w:rPr>
         <w:t>Éphèse se trouvait au carrefour des grandes routes commerciales, tant nord-sud qu'est-ouest, et était renommée comme « gardienne » du temple de Diane (</w:t>
       </w:r>
-      <w:hyperlink r:id="rId129">
-        <w:r>
-          <w:rPr>
-            <w:lang w:val="fr_FR" w:bidi="fr_FR"/>
-          </w:rPr>
-          <w:rPr>
-            <w:color w:val="0000EE"/>
-            <w:u w:val="single"/>
-          </w:rPr>
-          <w:t>Ac 19.35</w:t>
-        </w:r>
-      </w:hyperlink>
+      <w:r>
+        <w:rPr>
+          <w:lang w:val="fr_FR" w:bidi="fr_FR"/>
+        </w:rPr>
+        <w:t>Ac 19.35</w:t>
+      </w:r>
       <w:r>
         <w:rPr>
           <w:lang w:val="fr_FR" w:bidi="fr_FR"/>
@@ -3628,54 +2860,36 @@
         </w:rPr>
         <w:t>Lorsque Paul arriva à Éphèse lors de son troisième voyage missionnaire, en 53 après J.-C., la ville était déjà établie depuis plus de mille ans (</w:t>
       </w:r>
-      <w:hyperlink r:id="rId130">
-        <w:r>
-          <w:rPr>
-            <w:lang w:val="fr_FR" w:bidi="fr_FR"/>
-          </w:rPr>
-          <w:rPr>
-            <w:color w:val="0000EE"/>
-            <w:u w:val="single"/>
-          </w:rPr>
-          <w:t>Ac 19</w:t>
-        </w:r>
-      </w:hyperlink>
+      <w:r>
+        <w:rPr>
+          <w:lang w:val="fr_FR" w:bidi="fr_FR"/>
+        </w:rPr>
+        <w:t>Ac 19</w:t>
+      </w:r>
       <w:r>
         <w:rPr>
           <w:lang w:val="fr_FR" w:bidi="fr_FR"/>
         </w:rPr>
         <w:t>). Les habitants étaient profondément dévoués à leur déesse patronne et à son temple. À mesure que de plus en plus de personnes accueillaient le message de Paul, les affaires des fabricants et vendeurs de statues de Diane en furent affectées, suscitant leur colère et déclenchant une émeute qui faillit coûter la vie à Paul (</w:t>
       </w:r>
-      <w:hyperlink r:id="rId131">
-        <w:r>
-          <w:rPr>
-            <w:lang w:val="fr_FR" w:bidi="fr_FR"/>
-          </w:rPr>
-          <w:rPr>
-            <w:color w:val="0000EE"/>
-            <w:u w:val="single"/>
-          </w:rPr>
-          <w:t>Ac 19.24</w:t>
-        </w:r>
-      </w:hyperlink>
+      <w:r>
+        <w:rPr>
+          <w:lang w:val="fr_FR" w:bidi="fr_FR"/>
+        </w:rPr>
+        <w:t>Ac 19.24</w:t>
+      </w:r>
       <w:r>
         <w:rPr>
           <w:lang w:val="fr_FR" w:bidi="fr_FR"/>
         </w:rPr>
         <w:t xml:space="preserve">, </w:t>
       </w:r>
-      <w:hyperlink r:id="rId132">
-        <w:r>
-          <w:rPr>
-            <w:lang w:val="fr_FR" w:bidi="fr_FR"/>
-          </w:rPr>
-          <w:rPr>
-            <w:color w:val="0000EE"/>
-            <w:u w:val="single"/>
-          </w:rPr>
-          <w:t>28–31</w:t>
-        </w:r>
-      </w:hyperlink>
+      <w:r>
+        <w:rPr>
+          <w:lang w:val="fr_FR" w:bidi="fr_FR"/>
+        </w:rPr>
+        <w:t>28–31</w:t>
+      </w:r>
       <w:r>
         <w:rPr>
           <w:lang w:val="fr_FR" w:bidi="fr_FR"/>
@@ -3708,18 +2922,12 @@
         </w:rPr>
         <w:t>, « contexte »). Toutefois, Paul avertit les dirigeants de l'église d'Éphèse de la menace que représentaient les faux enseignants (</w:t>
       </w:r>
-      <w:hyperlink r:id="rId133">
-        <w:r>
-          <w:rPr>
-            <w:lang w:val="fr_FR" w:bidi="fr_FR"/>
-          </w:rPr>
-          <w:rPr>
-            <w:color w:val="0000EE"/>
-            <w:u w:val="single"/>
-          </w:rPr>
-          <w:t>Ac 20.29–31</w:t>
-        </w:r>
-      </w:hyperlink>
+      <w:r>
+        <w:rPr>
+          <w:lang w:val="fr_FR" w:bidi="fr_FR"/>
+        </w:rPr>
+        <w:t>Ac 20.29–31</w:t>
+      </w:r>
       <w:r>
         <w:rPr>
           <w:lang w:val="fr_FR" w:bidi="fr_FR"/>
@@ -3740,54 +2948,36 @@
         </w:rPr>
         <w:t>L'apôtre Jean s'établit probablement à Éphèse vers l'an 70, avant d'être exilé sur l'île de Patmos (</w:t>
       </w:r>
-      <w:hyperlink r:id="rId134">
-        <w:r>
-          <w:rPr>
-            <w:lang w:val="fr_FR" w:bidi="fr_FR"/>
-          </w:rPr>
-          <w:rPr>
-            <w:color w:val="0000EE"/>
-            <w:u w:val="single"/>
-          </w:rPr>
-          <w:t>Ap 1.9</w:t>
-        </w:r>
-      </w:hyperlink>
+      <w:r>
+        <w:rPr>
+          <w:lang w:val="fr_FR" w:bidi="fr_FR"/>
+        </w:rPr>
+        <w:t>Ap 1.9</w:t>
+      </w:r>
       <w:r>
         <w:rPr>
           <w:lang w:val="fr_FR" w:bidi="fr_FR"/>
         </w:rPr>
         <w:t>), où il écrivit vraisemblablement l'Apocalypse, aux alentours des années 90. À cette époque, l'amour et les bonnes œuvres manifestés par cette communauté chrétienne et loués dans la lettre aux Éphésiens avaient en grande partie disparu (</w:t>
       </w:r>
-      <w:hyperlink r:id="rId135">
-        <w:r>
-          <w:rPr>
-            <w:lang w:val="fr_FR" w:bidi="fr_FR"/>
-          </w:rPr>
-          <w:rPr>
-            <w:color w:val="0000EE"/>
-            <w:u w:val="single"/>
-          </w:rPr>
-          <w:t>Ap 2.4</w:t>
-        </w:r>
-      </w:hyperlink>
+      <w:r>
+        <w:rPr>
+          <w:lang w:val="fr_FR" w:bidi="fr_FR"/>
+        </w:rPr>
+        <w:t>Ap 2.4</w:t>
+      </w:r>
       <w:r>
         <w:rPr>
           <w:lang w:val="fr_FR" w:bidi="fr_FR"/>
         </w:rPr>
         <w:t xml:space="preserve">). Selon Irénée, un père de l'Eglise du deuxième siècle, Jean, est revenu à Éphèse après son séjour à Patmos. Il y serait demeuré jusqu'à sa mort, survenue sous le règne de Trajan (98–117). La tradition rapporte même que Marie, la mère de Jésus, y passa ses derniers jours sous les bons soins de Jean (voir </w:t>
       </w:r>
-      <w:hyperlink r:id="rId136">
-        <w:r>
-          <w:rPr>
-            <w:lang w:val="fr_FR" w:bidi="fr_FR"/>
-          </w:rPr>
-          <w:rPr>
-            <w:color w:val="0000EE"/>
-            <w:u w:val="single"/>
-          </w:rPr>
-          <w:t>Jn 19.25–27</w:t>
-        </w:r>
-      </w:hyperlink>
+      <w:r>
+        <w:rPr>
+          <w:lang w:val="fr_FR" w:bidi="fr_FR"/>
+        </w:rPr>
+        <w:t>Jn 19.25–27</w:t>
+      </w:r>
       <w:r>
         <w:rPr>
           <w:lang w:val="fr_FR" w:bidi="fr_FR"/>
@@ -3820,18 +3010,12 @@
         </w:rPr>
         <w:t xml:space="preserve"> » (</w:t>
       </w:r>
-      <w:hyperlink r:id="rId137">
-        <w:r>
-          <w:rPr>
-            <w:lang w:val="fr_FR" w:bidi="fr_FR"/>
-          </w:rPr>
-          <w:rPr>
-            <w:color w:val="0000EE"/>
-            <w:u w:val="single"/>
-          </w:rPr>
-          <w:t>Ac 19.26</w:t>
-        </w:r>
-      </w:hyperlink>
+      <w:r>
+        <w:rPr>
+          <w:lang w:val="fr_FR" w:bidi="fr_FR"/>
+        </w:rPr>
+        <w:t>Ac 19.26</w:t>
+      </w:r>
       <w:r>
         <w:rPr>
           <w:lang w:val="fr_FR" w:bidi="fr_FR"/>
@@ -3861,72 +3045,48 @@
           <w:lang w:val="fr_FR" w:bidi="fr_FR"/>
         </w:rPr>
       </w:r>
-      <w:hyperlink r:id="rId138">
-        <w:r>
-          <w:rPr>
-            <w:lang w:val="fr_FR" w:bidi="fr_FR"/>
-          </w:rPr>
-          <w:rPr>
-            <w:color w:val="0000EE"/>
-            <w:u w:val="single"/>
-          </w:rPr>
-          <w:t>Ac 18.19–19.41</w:t>
-        </w:r>
-      </w:hyperlink>
-      <w:r>
-        <w:rPr>
-          <w:lang w:val="fr_FR" w:bidi="fr_FR"/>
-        </w:rPr>
-        <w:t xml:space="preserve"> ; </w:t>
-      </w:r>
-      <w:hyperlink r:id="rId139">
-        <w:r>
-          <w:rPr>
-            <w:lang w:val="fr_FR" w:bidi="fr_FR"/>
-          </w:rPr>
-          <w:rPr>
-            <w:color w:val="0000EE"/>
-            <w:u w:val="single"/>
-          </w:rPr>
-          <w:t>20.16–38</w:t>
-        </w:r>
-      </w:hyperlink>
-      <w:r>
-        <w:rPr>
-          <w:lang w:val="fr_FR" w:bidi="fr_FR"/>
-        </w:rPr>
-        <w:t xml:space="preserve"> ; </w:t>
-      </w:r>
-      <w:hyperlink r:id="rId140">
-        <w:r>
-          <w:rPr>
-            <w:lang w:val="fr_FR" w:bidi="fr_FR"/>
-          </w:rPr>
-          <w:rPr>
-            <w:color w:val="0000EE"/>
-            <w:u w:val="single"/>
-          </w:rPr>
-          <w:t>Ep 1.1</w:t>
-        </w:r>
-      </w:hyperlink>
-      <w:r>
-        <w:rPr>
-          <w:lang w:val="fr_FR" w:bidi="fr_FR"/>
-        </w:rPr>
-        <w:t xml:space="preserve"> ; </w:t>
-      </w:r>
-      <w:hyperlink r:id="rId141">
-        <w:r>
-          <w:rPr>
-            <w:lang w:val="fr_FR" w:bidi="fr_FR"/>
-          </w:rPr>
-          <w:rPr>
-            <w:color w:val="0000EE"/>
-            <w:u w:val="single"/>
-          </w:rPr>
-          <w:t>Ap 2.1–7</w:t>
-        </w:r>
-      </w:hyperlink>
+      <w:r>
+        <w:rPr>
+          <w:lang w:val="fr_FR" w:bidi="fr_FR"/>
+        </w:rPr>
+        <w:t>Ac 18.19–19.41</w:t>
+      </w:r>
+      <w:r>
+        <w:rPr>
+          <w:lang w:val="fr_FR" w:bidi="fr_FR"/>
+        </w:rPr>
+        <w:t xml:space="preserve"> ; </w:t>
+      </w:r>
+      <w:r>
+        <w:rPr>
+          <w:lang w:val="fr_FR" w:bidi="fr_FR"/>
+        </w:rPr>
+        <w:t>20.16–38</w:t>
+      </w:r>
+      <w:r>
+        <w:rPr>
+          <w:lang w:val="fr_FR" w:bidi="fr_FR"/>
+        </w:rPr>
+        <w:t xml:space="preserve"> ; </w:t>
+      </w:r>
+      <w:r>
+        <w:rPr>
+          <w:lang w:val="fr_FR" w:bidi="fr_FR"/>
+        </w:rPr>
+        <w:t>Ep 1.1</w:t>
+      </w:r>
+      <w:r>
+        <w:rPr>
+          <w:lang w:val="fr_FR" w:bidi="fr_FR"/>
+        </w:rPr>
+        <w:t xml:space="preserve"> ; </w:t>
+      </w:r>
+      <w:r>
+        <w:rPr>
+          <w:lang w:val="fr_FR" w:bidi="fr_FR"/>
+        </w:rPr>
+        <w:t>Ap 2.1–7</w:t>
+      </w:r>
       <w:r>
         <w:rPr>
           <w:lang w:val="fr_FR" w:bidi="fr_FR"/>
@@ -3975,72 +3135,48 @@
         </w:rPr>
         <w:t>Ésaïe était un prophète de Juda durant les règnes d'Ozias, Jotham, Achaz et Ézéchias. Fils d'Amots (</w:t>
       </w:r>
-      <w:hyperlink r:id="rId142">
-        <w:r>
-          <w:rPr>
-            <w:lang w:val="fr_FR" w:bidi="fr_FR"/>
-          </w:rPr>
-          <w:rPr>
-            <w:color w:val="0000EE"/>
-            <w:u w:val="single"/>
-          </w:rPr>
-          <w:t>Es 1.1</w:t>
-        </w:r>
-      </w:hyperlink>
+      <w:r>
+        <w:rPr>
+          <w:lang w:val="fr_FR" w:bidi="fr_FR"/>
+        </w:rPr>
+        <w:t>Es 1.1</w:t>
+      </w:r>
       <w:r>
         <w:rPr>
           <w:lang w:val="fr_FR" w:bidi="fr_FR"/>
         </w:rPr>
         <w:t>), il pourrait avoir été apparenté au roi Amatsia. Installé à Jérusalem, il bénéficiait d'une solide éducation et comprenait bien la nature humaine. Son ministère prophétique s'est étendu sur une longue période, d’environ 740 à 685 av. J.-C. Conseiller politique et religieux de Juda, il avait un accès particulier aux souverains et exerçait probablement la fonction d'historien de la cour (</w:t>
       </w:r>
-      <w:hyperlink r:id="rId143">
-        <w:r>
-          <w:rPr>
-            <w:lang w:val="fr_FR" w:bidi="fr_FR"/>
-          </w:rPr>
-          <w:rPr>
-            <w:color w:val="0000EE"/>
-            <w:u w:val="single"/>
-          </w:rPr>
-          <w:t>2Ch 26.22</w:t>
-        </w:r>
-      </w:hyperlink>
-      <w:r>
-        <w:rPr>
-          <w:lang w:val="fr_FR" w:bidi="fr_FR"/>
-        </w:rPr>
-        <w:t xml:space="preserve"> ; </w:t>
-      </w:r>
-      <w:hyperlink r:id="rId144">
-        <w:r>
-          <w:rPr>
-            <w:lang w:val="fr_FR" w:bidi="fr_FR"/>
-          </w:rPr>
-          <w:rPr>
-            <w:color w:val="0000EE"/>
-            <w:u w:val="single"/>
-          </w:rPr>
-          <w:t>32.32</w:t>
-        </w:r>
-      </w:hyperlink>
+      <w:r>
+        <w:rPr>
+          <w:lang w:val="fr_FR" w:bidi="fr_FR"/>
+        </w:rPr>
+        <w:t>2Ch 26.22</w:t>
+      </w:r>
+      <w:r>
+        <w:rPr>
+          <w:lang w:val="fr_FR" w:bidi="fr_FR"/>
+        </w:rPr>
+        <w:t xml:space="preserve"> ; </w:t>
+      </w:r>
+      <w:r>
+        <w:rPr>
+          <w:lang w:val="fr_FR" w:bidi="fr_FR"/>
+        </w:rPr>
+        <w:t>32.32</w:t>
+      </w:r>
       <w:r>
         <w:rPr>
           <w:lang w:val="fr_FR" w:bidi="fr_FR"/>
         </w:rPr>
         <w:t xml:space="preserve">). L'épouse d'Ésaïe était qualifiée de « prophétesse » (voir la note d'étude sur </w:t>
       </w:r>
-      <w:hyperlink r:id="rId145">
-        <w:r>
-          <w:rPr>
-            <w:lang w:val="fr_FR" w:bidi="fr_FR"/>
-          </w:rPr>
-          <w:rPr>
-            <w:color w:val="0000EE"/>
-            <w:u w:val="single"/>
-          </w:rPr>
-          <w:t>Es 8.3</w:t>
-        </w:r>
-      </w:hyperlink>
+      <w:r>
+        <w:rPr>
+          <w:lang w:val="fr_FR" w:bidi="fr_FR"/>
+        </w:rPr>
+        <w:t>Es 8.3</w:t>
+      </w:r>
       <w:r>
         <w:rPr>
           <w:lang w:val="fr_FR" w:bidi="fr_FR"/>
@@ -4059,36 +3195,24 @@
         </w:rPr>
         <w:t xml:space="preserve"> (</w:t>
       </w:r>
-      <w:hyperlink r:id="rId146">
-        <w:r>
-          <w:rPr>
-            <w:lang w:val="fr_FR" w:bidi="fr_FR"/>
-          </w:rPr>
-          <w:rPr>
-            <w:color w:val="0000EE"/>
-            <w:u w:val="single"/>
-          </w:rPr>
-          <w:t>Es 7.3</w:t>
-        </w:r>
-      </w:hyperlink>
+      <w:r>
+        <w:rPr>
+          <w:lang w:val="fr_FR" w:bidi="fr_FR"/>
+        </w:rPr>
+        <w:t>Es 7.3</w:t>
+      </w:r>
       <w:r>
         <w:rPr>
           <w:lang w:val="fr_FR" w:bidi="fr_FR"/>
         </w:rPr>
         <w:t xml:space="preserve"> ;</w:t>
       </w:r>
-      <w:hyperlink r:id="rId145">
-        <w:r>
-          <w:rPr>
-            <w:lang w:val="fr_FR" w:bidi="fr_FR"/>
-          </w:rPr>
-          <w:rPr>
-            <w:color w:val="0000EE"/>
-            <w:u w:val="single"/>
-          </w:rPr>
-          <w:t xml:space="preserve"> 8.3</w:t>
-        </w:r>
-      </w:hyperlink>
+      <w:r>
+        <w:rPr>
+          <w:lang w:val="fr_FR" w:bidi="fr_FR"/>
+        </w:rPr>
+        <w:t xml:space="preserve"> 8.3</w:t>
+      </w:r>
       <w:r>
         <w:rPr>
           <w:lang w:val="fr_FR" w:bidi="fr_FR"/>
@@ -4109,108 +3233,72 @@
         </w:rPr>
         <w:t>Ésaïe dénonçait les injustices sociales et politiques. Il s’opposait aux devins, admonestait les rois pour leur obstination et leur indifférence, et condamnait les riches et les puissants qui négligeaient leurs responsabilités. Il appelait tous à demeurer fidèles à l'alliance de Dieu. Il s'élevait contre l'idolâtrie cananéenne et les pratiques religieuses dénuées de sincérité (</w:t>
       </w:r>
-      <w:hyperlink r:id="rId147">
-        <w:r>
-          <w:rPr>
-            <w:lang w:val="fr_FR" w:bidi="fr_FR"/>
-          </w:rPr>
-          <w:rPr>
-            <w:color w:val="0000EE"/>
-            <w:u w:val="single"/>
-          </w:rPr>
-          <w:t>Es 1.10–17</w:t>
-        </w:r>
-      </w:hyperlink>
-      <w:r>
-        <w:rPr>
-          <w:lang w:val="fr_FR" w:bidi="fr_FR"/>
-        </w:rPr>
-        <w:t xml:space="preserve"> ; </w:t>
-      </w:r>
-      <w:hyperlink r:id="rId148">
-        <w:r>
-          <w:rPr>
-            <w:lang w:val="fr_FR" w:bidi="fr_FR"/>
-          </w:rPr>
-          <w:rPr>
-            <w:color w:val="0000EE"/>
-            <w:u w:val="single"/>
-          </w:rPr>
-          <w:t>29.13</w:t>
-        </w:r>
-      </w:hyperlink>
+      <w:r>
+        <w:rPr>
+          <w:lang w:val="fr_FR" w:bidi="fr_FR"/>
+        </w:rPr>
+        <w:t>Es 1.10–17</w:t>
+      </w:r>
+      <w:r>
+        <w:rPr>
+          <w:lang w:val="fr_FR" w:bidi="fr_FR"/>
+        </w:rPr>
+        <w:t xml:space="preserve"> ; </w:t>
+      </w:r>
+      <w:r>
+        <w:rPr>
+          <w:lang w:val="fr_FR" w:bidi="fr_FR"/>
+        </w:rPr>
+        <w:t>29.13</w:t>
+      </w:r>
       <w:r>
         <w:rPr>
           <w:lang w:val="fr_FR" w:bidi="fr_FR"/>
         </w:rPr>
         <w:t>). Il annonçait le jugement divin et affirmait que seuls quelques justes subsisteraient (</w:t>
       </w:r>
-      <w:hyperlink r:id="rId149">
-        <w:r>
-          <w:rPr>
-            <w:lang w:val="fr_FR" w:bidi="fr_FR"/>
-          </w:rPr>
-          <w:rPr>
-            <w:color w:val="0000EE"/>
-            <w:u w:val="single"/>
-          </w:rPr>
-          <w:t>Es 6.11–13</w:t>
-        </w:r>
-      </w:hyperlink>
+      <w:r>
+        <w:rPr>
+          <w:lang w:val="fr_FR" w:bidi="fr_FR"/>
+        </w:rPr>
+        <w:t>Es 6.11–13</w:t>
+      </w:r>
       <w:r>
         <w:rPr>
           <w:lang w:val="fr_FR" w:bidi="fr_FR"/>
         </w:rPr>
         <w:t>). Il prophétisait la venue du Messie, prince de paix du royaume de Dieu (</w:t>
       </w:r>
-      <w:hyperlink r:id="rId150">
-        <w:r>
-          <w:rPr>
-            <w:lang w:val="fr_FR" w:bidi="fr_FR"/>
-          </w:rPr>
-          <w:rPr>
-            <w:color w:val="0000EE"/>
-            <w:u w:val="single"/>
-          </w:rPr>
-          <w:t>Es 9.6–7</w:t>
-        </w:r>
-      </w:hyperlink>
-      <w:r>
-        <w:rPr>
-          <w:lang w:val="fr_FR" w:bidi="fr_FR"/>
-        </w:rPr>
-        <w:t xml:space="preserve"> ; </w:t>
-      </w:r>
-      <w:hyperlink r:id="rId151">
-        <w:r>
-          <w:rPr>
-            <w:lang w:val="fr_FR" w:bidi="fr_FR"/>
-          </w:rPr>
-          <w:rPr>
-            <w:color w:val="0000EE"/>
-            <w:u w:val="single"/>
-          </w:rPr>
-          <w:t>11.1–11</w:t>
-        </w:r>
-      </w:hyperlink>
+      <w:r>
+        <w:rPr>
+          <w:lang w:val="fr_FR" w:bidi="fr_FR"/>
+        </w:rPr>
+        <w:t>Es 9.6–7</w:t>
+      </w:r>
+      <w:r>
+        <w:rPr>
+          <w:lang w:val="fr_FR" w:bidi="fr_FR"/>
+        </w:rPr>
+        <w:t xml:space="preserve"> ; </w:t>
+      </w:r>
+      <w:r>
+        <w:rPr>
+          <w:lang w:val="fr_FR" w:bidi="fr_FR"/>
+        </w:rPr>
+        <w:t>11.1–11</w:t>
+      </w:r>
       <w:r>
         <w:rPr>
           <w:lang w:val="fr_FR" w:bidi="fr_FR"/>
         </w:rPr>
         <w:t>), mais aussi serviteur humble et souffrant (</w:t>
       </w:r>
-      <w:hyperlink r:id="rId152">
-        <w:r>
-          <w:rPr>
-            <w:lang w:val="fr_FR" w:bidi="fr_FR"/>
-          </w:rPr>
-          <w:rPr>
-            <w:color w:val="0000EE"/>
-            <w:u w:val="single"/>
-          </w:rPr>
-          <w:t>53.3–12</w:t>
-        </w:r>
-      </w:hyperlink>
+      <w:r>
+        <w:rPr>
+          <w:lang w:val="fr_FR" w:bidi="fr_FR"/>
+        </w:rPr>
+        <w:t>53.3–12</w:t>
+      </w:r>
       <w:r>
         <w:rPr>
           <w:lang w:val="fr_FR" w:bidi="fr_FR"/>
@@ -4240,432 +3328,288 @@
           <w:lang w:val="fr_FR" w:bidi="fr_FR"/>
         </w:rPr>
       </w:r>
-      <w:hyperlink r:id="rId153">
-        <w:r>
-          <w:rPr>
-            <w:lang w:val="fr_FR" w:bidi="fr_FR"/>
-          </w:rPr>
-          <w:rPr>
-            <w:color w:val="0000EE"/>
-            <w:u w:val="single"/>
-          </w:rPr>
-          <w:t>2R 19.1–20.19</w:t>
-        </w:r>
-      </w:hyperlink>
-      <w:r>
-        <w:rPr>
-          <w:lang w:val="fr_FR" w:bidi="fr_FR"/>
-        </w:rPr>
-        <w:t xml:space="preserve"> ; </w:t>
-      </w:r>
-      <w:hyperlink r:id="rId143">
-        <w:r>
-          <w:rPr>
-            <w:lang w:val="fr_FR" w:bidi="fr_FR"/>
-          </w:rPr>
-          <w:rPr>
-            <w:color w:val="0000EE"/>
-            <w:u w:val="single"/>
-          </w:rPr>
-          <w:t>2Ch 26.22</w:t>
-        </w:r>
-      </w:hyperlink>
-      <w:r>
-        <w:rPr>
-          <w:lang w:val="fr_FR" w:bidi="fr_FR"/>
-        </w:rPr>
-        <w:t xml:space="preserve"> ; </w:t>
-      </w:r>
-      <w:hyperlink r:id="rId154">
-        <w:r>
-          <w:rPr>
-            <w:lang w:val="fr_FR" w:bidi="fr_FR"/>
-          </w:rPr>
-          <w:rPr>
-            <w:color w:val="0000EE"/>
-            <w:u w:val="single"/>
-          </w:rPr>
-          <w:t>32.20</w:t>
-        </w:r>
-      </w:hyperlink>
+      <w:r>
+        <w:rPr>
+          <w:lang w:val="fr_FR" w:bidi="fr_FR"/>
+        </w:rPr>
+        <w:t>2R 19.1–20.19</w:t>
+      </w:r>
+      <w:r>
+        <w:rPr>
+          <w:lang w:val="fr_FR" w:bidi="fr_FR"/>
+        </w:rPr>
+        <w:t xml:space="preserve"> ; </w:t>
+      </w:r>
+      <w:r>
+        <w:rPr>
+          <w:lang w:val="fr_FR" w:bidi="fr_FR"/>
+        </w:rPr>
+        <w:t>2Ch 26.22</w:t>
+      </w:r>
+      <w:r>
+        <w:rPr>
+          <w:lang w:val="fr_FR" w:bidi="fr_FR"/>
+        </w:rPr>
+        <w:t xml:space="preserve"> ; </w:t>
+      </w:r>
+      <w:r>
+        <w:rPr>
+          <w:lang w:val="fr_FR" w:bidi="fr_FR"/>
+        </w:rPr>
+        <w:t>32.20</w:t>
+      </w:r>
       <w:r>
         <w:rPr>
           <w:lang w:val="fr_FR" w:bidi="fr_FR"/>
         </w:rPr>
         <w:t xml:space="preserve">, </w:t>
       </w:r>
-      <w:hyperlink r:id="rId144">
-        <w:r>
-          <w:rPr>
-            <w:lang w:val="fr_FR" w:bidi="fr_FR"/>
-          </w:rPr>
-          <w:rPr>
-            <w:color w:val="0000EE"/>
-            <w:u w:val="single"/>
-          </w:rPr>
-          <w:t>32</w:t>
-        </w:r>
-      </w:hyperlink>
-      <w:r>
-        <w:rPr>
-          <w:lang w:val="fr_FR" w:bidi="fr_FR"/>
-        </w:rPr>
-        <w:t xml:space="preserve"> ; </w:t>
-      </w:r>
-      <w:hyperlink r:id="rId155">
-        <w:r>
-          <w:rPr>
-            <w:lang w:val="fr_FR" w:bidi="fr_FR"/>
-          </w:rPr>
-          <w:rPr>
-            <w:color w:val="0000EE"/>
-            <w:u w:val="single"/>
-          </w:rPr>
-          <w:t>Es 1.1–66.24</w:t>
-        </w:r>
-      </w:hyperlink>
-      <w:r>
-        <w:rPr>
-          <w:lang w:val="fr_FR" w:bidi="fr_FR"/>
-        </w:rPr>
-        <w:t xml:space="preserve"> ; </w:t>
-      </w:r>
-      <w:hyperlink r:id="rId156">
-        <w:r>
-          <w:rPr>
-            <w:lang w:val="fr_FR" w:bidi="fr_FR"/>
-          </w:rPr>
-          <w:rPr>
-            <w:color w:val="0000EE"/>
-            <w:u w:val="single"/>
-          </w:rPr>
-          <w:t>Mt 3.3</w:t>
-        </w:r>
-      </w:hyperlink>
-      <w:r>
-        <w:rPr>
-          <w:lang w:val="fr_FR" w:bidi="fr_FR"/>
-        </w:rPr>
-        <w:t xml:space="preserve"> ; </w:t>
-      </w:r>
-      <w:hyperlink r:id="rId157">
-        <w:r>
-          <w:rPr>
-            <w:lang w:val="fr_FR" w:bidi="fr_FR"/>
-          </w:rPr>
-          <w:rPr>
-            <w:color w:val="0000EE"/>
-            <w:u w:val="single"/>
-          </w:rPr>
-          <w:t>4.14–16</w:t>
-        </w:r>
-      </w:hyperlink>
-      <w:r>
-        <w:rPr>
-          <w:lang w:val="fr_FR" w:bidi="fr_FR"/>
-        </w:rPr>
-        <w:t xml:space="preserve"> ; </w:t>
-      </w:r>
-      <w:hyperlink r:id="rId158">
-        <w:r>
-          <w:rPr>
-            <w:lang w:val="fr_FR" w:bidi="fr_FR"/>
-          </w:rPr>
-          <w:rPr>
-            <w:color w:val="0000EE"/>
-            <w:u w:val="single"/>
-          </w:rPr>
-          <w:t>8.17</w:t>
-        </w:r>
-      </w:hyperlink>
-      <w:r>
-        <w:rPr>
-          <w:lang w:val="fr_FR" w:bidi="fr_FR"/>
-        </w:rPr>
-        <w:t xml:space="preserve"> ; </w:t>
-      </w:r>
-      <w:hyperlink r:id="rId159">
-        <w:r>
-          <w:rPr>
-            <w:lang w:val="fr_FR" w:bidi="fr_FR"/>
-          </w:rPr>
-          <w:rPr>
-            <w:color w:val="0000EE"/>
-            <w:u w:val="single"/>
-          </w:rPr>
-          <w:t>12.17–21</w:t>
-        </w:r>
-      </w:hyperlink>
-      <w:r>
-        <w:rPr>
-          <w:lang w:val="fr_FR" w:bidi="fr_FR"/>
-        </w:rPr>
-        <w:t xml:space="preserve"> ; </w:t>
-      </w:r>
-      <w:hyperlink r:id="rId160">
-        <w:r>
-          <w:rPr>
-            <w:lang w:val="fr_FR" w:bidi="fr_FR"/>
-          </w:rPr>
-          <w:rPr>
-            <w:color w:val="0000EE"/>
-            <w:u w:val="single"/>
-          </w:rPr>
-          <w:t>13.14–15</w:t>
-        </w:r>
-      </w:hyperlink>
-      <w:r>
-        <w:rPr>
-          <w:lang w:val="fr_FR" w:bidi="fr_FR"/>
-        </w:rPr>
-        <w:t xml:space="preserve"> ; </w:t>
-      </w:r>
-      <w:hyperlink r:id="rId161">
-        <w:r>
-          <w:rPr>
-            <w:lang w:val="fr_FR" w:bidi="fr_FR"/>
-          </w:rPr>
-          <w:rPr>
-            <w:color w:val="0000EE"/>
-            <w:u w:val="single"/>
-          </w:rPr>
-          <w:t>15.7–9</w:t>
-        </w:r>
-      </w:hyperlink>
-      <w:r>
-        <w:rPr>
-          <w:lang w:val="fr_FR" w:bidi="fr_FR"/>
-        </w:rPr>
-        <w:t xml:space="preserve"> ; </w:t>
-      </w:r>
-      <w:hyperlink r:id="rId162">
-        <w:r>
-          <w:rPr>
-            <w:lang w:val="fr_FR" w:bidi="fr_FR"/>
-          </w:rPr>
-          <w:rPr>
-            <w:color w:val="0000EE"/>
-            <w:u w:val="single"/>
-          </w:rPr>
-          <w:t>Mc 1.2–3</w:t>
-        </w:r>
-      </w:hyperlink>
-      <w:r>
-        <w:rPr>
-          <w:lang w:val="fr_FR" w:bidi="fr_FR"/>
-        </w:rPr>
-        <w:t xml:space="preserve"> ; </w:t>
-      </w:r>
-      <w:hyperlink r:id="rId163">
-        <w:r>
-          <w:rPr>
-            <w:lang w:val="fr_FR" w:bidi="fr_FR"/>
-          </w:rPr>
-          <w:rPr>
-            <w:color w:val="0000EE"/>
-            <w:u w:val="single"/>
-          </w:rPr>
-          <w:t>7.6–7</w:t>
-        </w:r>
-      </w:hyperlink>
-      <w:r>
-        <w:rPr>
-          <w:lang w:val="fr_FR" w:bidi="fr_FR"/>
-        </w:rPr>
-        <w:t xml:space="preserve"> ; </w:t>
-      </w:r>
-      <w:hyperlink r:id="rId164">
-        <w:r>
-          <w:rPr>
-            <w:lang w:val="fr_FR" w:bidi="fr_FR"/>
-          </w:rPr>
-          <w:rPr>
-            <w:color w:val="0000EE"/>
-            <w:u w:val="single"/>
-          </w:rPr>
-          <w:t>Lc 3.4–6</w:t>
-        </w:r>
-      </w:hyperlink>
-      <w:r>
-        <w:rPr>
-          <w:lang w:val="fr_FR" w:bidi="fr_FR"/>
-        </w:rPr>
-        <w:t xml:space="preserve"> ; </w:t>
-      </w:r>
-      <w:hyperlink r:id="rId165">
-        <w:r>
-          <w:rPr>
-            <w:lang w:val="fr_FR" w:bidi="fr_FR"/>
-          </w:rPr>
-          <w:rPr>
-            <w:color w:val="0000EE"/>
-            <w:u w:val="single"/>
-          </w:rPr>
-          <w:t>4.17–19</w:t>
-        </w:r>
-      </w:hyperlink>
-      <w:r>
-        <w:rPr>
-          <w:lang w:val="fr_FR" w:bidi="fr_FR"/>
-        </w:rPr>
-        <w:t xml:space="preserve"> ; </w:t>
-      </w:r>
-      <w:hyperlink r:id="rId166">
-        <w:r>
-          <w:rPr>
-            <w:lang w:val="fr_FR" w:bidi="fr_FR"/>
-          </w:rPr>
-          <w:rPr>
-            <w:color w:val="0000EE"/>
-            <w:u w:val="single"/>
-          </w:rPr>
-          <w:t>Jn 1.23</w:t>
-        </w:r>
-      </w:hyperlink>
-      <w:r>
-        <w:rPr>
-          <w:lang w:val="fr_FR" w:bidi="fr_FR"/>
-        </w:rPr>
-        <w:t xml:space="preserve"> ; </w:t>
-      </w:r>
-      <w:hyperlink r:id="rId167">
-        <w:r>
-          <w:rPr>
-            <w:lang w:val="fr_FR" w:bidi="fr_FR"/>
-          </w:rPr>
-          <w:rPr>
-            <w:color w:val="0000EE"/>
-            <w:u w:val="single"/>
-          </w:rPr>
-          <w:t>12.38–41</w:t>
-        </w:r>
-      </w:hyperlink>
-      <w:r>
-        <w:rPr>
-          <w:lang w:val="fr_FR" w:bidi="fr_FR"/>
-        </w:rPr>
-        <w:t xml:space="preserve"> ; </w:t>
-      </w:r>
-      <w:hyperlink r:id="rId168">
-        <w:r>
-          <w:rPr>
-            <w:lang w:val="fr_FR" w:bidi="fr_FR"/>
-          </w:rPr>
-          <w:rPr>
-            <w:color w:val="0000EE"/>
-            <w:u w:val="single"/>
-          </w:rPr>
-          <w:t>Ac 8.28–34</w:t>
-        </w:r>
-      </w:hyperlink>
-      <w:r>
-        <w:rPr>
-          <w:lang w:val="fr_FR" w:bidi="fr_FR"/>
-        </w:rPr>
-        <w:t xml:space="preserve"> ; </w:t>
-      </w:r>
-      <w:hyperlink r:id="rId169">
-        <w:r>
-          <w:rPr>
-            <w:lang w:val="fr_FR" w:bidi="fr_FR"/>
-          </w:rPr>
-          <w:rPr>
-            <w:color w:val="0000EE"/>
-            <w:u w:val="single"/>
-          </w:rPr>
-          <w:t>28.25–27</w:t>
-        </w:r>
-      </w:hyperlink>
-      <w:r>
-        <w:rPr>
-          <w:lang w:val="fr_FR" w:bidi="fr_FR"/>
-        </w:rPr>
-        <w:t xml:space="preserve"> ; </w:t>
-      </w:r>
-      <w:hyperlink r:id="rId170">
-        <w:r>
-          <w:rPr>
-            <w:lang w:val="fr_FR" w:bidi="fr_FR"/>
-          </w:rPr>
-          <w:rPr>
-            <w:color w:val="0000EE"/>
-            <w:u w:val="single"/>
-          </w:rPr>
-          <w:t>Rm 9.27–29</w:t>
-        </w:r>
-      </w:hyperlink>
-      <w:r>
-        <w:rPr>
-          <w:lang w:val="fr_FR" w:bidi="fr_FR"/>
-        </w:rPr>
-        <w:t xml:space="preserve"> ; </w:t>
-      </w:r>
-      <w:hyperlink r:id="rId171">
-        <w:r>
-          <w:rPr>
-            <w:lang w:val="fr_FR" w:bidi="fr_FR"/>
-          </w:rPr>
-          <w:rPr>
-            <w:color w:val="0000EE"/>
-            <w:u w:val="single"/>
-          </w:rPr>
-          <w:t>10.15–16</w:t>
-        </w:r>
-      </w:hyperlink>
+      <w:r>
+        <w:rPr>
+          <w:lang w:val="fr_FR" w:bidi="fr_FR"/>
+        </w:rPr>
+        <w:t>32</w:t>
+      </w:r>
+      <w:r>
+        <w:rPr>
+          <w:lang w:val="fr_FR" w:bidi="fr_FR"/>
+        </w:rPr>
+        <w:t xml:space="preserve"> ; </w:t>
+      </w:r>
+      <w:r>
+        <w:rPr>
+          <w:lang w:val="fr_FR" w:bidi="fr_FR"/>
+        </w:rPr>
+        <w:t>Es 1.1–66.24</w:t>
+      </w:r>
+      <w:r>
+        <w:rPr>
+          <w:lang w:val="fr_FR" w:bidi="fr_FR"/>
+        </w:rPr>
+        <w:t xml:space="preserve"> ; </w:t>
+      </w:r>
+      <w:r>
+        <w:rPr>
+          <w:lang w:val="fr_FR" w:bidi="fr_FR"/>
+        </w:rPr>
+        <w:t>Mt 3.3</w:t>
+      </w:r>
+      <w:r>
+        <w:rPr>
+          <w:lang w:val="fr_FR" w:bidi="fr_FR"/>
+        </w:rPr>
+        <w:t xml:space="preserve"> ; </w:t>
+      </w:r>
+      <w:r>
+        <w:rPr>
+          <w:lang w:val="fr_FR" w:bidi="fr_FR"/>
+        </w:rPr>
+        <w:t>4.14–16</w:t>
+      </w:r>
+      <w:r>
+        <w:rPr>
+          <w:lang w:val="fr_FR" w:bidi="fr_FR"/>
+        </w:rPr>
+        <w:t xml:space="preserve"> ; </w:t>
+      </w:r>
+      <w:r>
+        <w:rPr>
+          <w:lang w:val="fr_FR" w:bidi="fr_FR"/>
+        </w:rPr>
+        <w:t>8.17</w:t>
+      </w:r>
+      <w:r>
+        <w:rPr>
+          <w:lang w:val="fr_FR" w:bidi="fr_FR"/>
+        </w:rPr>
+        <w:t xml:space="preserve"> ; </w:t>
+      </w:r>
+      <w:r>
+        <w:rPr>
+          <w:lang w:val="fr_FR" w:bidi="fr_FR"/>
+        </w:rPr>
+        <w:t>12.17–21</w:t>
+      </w:r>
+      <w:r>
+        <w:rPr>
+          <w:lang w:val="fr_FR" w:bidi="fr_FR"/>
+        </w:rPr>
+        <w:t xml:space="preserve"> ; </w:t>
+      </w:r>
+      <w:r>
+        <w:rPr>
+          <w:lang w:val="fr_FR" w:bidi="fr_FR"/>
+        </w:rPr>
+        <w:t>13.14–15</w:t>
+      </w:r>
+      <w:r>
+        <w:rPr>
+          <w:lang w:val="fr_FR" w:bidi="fr_FR"/>
+        </w:rPr>
+        <w:t xml:space="preserve"> ; </w:t>
+      </w:r>
+      <w:r>
+        <w:rPr>
+          <w:lang w:val="fr_FR" w:bidi="fr_FR"/>
+        </w:rPr>
+        <w:t>15.7–9</w:t>
+      </w:r>
+      <w:r>
+        <w:rPr>
+          <w:lang w:val="fr_FR" w:bidi="fr_FR"/>
+        </w:rPr>
+        <w:t xml:space="preserve"> ; </w:t>
+      </w:r>
+      <w:r>
+        <w:rPr>
+          <w:lang w:val="fr_FR" w:bidi="fr_FR"/>
+        </w:rPr>
+        <w:t>Mc 1.2–3</w:t>
+      </w:r>
+      <w:r>
+        <w:rPr>
+          <w:lang w:val="fr_FR" w:bidi="fr_FR"/>
+        </w:rPr>
+        <w:t xml:space="preserve"> ; </w:t>
+      </w:r>
+      <w:r>
+        <w:rPr>
+          <w:lang w:val="fr_FR" w:bidi="fr_FR"/>
+        </w:rPr>
+        <w:t>7.6–7</w:t>
+      </w:r>
+      <w:r>
+        <w:rPr>
+          <w:lang w:val="fr_FR" w:bidi="fr_FR"/>
+        </w:rPr>
+        <w:t xml:space="preserve"> ; </w:t>
+      </w:r>
+      <w:r>
+        <w:rPr>
+          <w:lang w:val="fr_FR" w:bidi="fr_FR"/>
+        </w:rPr>
+        <w:t>Lc 3.4–6</w:t>
+      </w:r>
+      <w:r>
+        <w:rPr>
+          <w:lang w:val="fr_FR" w:bidi="fr_FR"/>
+        </w:rPr>
+        <w:t xml:space="preserve"> ; </w:t>
+      </w:r>
+      <w:r>
+        <w:rPr>
+          <w:lang w:val="fr_FR" w:bidi="fr_FR"/>
+        </w:rPr>
+        <w:t>4.17–19</w:t>
+      </w:r>
+      <w:r>
+        <w:rPr>
+          <w:lang w:val="fr_FR" w:bidi="fr_FR"/>
+        </w:rPr>
+        <w:t xml:space="preserve"> ; </w:t>
+      </w:r>
+      <w:r>
+        <w:rPr>
+          <w:lang w:val="fr_FR" w:bidi="fr_FR"/>
+        </w:rPr>
+        <w:t>Jn 1.23</w:t>
+      </w:r>
+      <w:r>
+        <w:rPr>
+          <w:lang w:val="fr_FR" w:bidi="fr_FR"/>
+        </w:rPr>
+        <w:t xml:space="preserve"> ; </w:t>
+      </w:r>
+      <w:r>
+        <w:rPr>
+          <w:lang w:val="fr_FR" w:bidi="fr_FR"/>
+        </w:rPr>
+        <w:t>12.38–41</w:t>
+      </w:r>
+      <w:r>
+        <w:rPr>
+          <w:lang w:val="fr_FR" w:bidi="fr_FR"/>
+        </w:rPr>
+        <w:t xml:space="preserve"> ; </w:t>
+      </w:r>
+      <w:r>
+        <w:rPr>
+          <w:lang w:val="fr_FR" w:bidi="fr_FR"/>
+        </w:rPr>
+        <w:t>Ac 8.28–34</w:t>
+      </w:r>
+      <w:r>
+        <w:rPr>
+          <w:lang w:val="fr_FR" w:bidi="fr_FR"/>
+        </w:rPr>
+        <w:t xml:space="preserve"> ; </w:t>
+      </w:r>
+      <w:r>
+        <w:rPr>
+          <w:lang w:val="fr_FR" w:bidi="fr_FR"/>
+        </w:rPr>
+        <w:t>28.25–27</w:t>
+      </w:r>
+      <w:r>
+        <w:rPr>
+          <w:lang w:val="fr_FR" w:bidi="fr_FR"/>
+        </w:rPr>
+        <w:t xml:space="preserve"> ; </w:t>
+      </w:r>
+      <w:r>
+        <w:rPr>
+          <w:lang w:val="fr_FR" w:bidi="fr_FR"/>
+        </w:rPr>
+        <w:t>Rm 9.27–29</w:t>
+      </w:r>
+      <w:r>
+        <w:rPr>
+          <w:lang w:val="fr_FR" w:bidi="fr_FR"/>
+        </w:rPr>
+        <w:t xml:space="preserve"> ; </w:t>
+      </w:r>
+      <w:r>
+        <w:rPr>
+          <w:lang w:val="fr_FR" w:bidi="fr_FR"/>
+        </w:rPr>
+        <w:t>10.15–16</w:t>
+      </w:r>
       <w:r>
         <w:rPr>
           <w:lang w:val="fr_FR" w:bidi="fr_FR"/>
         </w:rPr>
         <w:t xml:space="preserve">, </w:t>
       </w:r>
-      <w:hyperlink r:id="rId172">
-        <w:r>
-          <w:rPr>
-            <w:lang w:val="fr_FR" w:bidi="fr_FR"/>
-          </w:rPr>
-          <w:rPr>
-            <w:color w:val="0000EE"/>
-            <w:u w:val="single"/>
-          </w:rPr>
-          <w:t>20–21</w:t>
-        </w:r>
-      </w:hyperlink>
-      <w:r>
-        <w:rPr>
-          <w:lang w:val="fr_FR" w:bidi="fr_FR"/>
-        </w:rPr>
-        <w:t xml:space="preserve"> ; </w:t>
-      </w:r>
-      <w:hyperlink r:id="rId173">
-        <w:r>
-          <w:rPr>
-            <w:lang w:val="fr_FR" w:bidi="fr_FR"/>
-          </w:rPr>
-          <w:rPr>
-            <w:color w:val="0000EE"/>
-            <w:u w:val="single"/>
-          </w:rPr>
-          <w:t>15.12</w:t>
-        </w:r>
-      </w:hyperlink>
-      <w:r>
-        <w:rPr>
-          <w:lang w:val="fr_FR" w:bidi="fr_FR"/>
-        </w:rPr>
-        <w:t xml:space="preserve"> ; </w:t>
-      </w:r>
-      <w:hyperlink r:id="rId174">
-        <w:r>
-          <w:rPr>
-            <w:lang w:val="fr_FR" w:bidi="fr_FR"/>
-          </w:rPr>
-          <w:rPr>
-            <w:color w:val="0000EE"/>
-            <w:u w:val="single"/>
-          </w:rPr>
-          <w:t>Ga 4.27</w:t>
-        </w:r>
-      </w:hyperlink>
+      <w:r>
+        <w:rPr>
+          <w:lang w:val="fr_FR" w:bidi="fr_FR"/>
+        </w:rPr>
+        <w:t>20–21</w:t>
+      </w:r>
+      <w:r>
+        <w:rPr>
+          <w:lang w:val="fr_FR" w:bidi="fr_FR"/>
+        </w:rPr>
+        <w:t xml:space="preserve"> ; </w:t>
+      </w:r>
+      <w:r>
+        <w:rPr>
+          <w:lang w:val="fr_FR" w:bidi="fr_FR"/>
+        </w:rPr>
+        <w:t>15.12</w:t>
+      </w:r>
+      <w:r>
+        <w:rPr>
+          <w:lang w:val="fr_FR" w:bidi="fr_FR"/>
+        </w:rPr>
+        <w:t xml:space="preserve"> ; </w:t>
+      </w:r>
+      <w:r>
+        <w:rPr>
+          <w:lang w:val="fr_FR" w:bidi="fr_FR"/>
+        </w:rPr>
+        <w:t>Ga 4.27</w:t>
+      </w:r>
       <w:r>
         <w:rPr>
           <w:lang w:val="fr_FR" w:bidi="fr_FR"/>
@@ -4714,18 +3658,12 @@
         </w:rPr>
         <w:t>Ésaü, fils d'Isaac et de Rebecca, était le frère jumeau aîné de Jacob (</w:t>
       </w:r>
-      <w:hyperlink r:id="rId175">
-        <w:r>
-          <w:rPr>
-            <w:lang w:val="fr_FR" w:bidi="fr_FR"/>
-          </w:rPr>
-          <w:rPr>
-            <w:color w:val="0000EE"/>
-            <w:u w:val="single"/>
-          </w:rPr>
-          <w:t>Gn 25.24–26</w:t>
-        </w:r>
-      </w:hyperlink>
+      <w:r>
+        <w:rPr>
+          <w:lang w:val="fr_FR" w:bidi="fr_FR"/>
+        </w:rPr>
+        <w:t>Gn 25.24–26</w:t>
+      </w:r>
       <w:r>
         <w:rPr>
           <w:lang w:val="fr_FR" w:bidi="fr_FR"/>
@@ -4750,18 +3688,12 @@
         </w:rPr>
         <w:t>au teint rougeâtre d'Ésaü à sa naissance (</w:t>
       </w:r>
-      <w:hyperlink r:id="rId176">
-        <w:r>
-          <w:rPr>
-            <w:lang w:val="fr_FR" w:bidi="fr_FR"/>
-          </w:rPr>
-          <w:rPr>
-            <w:color w:val="0000EE"/>
-            <w:u w:val="single"/>
-          </w:rPr>
-          <w:t>Gn 25.25</w:t>
-        </w:r>
-      </w:hyperlink>
+      <w:r>
+        <w:rPr>
+          <w:lang w:val="fr_FR" w:bidi="fr_FR"/>
+        </w:rPr>
+        <w:t>Gn 25.25</w:t>
+      </w:r>
       <w:r>
         <w:rPr>
           <w:lang w:val="fr_FR" w:bidi="fr_FR"/>
@@ -4786,18 +3718,12 @@
         </w:rPr>
         <w:t>au ragoût de lentilles rouges qu'il a obtenu de Jacob contre son droit d'aînesse (</w:t>
       </w:r>
-      <w:hyperlink r:id="rId177">
-        <w:r>
-          <w:rPr>
-            <w:lang w:val="fr_FR" w:bidi="fr_FR"/>
-          </w:rPr>
-          <w:rPr>
-            <w:color w:val="0000EE"/>
-            <w:u w:val="single"/>
-          </w:rPr>
-          <w:t>Gn 25.30</w:t>
-        </w:r>
-      </w:hyperlink>
+      <w:r>
+        <w:rPr>
+          <w:lang w:val="fr_FR" w:bidi="fr_FR"/>
+        </w:rPr>
+        <w:t>Gn 25.30</w:t>
+      </w:r>
       <w:r>
         <w:rPr>
           <w:lang w:val="fr_FR" w:bidi="fr_FR"/>
@@ -4848,36 +3774,24 @@
         </w:rPr>
         <w:t>Chasseur habile, Ésaü rapportait à son père de la viande sauvage, dont la saveur prononcée contrastait avec celle, plus douce, provenant des troupeaux que surveillait Jacob. Un jour, rentrant de chasse et affamé, Ésaü céda aux arguments de Jacob, qui le persuada de renoncer à ses droits et privilèges de premier-né en échange d'un repas (</w:t>
       </w:r>
-      <w:hyperlink r:id="rId178">
-        <w:r>
-          <w:rPr>
-            <w:lang w:val="fr_FR" w:bidi="fr_FR"/>
-          </w:rPr>
-          <w:rPr>
-            <w:color w:val="0000EE"/>
-            <w:u w:val="single"/>
-          </w:rPr>
-          <w:t>Gn 25.29–34</w:t>
-        </w:r>
-      </w:hyperlink>
+      <w:r>
+        <w:rPr>
+          <w:lang w:val="fr_FR" w:bidi="fr_FR"/>
+        </w:rPr>
+        <w:t>Gn 25.29–34</w:t>
+      </w:r>
       <w:r>
         <w:rPr>
           <w:lang w:val="fr_FR" w:bidi="fr_FR"/>
         </w:rPr>
         <w:t xml:space="preserve">). Ésaü n'apprécia pas son droit d'aînesse à sa juste valeur et se laissa guider par ses désirs charnels (voir </w:t>
       </w:r>
-      <w:hyperlink r:id="rId179">
-        <w:r>
-          <w:rPr>
-            <w:lang w:val="fr_FR" w:bidi="fr_FR"/>
-          </w:rPr>
-          <w:rPr>
-            <w:color w:val="0000EE"/>
-            <w:u w:val="single"/>
-          </w:rPr>
-          <w:t>Hé 12.16</w:t>
-        </w:r>
-      </w:hyperlink>
+      <w:r>
+        <w:rPr>
+          <w:lang w:val="fr_FR" w:bidi="fr_FR"/>
+        </w:rPr>
+        <w:t>Hé 12.16</w:t>
+      </w:r>
       <w:r>
         <w:rPr>
           <w:lang w:val="fr_FR" w:bidi="fr_FR"/>
@@ -4898,54 +3812,36 @@
         </w:rPr>
         <w:t>Par ailleurs, il épousa deux femmes locales, qui n'étaient pas des descendantes d'Abraham (</w:t>
       </w:r>
-      <w:hyperlink r:id="rId180">
-        <w:r>
-          <w:rPr>
-            <w:lang w:val="fr_FR" w:bidi="fr_FR"/>
-          </w:rPr>
-          <w:rPr>
-            <w:color w:val="0000EE"/>
-            <w:u w:val="single"/>
-          </w:rPr>
-          <w:t>Gn 26.34–35</w:t>
-        </w:r>
-      </w:hyperlink>
+      <w:r>
+        <w:rPr>
+          <w:lang w:val="fr_FR" w:bidi="fr_FR"/>
+        </w:rPr>
+        <w:t>Gn 26.34–35</w:t>
+      </w:r>
       <w:r>
         <w:rPr>
           <w:lang w:val="fr_FR" w:bidi="fr_FR"/>
         </w:rPr>
         <w:t>). Cela a peut-être joué dans le favoritisme que Rebecca manifestait envers Jacob et dans le plan de ce dernier pour usurper la bénédiction destinée à Ésaü (</w:t>
       </w:r>
-      <w:hyperlink r:id="rId181">
-        <w:r>
-          <w:rPr>
-            <w:lang w:val="fr_FR" w:bidi="fr_FR"/>
-          </w:rPr>
-          <w:rPr>
-            <w:color w:val="0000EE"/>
-            <w:u w:val="single"/>
-          </w:rPr>
-          <w:t>Gn 27.1–40</w:t>
-        </w:r>
-      </w:hyperlink>
+      <w:r>
+        <w:rPr>
+          <w:lang w:val="fr_FR" w:bidi="fr_FR"/>
+        </w:rPr>
+        <w:t>Gn 27.1–40</w:t>
+      </w:r>
       <w:r>
         <w:rPr>
           <w:lang w:val="fr_FR" w:bidi="fr_FR"/>
         </w:rPr>
         <w:t>). Lorsqu'Ésaü découvra que son frère l'avait trompé, il se mit très en colère et Jacob fut obligé de fuir vers Haran. Ce n'est que vingt ans plus tard que les frères se réconcilièrent, lorsque Esaü fit preuve d'un pardon bienveillant (</w:t>
       </w:r>
-      <w:hyperlink r:id="rId182">
-        <w:r>
-          <w:rPr>
-            <w:lang w:val="fr_FR" w:bidi="fr_FR"/>
-          </w:rPr>
-          <w:rPr>
-            <w:color w:val="0000EE"/>
-            <w:u w:val="single"/>
-          </w:rPr>
-          <w:t>Gn 33.1–16</w:t>
-        </w:r>
-      </w:hyperlink>
+      <w:r>
+        <w:rPr>
+          <w:lang w:val="fr_FR" w:bidi="fr_FR"/>
+        </w:rPr>
+        <w:t>Gn 33.1–16</w:t>
+      </w:r>
       <w:r>
         <w:rPr>
           <w:lang w:val="fr_FR" w:bidi="fr_FR"/>
@@ -4966,72 +3862,48 @@
         </w:rPr>
         <w:t>Lorsqu'ils sont nés, Jacob tenait le talon d'Ésaü. Cette image symbolique a été interprétée comme indiquant que les descendants d'Ésaü seraient voués à servir ceux de Jacob. Ainsi, les Édomites commencèrent à servir les Israélites dès l'époque de David (</w:t>
       </w:r>
-      <w:hyperlink r:id="rId183">
-        <w:r>
-          <w:rPr>
-            <w:lang w:val="fr_FR" w:bidi="fr_FR"/>
-          </w:rPr>
-          <w:rPr>
-            <w:color w:val="0000EE"/>
-            <w:u w:val="single"/>
-          </w:rPr>
-          <w:t>2S 8.11–15</w:t>
-        </w:r>
-      </w:hyperlink>
-      <w:r>
-        <w:rPr>
-          <w:lang w:val="fr_FR" w:bidi="fr_FR"/>
-        </w:rPr>
-        <w:t xml:space="preserve"> ; </w:t>
-      </w:r>
-      <w:hyperlink r:id="rId184">
-        <w:r>
-          <w:rPr>
-            <w:lang w:val="fr_FR" w:bidi="fr_FR"/>
-          </w:rPr>
-          <w:rPr>
-            <w:color w:val="0000EE"/>
-            <w:u w:val="single"/>
-          </w:rPr>
-          <w:t>1Ch 18.11–13</w:t>
-        </w:r>
-      </w:hyperlink>
+      <w:r>
+        <w:rPr>
+          <w:lang w:val="fr_FR" w:bidi="fr_FR"/>
+        </w:rPr>
+        <w:t>2S 8.11–15</w:t>
+      </w:r>
+      <w:r>
+        <w:rPr>
+          <w:lang w:val="fr_FR" w:bidi="fr_FR"/>
+        </w:rPr>
+        <w:t xml:space="preserve"> ; </w:t>
+      </w:r>
+      <w:r>
+        <w:rPr>
+          <w:lang w:val="fr_FR" w:bidi="fr_FR"/>
+        </w:rPr>
+        <w:t>1Ch 18.11–13</w:t>
+      </w:r>
       <w:r>
         <w:rPr>
           <w:lang w:val="fr_FR" w:bidi="fr_FR"/>
         </w:rPr>
         <w:t>) et cette servitude perdura jusqu'au règne de Joram (</w:t>
       </w:r>
-      <w:hyperlink r:id="rId185">
-        <w:r>
-          <w:rPr>
-            <w:lang w:val="fr_FR" w:bidi="fr_FR"/>
-          </w:rPr>
-          <w:rPr>
-            <w:color w:val="0000EE"/>
-            <w:u w:val="single"/>
-          </w:rPr>
-          <w:t>2R 8.20–22</w:t>
-        </w:r>
-      </w:hyperlink>
-      <w:r>
-        <w:rPr>
-          <w:lang w:val="fr_FR" w:bidi="fr_FR"/>
-        </w:rPr>
-        <w:t xml:space="preserve"> ; </w:t>
-      </w:r>
-      <w:hyperlink r:id="rId186">
-        <w:r>
-          <w:rPr>
-            <w:lang w:val="fr_FR" w:bidi="fr_FR"/>
-          </w:rPr>
-          <w:rPr>
-            <w:color w:val="0000EE"/>
-            <w:u w:val="single"/>
-          </w:rPr>
-          <w:t>2Ch 21.8–10</w:t>
-        </w:r>
-      </w:hyperlink>
+      <w:r>
+        <w:rPr>
+          <w:lang w:val="fr_FR" w:bidi="fr_FR"/>
+        </w:rPr>
+        <w:t>2R 8.20–22</w:t>
+      </w:r>
+      <w:r>
+        <w:rPr>
+          <w:lang w:val="fr_FR" w:bidi="fr_FR"/>
+        </w:rPr>
+        <w:t xml:space="preserve"> ; </w:t>
+      </w:r>
+      <w:r>
+        <w:rPr>
+          <w:lang w:val="fr_FR" w:bidi="fr_FR"/>
+        </w:rPr>
+        <w:t>2Ch 21.8–10</w:t>
+      </w:r>
       <w:r>
         <w:rPr>
           <w:lang w:val="fr_FR" w:bidi="fr_FR"/>
@@ -5052,18 +3924,12 @@
         </w:rPr>
         <w:t xml:space="preserve">Dans le Nouveau Testament, Ésaü symbolise les descendants d'Abraham qui, dépourvus de foi, furent exclus des bénédictions promises par Dieu (voir </w:t>
       </w:r>
-      <w:hyperlink r:id="rId187">
-        <w:r>
-          <w:rPr>
-            <w:lang w:val="fr_FR" w:bidi="fr_FR"/>
-          </w:rPr>
-          <w:rPr>
-            <w:color w:val="0000EE"/>
-            <w:u w:val="single"/>
-          </w:rPr>
-          <w:t>Rm 9.6–24</w:t>
-        </w:r>
-      </w:hyperlink>
+      <w:r>
+        <w:rPr>
+          <w:lang w:val="fr_FR" w:bidi="fr_FR"/>
+        </w:rPr>
+        <w:t>Rm 9.6–24</w:t>
+      </w:r>
       <w:r>
         <w:rPr>
           <w:lang w:val="fr_FR" w:bidi="fr_FR"/>
@@ -5093,306 +3959,204 @@
           <w:lang w:val="fr_FR" w:bidi="fr_FR"/>
         </w:rPr>
       </w:r>
-      <w:hyperlink r:id="rId188">
-        <w:r>
-          <w:rPr>
-            <w:lang w:val="fr_FR" w:bidi="fr_FR"/>
-          </w:rPr>
-          <w:rPr>
-            <w:color w:val="0000EE"/>
-            <w:u w:val="single"/>
-          </w:rPr>
-          <w:t>Gn 25.21–34</w:t>
-        </w:r>
-      </w:hyperlink>
-      <w:r>
-        <w:rPr>
-          <w:lang w:val="fr_FR" w:bidi="fr_FR"/>
-        </w:rPr>
-        <w:t xml:space="preserve"> ; </w:t>
-      </w:r>
-      <w:hyperlink r:id="rId180">
-        <w:r>
-          <w:rPr>
-            <w:lang w:val="fr_FR" w:bidi="fr_FR"/>
-          </w:rPr>
-          <w:rPr>
-            <w:color w:val="0000EE"/>
-            <w:u w:val="single"/>
-          </w:rPr>
-          <w:t>26.34–35</w:t>
-        </w:r>
-      </w:hyperlink>
-      <w:r>
-        <w:rPr>
-          <w:lang w:val="fr_FR" w:bidi="fr_FR"/>
-        </w:rPr>
-        <w:t xml:space="preserve"> ; </w:t>
-      </w:r>
-      <w:hyperlink r:id="rId189">
-        <w:r>
-          <w:rPr>
-            <w:lang w:val="fr_FR" w:bidi="fr_FR"/>
-          </w:rPr>
-          <w:rPr>
-            <w:color w:val="0000EE"/>
-            <w:u w:val="single"/>
-          </w:rPr>
-          <w:t>27.1–42</w:t>
-        </w:r>
-      </w:hyperlink>
-      <w:r>
-        <w:rPr>
-          <w:lang w:val="fr_FR" w:bidi="fr_FR"/>
-        </w:rPr>
-        <w:t xml:space="preserve"> ; </w:t>
-      </w:r>
-      <w:hyperlink r:id="rId190">
-        <w:r>
-          <w:rPr>
-            <w:lang w:val="fr_FR" w:bidi="fr_FR"/>
-          </w:rPr>
-          <w:rPr>
-            <w:color w:val="0000EE"/>
-            <w:u w:val="single"/>
-          </w:rPr>
-          <w:t>28.6–9</w:t>
-        </w:r>
-      </w:hyperlink>
-      <w:r>
-        <w:rPr>
-          <w:lang w:val="fr_FR" w:bidi="fr_FR"/>
-        </w:rPr>
-        <w:t xml:space="preserve"> ; </w:t>
-      </w:r>
-      <w:hyperlink r:id="rId191">
-        <w:r>
-          <w:rPr>
-            <w:lang w:val="fr_FR" w:bidi="fr_FR"/>
-          </w:rPr>
-          <w:rPr>
-            <w:color w:val="0000EE"/>
-            <w:u w:val="single"/>
-          </w:rPr>
-          <w:t>32.3–20</w:t>
-        </w:r>
-      </w:hyperlink>
-      <w:r>
-        <w:rPr>
-          <w:lang w:val="fr_FR" w:bidi="fr_FR"/>
-        </w:rPr>
-        <w:t xml:space="preserve"> ; </w:t>
-      </w:r>
-      <w:hyperlink r:id="rId182">
-        <w:r>
-          <w:rPr>
-            <w:lang w:val="fr_FR" w:bidi="fr_FR"/>
-          </w:rPr>
-          <w:rPr>
-            <w:color w:val="0000EE"/>
-            <w:u w:val="single"/>
-          </w:rPr>
-          <w:t>33.1–16</w:t>
-        </w:r>
-      </w:hyperlink>
-      <w:r>
-        <w:rPr>
-          <w:lang w:val="fr_FR" w:bidi="fr_FR"/>
-        </w:rPr>
-        <w:t xml:space="preserve"> ; </w:t>
-      </w:r>
-      <w:hyperlink r:id="rId192">
-        <w:r>
-          <w:rPr>
-            <w:lang w:val="fr_FR" w:bidi="fr_FR"/>
-          </w:rPr>
-          <w:rPr>
-            <w:color w:val="0000EE"/>
-            <w:u w:val="single"/>
-          </w:rPr>
-          <w:t>35.28–29</w:t>
-        </w:r>
-      </w:hyperlink>
-      <w:r>
-        <w:rPr>
-          <w:lang w:val="fr_FR" w:bidi="fr_FR"/>
-        </w:rPr>
-        <w:t xml:space="preserve"> ; </w:t>
-      </w:r>
-      <w:hyperlink r:id="rId193">
-        <w:r>
-          <w:rPr>
-            <w:lang w:val="fr_FR" w:bidi="fr_FR"/>
-          </w:rPr>
-          <w:rPr>
-            <w:color w:val="0000EE"/>
-            <w:u w:val="single"/>
-          </w:rPr>
-          <w:t>36.1–43</w:t>
-        </w:r>
-      </w:hyperlink>
-      <w:r>
-        <w:rPr>
-          <w:lang w:val="fr_FR" w:bidi="fr_FR"/>
-        </w:rPr>
-        <w:t xml:space="preserve"> ; </w:t>
-      </w:r>
-      <w:hyperlink r:id="rId194">
-        <w:r>
-          <w:rPr>
-            <w:lang w:val="fr_FR" w:bidi="fr_FR"/>
-          </w:rPr>
-          <w:rPr>
-            <w:color w:val="0000EE"/>
-            <w:u w:val="single"/>
-          </w:rPr>
-          <w:t>Dt 2.1–8</w:t>
-        </w:r>
-      </w:hyperlink>
+      <w:r>
+        <w:rPr>
+          <w:lang w:val="fr_FR" w:bidi="fr_FR"/>
+        </w:rPr>
+        <w:t>Gn 25.21–34</w:t>
+      </w:r>
+      <w:r>
+        <w:rPr>
+          <w:lang w:val="fr_FR" w:bidi="fr_FR"/>
+        </w:rPr>
+        <w:t xml:space="preserve"> ; </w:t>
+      </w:r>
+      <w:r>
+        <w:rPr>
+          <w:lang w:val="fr_FR" w:bidi="fr_FR"/>
+        </w:rPr>
+        <w:t>26.34–35</w:t>
+      </w:r>
+      <w:r>
+        <w:rPr>
+          <w:lang w:val="fr_FR" w:bidi="fr_FR"/>
+        </w:rPr>
+        <w:t xml:space="preserve"> ; </w:t>
+      </w:r>
+      <w:r>
+        <w:rPr>
+          <w:lang w:val="fr_FR" w:bidi="fr_FR"/>
+        </w:rPr>
+        <w:t>27.1–42</w:t>
+      </w:r>
+      <w:r>
+        <w:rPr>
+          <w:lang w:val="fr_FR" w:bidi="fr_FR"/>
+        </w:rPr>
+        <w:t xml:space="preserve"> ; </w:t>
+      </w:r>
+      <w:r>
+        <w:rPr>
+          <w:lang w:val="fr_FR" w:bidi="fr_FR"/>
+        </w:rPr>
+        <w:t>28.6–9</w:t>
+      </w:r>
+      <w:r>
+        <w:rPr>
+          <w:lang w:val="fr_FR" w:bidi="fr_FR"/>
+        </w:rPr>
+        <w:t xml:space="preserve"> ; </w:t>
+      </w:r>
+      <w:r>
+        <w:rPr>
+          <w:lang w:val="fr_FR" w:bidi="fr_FR"/>
+        </w:rPr>
+        <w:t>32.3–20</w:t>
+      </w:r>
+      <w:r>
+        <w:rPr>
+          <w:lang w:val="fr_FR" w:bidi="fr_FR"/>
+        </w:rPr>
+        <w:t xml:space="preserve"> ; </w:t>
+      </w:r>
+      <w:r>
+        <w:rPr>
+          <w:lang w:val="fr_FR" w:bidi="fr_FR"/>
+        </w:rPr>
+        <w:t>33.1–16</w:t>
+      </w:r>
+      <w:r>
+        <w:rPr>
+          <w:lang w:val="fr_FR" w:bidi="fr_FR"/>
+        </w:rPr>
+        <w:t xml:space="preserve"> ; </w:t>
+      </w:r>
+      <w:r>
+        <w:rPr>
+          <w:lang w:val="fr_FR" w:bidi="fr_FR"/>
+        </w:rPr>
+        <w:t>35.28–29</w:t>
+      </w:r>
+      <w:r>
+        <w:rPr>
+          <w:lang w:val="fr_FR" w:bidi="fr_FR"/>
+        </w:rPr>
+        <w:t xml:space="preserve"> ; </w:t>
+      </w:r>
+      <w:r>
+        <w:rPr>
+          <w:lang w:val="fr_FR" w:bidi="fr_FR"/>
+        </w:rPr>
+        <w:t>36.1–43</w:t>
+      </w:r>
+      <w:r>
+        <w:rPr>
+          <w:lang w:val="fr_FR" w:bidi="fr_FR"/>
+        </w:rPr>
+        <w:t xml:space="preserve"> ; </w:t>
+      </w:r>
+      <w:r>
+        <w:rPr>
+          <w:lang w:val="fr_FR" w:bidi="fr_FR"/>
+        </w:rPr>
+        <w:t>Dt 2.1–8</w:t>
+      </w:r>
       <w:r>
         <w:rPr>
           <w:lang w:val="fr_FR" w:bidi="fr_FR"/>
         </w:rPr>
         <w:t xml:space="preserve">, </w:t>
       </w:r>
-      <w:hyperlink r:id="rId195">
-        <w:r>
-          <w:rPr>
-            <w:lang w:val="fr_FR" w:bidi="fr_FR"/>
-          </w:rPr>
-          <w:rPr>
-            <w:color w:val="0000EE"/>
-            <w:u w:val="single"/>
-          </w:rPr>
-          <w:t>12</w:t>
-        </w:r>
-      </w:hyperlink>
+      <w:r>
+        <w:rPr>
+          <w:lang w:val="fr_FR" w:bidi="fr_FR"/>
+        </w:rPr>
+        <w:t>12</w:t>
+      </w:r>
       <w:r>
         <w:rPr>
           <w:lang w:val="fr_FR" w:bidi="fr_FR"/>
         </w:rPr>
         <w:t xml:space="preserve">, </w:t>
       </w:r>
-      <w:hyperlink r:id="rId196">
-        <w:r>
-          <w:rPr>
-            <w:lang w:val="fr_FR" w:bidi="fr_FR"/>
-          </w:rPr>
-          <w:rPr>
-            <w:color w:val="0000EE"/>
-            <w:u w:val="single"/>
-          </w:rPr>
-          <w:t>22</w:t>
-        </w:r>
-      </w:hyperlink>
+      <w:r>
+        <w:rPr>
+          <w:lang w:val="fr_FR" w:bidi="fr_FR"/>
+        </w:rPr>
+        <w:t>22</w:t>
+      </w:r>
       <w:r>
         <w:rPr>
           <w:lang w:val="fr_FR" w:bidi="fr_FR"/>
         </w:rPr>
         <w:t xml:space="preserve">, </w:t>
       </w:r>
-      <w:hyperlink r:id="rId197">
-        <w:r>
-          <w:rPr>
-            <w:lang w:val="fr_FR" w:bidi="fr_FR"/>
-          </w:rPr>
-          <w:rPr>
-            <w:color w:val="0000EE"/>
-            <w:u w:val="single"/>
-          </w:rPr>
-          <w:t>29</w:t>
-        </w:r>
-      </w:hyperlink>
-      <w:r>
-        <w:rPr>
-          <w:lang w:val="fr_FR" w:bidi="fr_FR"/>
-        </w:rPr>
-        <w:t xml:space="preserve"> ; </w:t>
-      </w:r>
-      <w:hyperlink r:id="rId198">
-        <w:r>
-          <w:rPr>
-            <w:lang w:val="fr_FR" w:bidi="fr_FR"/>
-          </w:rPr>
-          <w:rPr>
-            <w:color w:val="0000EE"/>
-            <w:u w:val="single"/>
-          </w:rPr>
-          <w:t>Jos 24.4</w:t>
-        </w:r>
-      </w:hyperlink>
-      <w:r>
-        <w:rPr>
-          <w:lang w:val="fr_FR" w:bidi="fr_FR"/>
-        </w:rPr>
-        <w:t xml:space="preserve"> ; </w:t>
-      </w:r>
-      <w:hyperlink r:id="rId199">
-        <w:r>
-          <w:rPr>
-            <w:lang w:val="fr_FR" w:bidi="fr_FR"/>
-          </w:rPr>
-          <w:rPr>
-            <w:color w:val="0000EE"/>
-            <w:u w:val="single"/>
-          </w:rPr>
-          <w:t>Ml 1.2–5</w:t>
-        </w:r>
-      </w:hyperlink>
-      <w:r>
-        <w:rPr>
-          <w:lang w:val="fr_FR" w:bidi="fr_FR"/>
-        </w:rPr>
-        <w:t xml:space="preserve"> ; </w:t>
-      </w:r>
-      <w:hyperlink r:id="rId200">
-        <w:r>
-          <w:rPr>
-            <w:lang w:val="fr_FR" w:bidi="fr_FR"/>
-          </w:rPr>
-          <w:rPr>
-            <w:color w:val="0000EE"/>
-            <w:u w:val="single"/>
-          </w:rPr>
-          <w:t>Rm 9.6–13</w:t>
-        </w:r>
-      </w:hyperlink>
-      <w:r>
-        <w:rPr>
-          <w:lang w:val="fr_FR" w:bidi="fr_FR"/>
-        </w:rPr>
-        <w:t xml:space="preserve"> ; </w:t>
-      </w:r>
-      <w:hyperlink r:id="rId201">
-        <w:r>
-          <w:rPr>
-            <w:lang w:val="fr_FR" w:bidi="fr_FR"/>
-          </w:rPr>
-          <w:rPr>
-            <w:color w:val="0000EE"/>
-            <w:u w:val="single"/>
-          </w:rPr>
-          <w:t>Hé 11.20</w:t>
-        </w:r>
-      </w:hyperlink>
-      <w:r>
-        <w:rPr>
-          <w:lang w:val="fr_FR" w:bidi="fr_FR"/>
-        </w:rPr>
-        <w:t xml:space="preserve"> ; </w:t>
-      </w:r>
-      <w:hyperlink r:id="rId202">
-        <w:r>
-          <w:rPr>
-            <w:lang w:val="fr_FR" w:bidi="fr_FR"/>
-          </w:rPr>
-          <w:rPr>
-            <w:color w:val="0000EE"/>
-            <w:u w:val="single"/>
-          </w:rPr>
-          <w:t>12.16–17</w:t>
-        </w:r>
-      </w:hyperlink>
+      <w:r>
+        <w:rPr>
+          <w:lang w:val="fr_FR" w:bidi="fr_FR"/>
+        </w:rPr>
+        <w:t>29</w:t>
+      </w:r>
+      <w:r>
+        <w:rPr>
+          <w:lang w:val="fr_FR" w:bidi="fr_FR"/>
+        </w:rPr>
+        <w:t xml:space="preserve"> ; </w:t>
+      </w:r>
+      <w:r>
+        <w:rPr>
+          <w:lang w:val="fr_FR" w:bidi="fr_FR"/>
+        </w:rPr>
+        <w:t>Jos 24.4</w:t>
+      </w:r>
+      <w:r>
+        <w:rPr>
+          <w:lang w:val="fr_FR" w:bidi="fr_FR"/>
+        </w:rPr>
+        <w:t xml:space="preserve"> ; </w:t>
+      </w:r>
+      <w:r>
+        <w:rPr>
+          <w:lang w:val="fr_FR" w:bidi="fr_FR"/>
+        </w:rPr>
+        <w:t>Ml 1.2–5</w:t>
+      </w:r>
+      <w:r>
+        <w:rPr>
+          <w:lang w:val="fr_FR" w:bidi="fr_FR"/>
+        </w:rPr>
+        <w:t xml:space="preserve"> ; </w:t>
+      </w:r>
+      <w:r>
+        <w:rPr>
+          <w:lang w:val="fr_FR" w:bidi="fr_FR"/>
+        </w:rPr>
+        <w:t>Rm 9.6–13</w:t>
+      </w:r>
+      <w:r>
+        <w:rPr>
+          <w:lang w:val="fr_FR" w:bidi="fr_FR"/>
+        </w:rPr>
+        <w:t xml:space="preserve"> ; </w:t>
+      </w:r>
+      <w:r>
+        <w:rPr>
+          <w:lang w:val="fr_FR" w:bidi="fr_FR"/>
+        </w:rPr>
+        <w:t>Hé 11.20</w:t>
+      </w:r>
+      <w:r>
+        <w:rPr>
+          <w:lang w:val="fr_FR" w:bidi="fr_FR"/>
+        </w:rPr>
+        <w:t xml:space="preserve"> ; </w:t>
+      </w:r>
+      <w:r>
+        <w:rPr>
+          <w:lang w:val="fr_FR" w:bidi="fr_FR"/>
+        </w:rPr>
+        <w:t>12.16–17</w:t>
+      </w:r>
       <w:r>
         <w:rPr>
           <w:lang w:val="fr_FR" w:bidi="fr_FR"/>
@@ -5441,90 +4205,60 @@
         </w:rPr>
         <w:t>Esdras était un sacrificateur et un scribe (enseignant et copiste des Écritures), issu d'une illustre lignée de souverains sacrificateurs descendants de Tsadok (</w:t>
       </w:r>
-      <w:hyperlink r:id="rId43">
-        <w:r>
-          <w:rPr>
-            <w:lang w:val="fr_FR" w:bidi="fr_FR"/>
-          </w:rPr>
-          <w:rPr>
-            <w:color w:val="0000EE"/>
-            <w:u w:val="single"/>
-          </w:rPr>
-          <w:t>Esd 7.1–5</w:t>
-        </w:r>
-      </w:hyperlink>
+      <w:r>
+        <w:rPr>
+          <w:lang w:val="fr_FR" w:bidi="fr_FR"/>
+        </w:rPr>
+        <w:t>Esd 7.1–5</w:t>
+      </w:r>
       <w:r>
         <w:rPr>
           <w:lang w:val="fr_FR" w:bidi="fr_FR"/>
         </w:rPr>
         <w:t xml:space="preserve">, </w:t>
       </w:r>
-      <w:hyperlink r:id="rId203">
-        <w:r>
-          <w:rPr>
-            <w:lang w:val="fr_FR" w:bidi="fr_FR"/>
-          </w:rPr>
-          <w:rPr>
-            <w:color w:val="0000EE"/>
-            <w:u w:val="single"/>
-          </w:rPr>
-          <w:t>11–12</w:t>
-        </w:r>
-      </w:hyperlink>
+      <w:r>
+        <w:rPr>
+          <w:lang w:val="fr_FR" w:bidi="fr_FR"/>
+        </w:rPr>
+        <w:t>11–12</w:t>
+      </w:r>
       <w:r>
         <w:rPr>
           <w:lang w:val="fr_FR" w:bidi="fr_FR"/>
         </w:rPr>
         <w:t xml:space="preserve"> ; voir aussi </w:t>
       </w:r>
-      <w:hyperlink r:id="rId204">
-        <w:r>
-          <w:rPr>
-            <w:lang w:val="fr_FR" w:bidi="fr_FR"/>
-          </w:rPr>
-          <w:rPr>
-            <w:color w:val="0000EE"/>
-            <w:u w:val="single"/>
-          </w:rPr>
-          <w:t>Né 8.2</w:t>
-        </w:r>
-      </w:hyperlink>
+      <w:r>
+        <w:rPr>
+          <w:lang w:val="fr_FR" w:bidi="fr_FR"/>
+        </w:rPr>
+        <w:t>Né 8.2</w:t>
+      </w:r>
       <w:r>
         <w:rPr>
           <w:lang w:val="fr_FR" w:bidi="fr_FR"/>
         </w:rPr>
         <w:t xml:space="preserve">, </w:t>
       </w:r>
-      <w:hyperlink r:id="rId205">
-        <w:r>
-          <w:rPr>
-            <w:lang w:val="fr_FR" w:bidi="fr_FR"/>
-          </w:rPr>
-          <w:rPr>
-            <w:color w:val="0000EE"/>
-            <w:u w:val="single"/>
-          </w:rPr>
-          <w:t>9</w:t>
-        </w:r>
-      </w:hyperlink>
+      <w:r>
+        <w:rPr>
+          <w:lang w:val="fr_FR" w:bidi="fr_FR"/>
+        </w:rPr>
+        <w:t>9</w:t>
+      </w:r>
       <w:r>
         <w:rPr>
           <w:lang w:val="fr_FR" w:bidi="fr_FR"/>
         </w:rPr>
         <w:t>). Il prit des fonctions de direction en Juda après le retour des Juifs de l'exil. En tant que scribe, il était bien plus qu'un simple copiste : il était un étudiant dévoué des lois de Dieu (</w:t>
       </w:r>
-      <w:hyperlink r:id="rId206">
-        <w:r>
-          <w:rPr>
-            <w:lang w:val="fr_FR" w:bidi="fr_FR"/>
-          </w:rPr>
-          <w:rPr>
-            <w:color w:val="0000EE"/>
-            <w:u w:val="single"/>
-          </w:rPr>
-          <w:t>Esd 7.6</w:t>
-        </w:r>
-      </w:hyperlink>
+      <w:r>
+        <w:rPr>
+          <w:lang w:val="fr_FR" w:bidi="fr_FR"/>
+        </w:rPr>
+        <w:t>Esd 7.6</w:t>
+      </w:r>
       <w:r>
         <w:rPr>
           <w:lang w:val="fr_FR" w:bidi="fr_FR"/>
@@ -5545,54 +4279,36 @@
         </w:rPr>
         <w:t>Haut fonctionnaire au service du roi dans les affaires juives de l'Empire perse, Esdras visita Jérusalem vers 458 av. J.-C. Il apporta des objets pour le service du temple et œuvra à l'établissement des lois de Dieu en parallèle de celles de l'empire Perse. L'une de ses premières actions a été de traiter la question des mariages mixtes avec les voisins non Juifs (</w:t>
       </w:r>
-      <w:hyperlink r:id="rId207">
-        <w:r>
-          <w:rPr>
-            <w:lang w:val="fr_FR" w:bidi="fr_FR"/>
-          </w:rPr>
-          <w:rPr>
-            <w:color w:val="0000EE"/>
-            <w:u w:val="single"/>
-          </w:rPr>
-          <w:t>Esd 9.1–10.44</w:t>
-        </w:r>
-      </w:hyperlink>
+      <w:r>
+        <w:rPr>
+          <w:lang w:val="fr_FR" w:bidi="fr_FR"/>
+        </w:rPr>
+        <w:t>Esd 9.1–10.44</w:t>
+      </w:r>
       <w:r>
         <w:rPr>
           <w:lang w:val="fr_FR" w:bidi="fr_FR"/>
         </w:rPr>
         <w:t>). Plus tard, après la reconstruction des murailles de la ville en 445 av. J.-C. (</w:t>
       </w:r>
-      <w:hyperlink r:id="rId208">
-        <w:r>
-          <w:rPr>
-            <w:lang w:val="fr_FR" w:bidi="fr_FR"/>
-          </w:rPr>
-          <w:rPr>
-            <w:color w:val="0000EE"/>
-            <w:u w:val="single"/>
-          </w:rPr>
-          <w:t>Né 6.15</w:t>
-        </w:r>
-      </w:hyperlink>
+      <w:r>
+        <w:rPr>
+          <w:lang w:val="fr_FR" w:bidi="fr_FR"/>
+        </w:rPr>
+        <w:t>Né 6.15</w:t>
+      </w:r>
       <w:r>
         <w:rPr>
           <w:lang w:val="fr_FR" w:bidi="fr_FR"/>
         </w:rPr>
         <w:t>), Esdras a conduit la communauté à suivre de plus près la loi de Dieu (</w:t>
       </w:r>
-      <w:hyperlink r:id="rId209">
-        <w:r>
-          <w:rPr>
-            <w:lang w:val="fr_FR" w:bidi="fr_FR"/>
-          </w:rPr>
-          <w:rPr>
-            <w:color w:val="0000EE"/>
-            <w:u w:val="single"/>
-          </w:rPr>
-          <w:t>Né 8.13–15</w:t>
-        </w:r>
-      </w:hyperlink>
+      <w:r>
+        <w:rPr>
+          <w:lang w:val="fr_FR" w:bidi="fr_FR"/>
+        </w:rPr>
+        <w:t>Né 8.13–15</w:t>
+      </w:r>
       <w:r>
         <w:rPr>
           <w:lang w:val="fr_FR" w:bidi="fr_FR"/>
@@ -5613,36 +4329,24 @@
         </w:rPr>
         <w:t>Esdras honorait Dieu en administrant correctement les finances du temple. Le roi perse avait une grande confiance en son jugement, et il avait la possibilité de solliciter des fonds supplémentaires si nécessaire (</w:t>
       </w:r>
-      <w:hyperlink r:id="rId210">
-        <w:r>
-          <w:rPr>
-            <w:lang w:val="fr_FR" w:bidi="fr_FR"/>
-          </w:rPr>
-          <w:rPr>
-            <w:color w:val="0000EE"/>
-            <w:u w:val="single"/>
-          </w:rPr>
-          <w:t>Esd 7.15–20</w:t>
-        </w:r>
-      </w:hyperlink>
+      <w:r>
+        <w:rPr>
+          <w:lang w:val="fr_FR" w:bidi="fr_FR"/>
+        </w:rPr>
+        <w:t>Esd 7.15–20</w:t>
+      </w:r>
       <w:r>
         <w:rPr>
           <w:lang w:val="fr_FR" w:bidi="fr_FR"/>
         </w:rPr>
         <w:t>). Esdras déléguait les responsabilités financières lorsque cela était possible et exigeait une honnêteté rigoureuse dans la gestion des ressources (</w:t>
       </w:r>
-      <w:hyperlink r:id="rId211">
-        <w:r>
-          <w:rPr>
-            <w:lang w:val="fr_FR" w:bidi="fr_FR"/>
-          </w:rPr>
-          <w:rPr>
-            <w:color w:val="0000EE"/>
-            <w:u w:val="single"/>
-          </w:rPr>
-          <w:t>Esd 8.24–30</w:t>
-        </w:r>
-      </w:hyperlink>
+      <w:r>
+        <w:rPr>
+          <w:lang w:val="fr_FR" w:bidi="fr_FR"/>
+        </w:rPr>
+        <w:t>Esd 8.24–30</w:t>
+      </w:r>
       <w:r>
         <w:rPr>
           <w:lang w:val="fr_FR" w:bidi="fr_FR"/>
@@ -5663,198 +4367,132 @@
         </w:rPr>
         <w:t>Esdras s'humilia devant le Seigneur à plusieurs occasions : lors du départ du peuple pour son long voyage (</w:t>
       </w:r>
-      <w:hyperlink r:id="rId212">
-        <w:r>
-          <w:rPr>
-            <w:lang w:val="fr_FR" w:bidi="fr_FR"/>
-          </w:rPr>
-          <w:rPr>
-            <w:color w:val="0000EE"/>
-            <w:u w:val="single"/>
-          </w:rPr>
-          <w:t>Esd 8.21–23</w:t>
-        </w:r>
-      </w:hyperlink>
+      <w:r>
+        <w:rPr>
+          <w:lang w:val="fr_FR" w:bidi="fr_FR"/>
+        </w:rPr>
+        <w:t>Esd 8.21–23</w:t>
+      </w:r>
       <w:r>
         <w:rPr>
           <w:lang w:val="fr_FR" w:bidi="fr_FR"/>
         </w:rPr>
         <w:t>), en apprenant les mariages impies qui se multipliaient parmi le peuple (</w:t>
       </w:r>
-      <w:hyperlink r:id="rId213">
-        <w:r>
-          <w:rPr>
-            <w:lang w:val="fr_FR" w:bidi="fr_FR"/>
-          </w:rPr>
-          <w:rPr>
-            <w:color w:val="0000EE"/>
-            <w:u w:val="single"/>
-          </w:rPr>
-          <w:t>Esd 9.5–15</w:t>
-        </w:r>
-      </w:hyperlink>
+      <w:r>
+        <w:rPr>
+          <w:lang w:val="fr_FR" w:bidi="fr_FR"/>
+        </w:rPr>
+        <w:t>Esd 9.5–15</w:t>
+      </w:r>
       <w:r>
         <w:rPr>
           <w:lang w:val="fr_FR" w:bidi="fr_FR"/>
         </w:rPr>
         <w:t>), et lorsqu'il rassembla ceux qui devaient divorcer de leurs épouses païennes (</w:t>
       </w:r>
-      <w:hyperlink r:id="rId214">
-        <w:r>
-          <w:rPr>
-            <w:lang w:val="fr_FR" w:bidi="fr_FR"/>
-          </w:rPr>
-          <w:rPr>
-            <w:color w:val="0000EE"/>
-            <w:u w:val="single"/>
-          </w:rPr>
-          <w:t>10.6</w:t>
-        </w:r>
-      </w:hyperlink>
+      <w:r>
+        <w:rPr>
+          <w:lang w:val="fr_FR" w:bidi="fr_FR"/>
+        </w:rPr>
+        <w:t>10.6</w:t>
+      </w:r>
       <w:r>
         <w:rPr>
           <w:lang w:val="fr_FR" w:bidi="fr_FR"/>
         </w:rPr>
         <w:t>). Il reconnaissait toujours que c'était la main gracieuse de Dieu (et non par ses propres forces ou sa sagesse) que de bonnes choses se produisaient (</w:t>
       </w:r>
-      <w:hyperlink r:id="rId206">
-        <w:r>
-          <w:rPr>
-            <w:lang w:val="fr_FR" w:bidi="fr_FR"/>
-          </w:rPr>
-          <w:rPr>
-            <w:color w:val="0000EE"/>
-            <w:u w:val="single"/>
-          </w:rPr>
-          <w:t>Esd 7.6</w:t>
-        </w:r>
-      </w:hyperlink>
+      <w:r>
+        <w:rPr>
+          <w:lang w:val="fr_FR" w:bidi="fr_FR"/>
+        </w:rPr>
+        <w:t>Esd 7.6</w:t>
+      </w:r>
       <w:r>
         <w:rPr>
           <w:lang w:val="fr_FR" w:bidi="fr_FR"/>
         </w:rPr>
         <w:t xml:space="preserve">, </w:t>
       </w:r>
-      <w:hyperlink r:id="rId215">
-        <w:r>
-          <w:rPr>
-            <w:lang w:val="fr_FR" w:bidi="fr_FR"/>
-          </w:rPr>
-          <w:rPr>
-            <w:color w:val="0000EE"/>
-            <w:u w:val="single"/>
-          </w:rPr>
-          <w:t>9</w:t>
-        </w:r>
-      </w:hyperlink>
+      <w:r>
+        <w:rPr>
+          <w:lang w:val="fr_FR" w:bidi="fr_FR"/>
+        </w:rPr>
+        <w:t>9</w:t>
+      </w:r>
       <w:r>
         <w:rPr>
           <w:lang w:val="fr_FR" w:bidi="fr_FR"/>
         </w:rPr>
         <w:t xml:space="preserve">, </w:t>
       </w:r>
-      <w:hyperlink r:id="rId216">
-        <w:r>
-          <w:rPr>
-            <w:lang w:val="fr_FR" w:bidi="fr_FR"/>
-          </w:rPr>
-          <w:rPr>
-            <w:color w:val="0000EE"/>
-            <w:u w:val="single"/>
-          </w:rPr>
-          <w:t>28</w:t>
-        </w:r>
-      </w:hyperlink>
+      <w:r>
+        <w:rPr>
+          <w:lang w:val="fr_FR" w:bidi="fr_FR"/>
+        </w:rPr>
+        <w:t>28</w:t>
+      </w:r>
       <w:r>
         <w:rPr>
           <w:lang w:val="fr_FR" w:bidi="fr_FR"/>
         </w:rPr>
         <w:t xml:space="preserve">; </w:t>
       </w:r>
-      <w:hyperlink r:id="rId217">
-        <w:r>
-          <w:rPr>
-            <w:lang w:val="fr_FR" w:bidi="fr_FR"/>
-          </w:rPr>
-          <w:rPr>
-            <w:color w:val="0000EE"/>
-            <w:u w:val="single"/>
-          </w:rPr>
-          <w:t>8.18</w:t>
-        </w:r>
-      </w:hyperlink>
+      <w:r>
+        <w:rPr>
+          <w:lang w:val="fr_FR" w:bidi="fr_FR"/>
+        </w:rPr>
+        <w:t>8.18</w:t>
+      </w:r>
       <w:r>
         <w:rPr>
           <w:lang w:val="fr_FR" w:bidi="fr_FR"/>
         </w:rPr>
         <w:t xml:space="preserve">, </w:t>
       </w:r>
-      <w:hyperlink r:id="rId218">
-        <w:r>
-          <w:rPr>
-            <w:lang w:val="fr_FR" w:bidi="fr_FR"/>
-          </w:rPr>
-          <w:rPr>
-            <w:color w:val="0000EE"/>
-            <w:u w:val="single"/>
-          </w:rPr>
-          <w:t>22</w:t>
-        </w:r>
-      </w:hyperlink>
+      <w:r>
+        <w:rPr>
+          <w:lang w:val="fr_FR" w:bidi="fr_FR"/>
+        </w:rPr>
+        <w:t>22</w:t>
+      </w:r>
       <w:r>
         <w:rPr>
           <w:lang w:val="fr_FR" w:bidi="fr_FR"/>
         </w:rPr>
         <w:t xml:space="preserve">, </w:t>
       </w:r>
-      <w:hyperlink r:id="rId219">
-        <w:r>
-          <w:rPr>
-            <w:lang w:val="fr_FR" w:bidi="fr_FR"/>
-          </w:rPr>
-          <w:rPr>
-            <w:color w:val="0000EE"/>
-            <w:u w:val="single"/>
-          </w:rPr>
-          <w:t>31</w:t>
-        </w:r>
-      </w:hyperlink>
+      <w:r>
+        <w:rPr>
+          <w:lang w:val="fr_FR" w:bidi="fr_FR"/>
+        </w:rPr>
+        <w:t>31</w:t>
+      </w:r>
       <w:r>
         <w:rPr>
           <w:lang w:val="fr_FR" w:bidi="fr_FR"/>
         </w:rPr>
         <w:t xml:space="preserve">; </w:t>
       </w:r>
-      <w:hyperlink r:id="rId220">
-        <w:r>
-          <w:rPr>
-            <w:lang w:val="fr_FR" w:bidi="fr_FR"/>
-          </w:rPr>
-          <w:rPr>
-            <w:color w:val="0000EE"/>
-            <w:u w:val="single"/>
-          </w:rPr>
-          <w:t>9.8–9</w:t>
-        </w:r>
-      </w:hyperlink>
+      <w:r>
+        <w:rPr>
+          <w:lang w:val="fr_FR" w:bidi="fr_FR"/>
+        </w:rPr>
+        <w:t>9.8–9</w:t>
+      </w:r>
       <w:r>
         <w:rPr>
           <w:lang w:val="fr_FR" w:bidi="fr_FR"/>
         </w:rPr>
         <w:t>). Il étudiait et vivait selon la Parole de Dieu, et instruisait les autres à suivre les révélations de Dieu (</w:t>
       </w:r>
-      <w:hyperlink r:id="rId221">
-        <w:r>
-          <w:rPr>
-            <w:lang w:val="fr_FR" w:bidi="fr_FR"/>
-          </w:rPr>
-          <w:rPr>
-            <w:color w:val="0000EE"/>
-            <w:u w:val="single"/>
-          </w:rPr>
-          <w:t>Esd 7.10</w:t>
-        </w:r>
-      </w:hyperlink>
+      <w:r>
+        <w:rPr>
+          <w:lang w:val="fr_FR" w:bidi="fr_FR"/>
+        </w:rPr>
+        <w:t>Esd 7.10</w:t>
+      </w:r>
       <w:r>
         <w:rPr>
           <w:lang w:val="fr_FR" w:bidi="fr_FR"/>
@@ -5898,90 +4536,60 @@
           <w:lang w:val="fr_FR" w:bidi="fr_FR"/>
         </w:rPr>
       </w:r>
-      <w:hyperlink r:id="rId222">
-        <w:r>
-          <w:rPr>
-            <w:lang w:val="fr_FR" w:bidi="fr_FR"/>
-          </w:rPr>
-          <w:rPr>
-            <w:color w:val="0000EE"/>
-            <w:u w:val="single"/>
-          </w:rPr>
-          <w:t>Esd 7.1–10.44</w:t>
-        </w:r>
-      </w:hyperlink>
-      <w:r>
-        <w:rPr>
-          <w:lang w:val="fr_FR" w:bidi="fr_FR"/>
-        </w:rPr>
-        <w:t xml:space="preserve"> ; </w:t>
-      </w:r>
-      <w:hyperlink r:id="rId223">
-        <w:r>
-          <w:rPr>
-            <w:lang w:val="fr_FR" w:bidi="fr_FR"/>
-          </w:rPr>
-          <w:rPr>
-            <w:color w:val="0000EE"/>
-            <w:u w:val="single"/>
-          </w:rPr>
-          <w:t>Né 8.1–18</w:t>
-        </w:r>
-      </w:hyperlink>
-      <w:r>
-        <w:rPr>
-          <w:lang w:val="fr_FR" w:bidi="fr_FR"/>
-        </w:rPr>
-        <w:t xml:space="preserve"> ; </w:t>
-      </w:r>
-      <w:hyperlink r:id="rId224">
-        <w:r>
-          <w:rPr>
-            <w:lang w:val="fr_FR" w:bidi="fr_FR"/>
-          </w:rPr>
-          <w:rPr>
-            <w:color w:val="0000EE"/>
-            <w:u w:val="single"/>
-          </w:rPr>
-          <w:t>12.1</w:t>
-        </w:r>
-      </w:hyperlink>
+      <w:r>
+        <w:rPr>
+          <w:lang w:val="fr_FR" w:bidi="fr_FR"/>
+        </w:rPr>
+        <w:t>Esd 7.1–10.44</w:t>
+      </w:r>
+      <w:r>
+        <w:rPr>
+          <w:lang w:val="fr_FR" w:bidi="fr_FR"/>
+        </w:rPr>
+        <w:t xml:space="preserve"> ; </w:t>
+      </w:r>
+      <w:r>
+        <w:rPr>
+          <w:lang w:val="fr_FR" w:bidi="fr_FR"/>
+        </w:rPr>
+        <w:t>Né 8.1–18</w:t>
+      </w:r>
+      <w:r>
+        <w:rPr>
+          <w:lang w:val="fr_FR" w:bidi="fr_FR"/>
+        </w:rPr>
+        <w:t xml:space="preserve"> ; </w:t>
+      </w:r>
+      <w:r>
+        <w:rPr>
+          <w:lang w:val="fr_FR" w:bidi="fr_FR"/>
+        </w:rPr>
+        <w:t>12.1</w:t>
+      </w:r>
       <w:r>
         <w:rPr>
           <w:lang w:val="fr_FR" w:bidi="fr_FR"/>
         </w:rPr>
         <w:t xml:space="preserve">, </w:t>
       </w:r>
-      <w:hyperlink r:id="rId225">
-        <w:r>
-          <w:rPr>
-            <w:lang w:val="fr_FR" w:bidi="fr_FR"/>
-          </w:rPr>
-          <w:rPr>
-            <w:color w:val="0000EE"/>
-            <w:u w:val="single"/>
-          </w:rPr>
-          <w:t>26</w:t>
-        </w:r>
-      </w:hyperlink>
+      <w:r>
+        <w:rPr>
+          <w:lang w:val="fr_FR" w:bidi="fr_FR"/>
+        </w:rPr>
+        <w:t>26</w:t>
+      </w:r>
       <w:r>
         <w:rPr>
           <w:lang w:val="fr_FR" w:bidi="fr_FR"/>
         </w:rPr>
         <w:t xml:space="preserve">, </w:t>
       </w:r>
-      <w:hyperlink r:id="rId226">
-        <w:r>
-          <w:rPr>
-            <w:lang w:val="fr_FR" w:bidi="fr_FR"/>
-          </w:rPr>
-          <w:rPr>
-            <w:color w:val="0000EE"/>
-            <w:u w:val="single"/>
-          </w:rPr>
-          <w:t>36</w:t>
-        </w:r>
-      </w:hyperlink>
+      <w:r>
+        <w:rPr>
+          <w:lang w:val="fr_FR" w:bidi="fr_FR"/>
+        </w:rPr>
+        <w:t>36</w:t>
+      </w:r>
       <w:r>
         <w:rPr>
           <w:lang w:val="fr_FR" w:bidi="fr_FR"/>
@@ -6030,18 +4638,12 @@
         </w:rPr>
         <w:t xml:space="preserve">Esther était la reine de Perse sous le règne de Xerxès Ier (également appelé Assuérus), qui a régné de 486 à 465 av. J.-C. Issue de la diaspora, elle descendait des Juifs dispersés parmi les nations lors de l'exil à Babylone. Sa famille avait choisi de demeurer en Perse plutôt que de retourner en Juda (voir </w:t>
       </w:r>
-      <w:hyperlink r:id="rId227">
-        <w:r>
-          <w:rPr>
-            <w:lang w:val="fr_FR" w:bidi="fr_FR"/>
-          </w:rPr>
-          <w:rPr>
-            <w:color w:val="0000EE"/>
-            <w:u w:val="single"/>
-          </w:rPr>
-          <w:t>Esd 1–2</w:t>
-        </w:r>
-      </w:hyperlink>
+      <w:r>
+        <w:rPr>
+          <w:lang w:val="fr_FR" w:bidi="fr_FR"/>
+        </w:rPr>
+        <w:t>Esd 1–2</w:t>
+      </w:r>
       <w:r>
         <w:rPr>
           <w:lang w:val="fr_FR" w:bidi="fr_FR"/>
@@ -6062,18 +4664,12 @@
         </w:rPr>
         <w:t>Orpheline, Esther fut élevée par Mardochée, son cousin, alors fonctionnaire dans le gouvernement perse dans la ville de Suse. Elle accéda au rang de reine après la destitution la reine Vasthi par Xerxès, qui avait refusé d'assister à un banquet alors que le roi le lui avait demandé (</w:t>
       </w:r>
-      <w:hyperlink r:id="rId228">
-        <w:r>
-          <w:rPr>
-            <w:lang w:val="fr_FR" w:bidi="fr_FR"/>
-          </w:rPr>
-          <w:rPr>
-            <w:color w:val="0000EE"/>
-            <w:u w:val="single"/>
-          </w:rPr>
-          <w:t>Est 1.11–12</w:t>
-        </w:r>
-      </w:hyperlink>
+      <w:r>
+        <w:rPr>
+          <w:lang w:val="fr_FR" w:bidi="fr_FR"/>
+        </w:rPr>
+        <w:t>Est 1.11–12</w:t>
+      </w:r>
       <w:r>
         <w:rPr>
           <w:lang w:val="fr_FR" w:bidi="fr_FR"/>
@@ -6094,18 +4690,12 @@
         </w:rPr>
         <w:t>Après son couronnement et sans faire de bruit, Esther gagna peu à peu la confiance de Xerxès en déjouant un complot d'assassinat (</w:t>
       </w:r>
-      <w:hyperlink r:id="rId229">
-        <w:r>
-          <w:rPr>
-            <w:lang w:val="fr_FR" w:bidi="fr_FR"/>
-          </w:rPr>
-          <w:rPr>
-            <w:color w:val="0000EE"/>
-            <w:u w:val="single"/>
-          </w:rPr>
-          <w:t>Est 2.21–23</w:t>
-        </w:r>
-      </w:hyperlink>
+      <w:r>
+        <w:rPr>
+          <w:lang w:val="fr_FR" w:bidi="fr_FR"/>
+        </w:rPr>
+        <w:t>Est 2.21–23</w:t>
+      </w:r>
       <w:r>
         <w:rPr>
           <w:lang w:val="fr_FR" w:bidi="fr_FR"/>
@@ -6135,54 +4725,36 @@
           <w:lang w:val="fr_FR" w:bidi="fr_FR"/>
         </w:rPr>
       </w:r>
-      <w:hyperlink r:id="rId230">
-        <w:r>
-          <w:rPr>
-            <w:lang w:val="fr_FR" w:bidi="fr_FR"/>
-          </w:rPr>
-          <w:rPr>
-            <w:color w:val="0000EE"/>
-            <w:u w:val="single"/>
-          </w:rPr>
-          <w:t>Est 2.7–20</w:t>
-        </w:r>
-      </w:hyperlink>
-      <w:r>
-        <w:rPr>
-          <w:lang w:val="fr_FR" w:bidi="fr_FR"/>
-        </w:rPr>
-        <w:t xml:space="preserve"> ; </w:t>
-      </w:r>
-      <w:hyperlink r:id="rId231">
-        <w:r>
-          <w:rPr>
-            <w:lang w:val="fr_FR" w:bidi="fr_FR"/>
-          </w:rPr>
-          <w:rPr>
-            <w:color w:val="0000EE"/>
-            <w:u w:val="single"/>
-          </w:rPr>
-          <w:t>4.4–5.8</w:t>
-        </w:r>
-      </w:hyperlink>
-      <w:r>
-        <w:rPr>
-          <w:lang w:val="fr_FR" w:bidi="fr_FR"/>
-        </w:rPr>
-        <w:t xml:space="preserve"> ; </w:t>
-      </w:r>
-      <w:hyperlink r:id="rId232">
-        <w:r>
-          <w:rPr>
-            <w:lang w:val="fr_FR" w:bidi="fr_FR"/>
-          </w:rPr>
-          <w:rPr>
-            <w:color w:val="0000EE"/>
-            <w:u w:val="single"/>
-          </w:rPr>
-          <w:t>7.1–9.32</w:t>
-        </w:r>
-      </w:hyperlink>
+      <w:r>
+        <w:rPr>
+          <w:lang w:val="fr_FR" w:bidi="fr_FR"/>
+        </w:rPr>
+        <w:t>Est 2.7–20</w:t>
+      </w:r>
+      <w:r>
+        <w:rPr>
+          <w:lang w:val="fr_FR" w:bidi="fr_FR"/>
+        </w:rPr>
+        <w:t xml:space="preserve"> ; </w:t>
+      </w:r>
+      <w:r>
+        <w:rPr>
+          <w:lang w:val="fr_FR" w:bidi="fr_FR"/>
+        </w:rPr>
+        <w:t>4.4–5.8</w:t>
+      </w:r>
+      <w:r>
+        <w:rPr>
+          <w:lang w:val="fr_FR" w:bidi="fr_FR"/>
+        </w:rPr>
+        <w:t xml:space="preserve"> ; </w:t>
+      </w:r>
+      <w:r>
+        <w:rPr>
+          <w:lang w:val="fr_FR" w:bidi="fr_FR"/>
+        </w:rPr>
+        <w:t>7.1–9.32</w:t>
+      </w:r>
       <w:r>
         <w:rPr>
           <w:lang w:val="fr_FR" w:bidi="fr_FR"/>
@@ -6245,18 +4817,12 @@
         </w:rPr>
         <w:t>Choisi parmi les sept hommes désignés pour distribuer la nourriture aux chrétiens nécessiteux à Jérusalem (</w:t>
       </w:r>
-      <w:hyperlink r:id="rId233">
-        <w:r>
-          <w:rPr>
-            <w:lang w:val="fr_FR" w:bidi="fr_FR"/>
-          </w:rPr>
-          <w:rPr>
-            <w:color w:val="0000EE"/>
-            <w:u w:val="single"/>
-          </w:rPr>
-          <w:t>Ac 6.1–6</w:t>
-        </w:r>
-      </w:hyperlink>
+      <w:r>
+        <w:rPr>
+          <w:lang w:val="fr_FR" w:bidi="fr_FR"/>
+        </w:rPr>
+        <w:t>Ac 6.1–6</w:t>
+      </w:r>
       <w:r>
         <w:rPr>
           <w:lang w:val="fr_FR" w:bidi="fr_FR"/>
@@ -6275,72 +4841,48 @@
         </w:rPr>
         <w:t xml:space="preserve"> » (</w:t>
       </w:r>
-      <w:hyperlink r:id="rId234">
-        <w:r>
-          <w:rPr>
-            <w:lang w:val="fr_FR" w:bidi="fr_FR"/>
-          </w:rPr>
-          <w:rPr>
-            <w:color w:val="0000EE"/>
-            <w:u w:val="single"/>
-          </w:rPr>
-          <w:t>Ac 6.5</w:t>
-        </w:r>
-      </w:hyperlink>
+      <w:r>
+        <w:rPr>
+          <w:lang w:val="fr_FR" w:bidi="fr_FR"/>
+        </w:rPr>
+        <w:t>Ac 6.5</w:t>
+      </w:r>
       <w:r>
         <w:rPr>
           <w:lang w:val="fr_FR" w:bidi="fr_FR"/>
         </w:rPr>
         <w:t>). Manifestant la grâce et la puissance de Dieu de manière particulière, il accomplissait des miracles (</w:t>
       </w:r>
-      <w:hyperlink r:id="rId235">
-        <w:r>
-          <w:rPr>
-            <w:lang w:val="fr_FR" w:bidi="fr_FR"/>
-          </w:rPr>
-          <w:rPr>
-            <w:color w:val="0000EE"/>
-            <w:u w:val="single"/>
-          </w:rPr>
-          <w:t>Ac 6.8</w:t>
-        </w:r>
-      </w:hyperlink>
+      <w:r>
+        <w:rPr>
+          <w:lang w:val="fr_FR" w:bidi="fr_FR"/>
+        </w:rPr>
+        <w:t>Ac 6.8</w:t>
+      </w:r>
       <w:r>
         <w:rPr>
           <w:lang w:val="fr_FR" w:bidi="fr_FR"/>
         </w:rPr>
         <w:t>) et avait l'art d'expliquer et de défendre les vérités chrétiennes avec courage (</w:t>
       </w:r>
-      <w:hyperlink r:id="rId236">
-        <w:r>
-          <w:rPr>
-            <w:lang w:val="fr_FR" w:bidi="fr_FR"/>
-          </w:rPr>
-          <w:rPr>
-            <w:color w:val="0000EE"/>
-            <w:u w:val="single"/>
-          </w:rPr>
-          <w:t>Ac 6.9–10</w:t>
-        </w:r>
-      </w:hyperlink>
+      <w:r>
+        <w:rPr>
+          <w:lang w:val="fr_FR" w:bidi="fr_FR"/>
+        </w:rPr>
+        <w:t>Ac 6.9–10</w:t>
+      </w:r>
       <w:r>
         <w:rPr>
           <w:lang w:val="fr_FR" w:bidi="fr_FR"/>
         </w:rPr>
         <w:t>). Parce qu'il parlait si ouvertement de Jésus, il fut arrêté par les dirigeants juifs et présenté devant le conseil juif (le sanhédrin) pour être interrogé (</w:t>
       </w:r>
-      <w:hyperlink r:id="rId237">
-        <w:r>
-          <w:rPr>
-            <w:lang w:val="fr_FR" w:bidi="fr_FR"/>
-          </w:rPr>
-          <w:rPr>
-            <w:color w:val="0000EE"/>
-            <w:u w:val="single"/>
-          </w:rPr>
-          <w:t>Ac 6.9–12</w:t>
-        </w:r>
-      </w:hyperlink>
+      <w:r>
+        <w:rPr>
+          <w:lang w:val="fr_FR" w:bidi="fr_FR"/>
+        </w:rPr>
+        <w:t>Ac 6.9–12</w:t>
+      </w:r>
       <w:r>
         <w:rPr>
           <w:lang w:val="fr_FR" w:bidi="fr_FR"/>
@@ -6361,144 +4903,96 @@
         </w:rPr>
         <w:t>Accusé de proférer des paroles contre le saint temple et la loi de Moïse (</w:t>
       </w:r>
-      <w:hyperlink r:id="rId238">
-        <w:r>
-          <w:rPr>
-            <w:lang w:val="fr_FR" w:bidi="fr_FR"/>
-          </w:rPr>
-          <w:rPr>
-            <w:color w:val="0000EE"/>
-            <w:u w:val="single"/>
-          </w:rPr>
-          <w:t>Ac 6.13–14</w:t>
-        </w:r>
-      </w:hyperlink>
+      <w:r>
+        <w:rPr>
+          <w:lang w:val="fr_FR" w:bidi="fr_FR"/>
+        </w:rPr>
+        <w:t>Ac 6.13–14</w:t>
+      </w:r>
       <w:r>
         <w:rPr>
           <w:lang w:val="fr_FR" w:bidi="fr_FR"/>
         </w:rPr>
         <w:t xml:space="preserve"> ; comparer </w:t>
       </w:r>
-      <w:hyperlink r:id="rId239">
-        <w:r>
-          <w:rPr>
-            <w:lang w:val="fr_FR" w:bidi="fr_FR"/>
-          </w:rPr>
-          <w:rPr>
-            <w:color w:val="0000EE"/>
-            <w:u w:val="single"/>
-          </w:rPr>
-          <w:t>Mc 13.2</w:t>
-        </w:r>
-      </w:hyperlink>
-      <w:r>
-        <w:rPr>
-          <w:lang w:val="fr_FR" w:bidi="fr_FR"/>
-        </w:rPr>
-        <w:t xml:space="preserve"> ; </w:t>
-      </w:r>
-      <w:hyperlink r:id="rId240">
-        <w:r>
-          <w:rPr>
-            <w:lang w:val="fr_FR" w:bidi="fr_FR"/>
-          </w:rPr>
-          <w:rPr>
-            <w:color w:val="0000EE"/>
-            <w:u w:val="single"/>
-          </w:rPr>
-          <w:t>Jn 2.19</w:t>
-        </w:r>
-      </w:hyperlink>
-      <w:r>
-        <w:rPr>
-          <w:lang w:val="fr_FR" w:bidi="fr_FR"/>
-        </w:rPr>
-        <w:t xml:space="preserve"> ; </w:t>
-      </w:r>
-      <w:hyperlink r:id="rId241">
-        <w:r>
-          <w:rPr>
-            <w:lang w:val="fr_FR" w:bidi="fr_FR"/>
-          </w:rPr>
-          <w:rPr>
-            <w:color w:val="0000EE"/>
-            <w:u w:val="single"/>
-          </w:rPr>
-          <w:t>4.21</w:t>
-        </w:r>
-      </w:hyperlink>
+      <w:r>
+        <w:rPr>
+          <w:lang w:val="fr_FR" w:bidi="fr_FR"/>
+        </w:rPr>
+        <w:t>Mc 13.2</w:t>
+      </w:r>
+      <w:r>
+        <w:rPr>
+          <w:lang w:val="fr_FR" w:bidi="fr_FR"/>
+        </w:rPr>
+        <w:t xml:space="preserve"> ; </w:t>
+      </w:r>
+      <w:r>
+        <w:rPr>
+          <w:lang w:val="fr_FR" w:bidi="fr_FR"/>
+        </w:rPr>
+        <w:t>Jn 2.19</w:t>
+      </w:r>
+      <w:r>
+        <w:rPr>
+          <w:lang w:val="fr_FR" w:bidi="fr_FR"/>
+        </w:rPr>
+        <w:t xml:space="preserve"> ; </w:t>
+      </w:r>
+      <w:r>
+        <w:rPr>
+          <w:lang w:val="fr_FR" w:bidi="fr_FR"/>
+        </w:rPr>
+        <w:t>4.21</w:t>
+      </w:r>
       <w:r>
         <w:rPr>
           <w:lang w:val="fr_FR" w:bidi="fr_FR"/>
         </w:rPr>
         <w:t>), Étienne se défendit avec ferveur devant le sanhédrin (</w:t>
       </w:r>
-      <w:hyperlink r:id="rId242">
-        <w:r>
-          <w:rPr>
-            <w:lang w:val="fr_FR" w:bidi="fr_FR"/>
-          </w:rPr>
-          <w:rPr>
-            <w:color w:val="0000EE"/>
-            <w:u w:val="single"/>
-          </w:rPr>
-          <w:t>Ac 7.1–53</w:t>
-        </w:r>
-      </w:hyperlink>
+      <w:r>
+        <w:rPr>
+          <w:lang w:val="fr_FR" w:bidi="fr_FR"/>
+        </w:rPr>
+        <w:t>Ac 7.1–53</w:t>
+      </w:r>
       <w:r>
         <w:rPr>
           <w:lang w:val="fr_FR" w:bidi="fr_FR"/>
         </w:rPr>
         <w:t xml:space="preserve">), évoquant la longue histoire de résistance du peuple d'Israël envers Dieu et ses serviteurs (évoquant d'abord Moïse, puis le prophète que Moïse avait prédit ; voir </w:t>
       </w:r>
-      <w:hyperlink r:id="rId243">
-        <w:r>
-          <w:rPr>
-            <w:lang w:val="fr_FR" w:bidi="fr_FR"/>
-          </w:rPr>
-          <w:rPr>
-            <w:color w:val="0000EE"/>
-            <w:u w:val="single"/>
-          </w:rPr>
-          <w:t>Ac 7.51–53</w:t>
-        </w:r>
-      </w:hyperlink>
+      <w:r>
+        <w:rPr>
+          <w:lang w:val="fr_FR" w:bidi="fr_FR"/>
+        </w:rPr>
+        <w:t>Ac 7.51–53</w:t>
+      </w:r>
       <w:r>
         <w:rPr>
           <w:lang w:val="fr_FR" w:bidi="fr_FR"/>
         </w:rPr>
         <w:t>). Irrités par ses affirmations, les autorités le traînèrent hors de la ville et le lapidèrent à mort (</w:t>
       </w:r>
-      <w:hyperlink r:id="rId244">
-        <w:r>
-          <w:rPr>
-            <w:lang w:val="fr_FR" w:bidi="fr_FR"/>
-          </w:rPr>
-          <w:rPr>
-            <w:color w:val="0000EE"/>
-            <w:u w:val="single"/>
-          </w:rPr>
-          <w:t>Ac 7.54–60</w:t>
-        </w:r>
-      </w:hyperlink>
+      <w:r>
+        <w:rPr>
+          <w:lang w:val="fr_FR" w:bidi="fr_FR"/>
+        </w:rPr>
+        <w:t>Ac 7.54–60</w:t>
+      </w:r>
       <w:r>
         <w:rPr>
           <w:lang w:val="fr_FR" w:bidi="fr_FR"/>
         </w:rPr>
         <w:t>). Dans ses derniers instants, Étienne pria pour le pardon de ses persécuteurs (</w:t>
       </w:r>
-      <w:hyperlink r:id="rId245">
-        <w:r>
-          <w:rPr>
-            <w:lang w:val="fr_FR" w:bidi="fr_FR"/>
-          </w:rPr>
-          <w:rPr>
-            <w:color w:val="0000EE"/>
-            <w:u w:val="single"/>
-          </w:rPr>
-          <w:t>Ac 7.60</w:t>
-        </w:r>
-      </w:hyperlink>
+      <w:r>
+        <w:rPr>
+          <w:lang w:val="fr_FR" w:bidi="fr_FR"/>
+        </w:rPr>
+        <w:t>Ac 7.60</w:t>
+      </w:r>
       <w:r>
         <w:rPr>
           <w:lang w:val="fr_FR" w:bidi="fr_FR"/>
@@ -6519,54 +5013,36 @@
         </w:rPr>
         <w:t>Le courageux témoignage d'Étienne conduit à la première persécution des chrétiens (</w:t>
       </w:r>
-      <w:hyperlink r:id="rId246">
-        <w:r>
-          <w:rPr>
-            <w:lang w:val="fr_FR" w:bidi="fr_FR"/>
-          </w:rPr>
-          <w:rPr>
-            <w:color w:val="0000EE"/>
-            <w:u w:val="single"/>
-          </w:rPr>
-          <w:t>Ac 8.1–3</w:t>
-        </w:r>
-      </w:hyperlink>
+      <w:r>
+        <w:rPr>
+          <w:lang w:val="fr_FR" w:bidi="fr_FR"/>
+        </w:rPr>
+        <w:t>Ac 8.1–3</w:t>
+      </w:r>
       <w:r>
         <w:rPr>
           <w:lang w:val="fr_FR" w:bidi="fr_FR"/>
         </w:rPr>
         <w:t>). Cette persécution permit à la Bonne Nouvelle de se répandre davantage, car les croyants, contraints de quitter Jérusalem, partagèrent le message de Jésus partout où ils allèrent (</w:t>
       </w:r>
-      <w:hyperlink r:id="rId247">
-        <w:r>
-          <w:rPr>
-            <w:lang w:val="fr_FR" w:bidi="fr_FR"/>
-          </w:rPr>
-          <w:rPr>
-            <w:color w:val="0000EE"/>
-            <w:u w:val="single"/>
-          </w:rPr>
-          <w:t>Ac 8.4</w:t>
-        </w:r>
-      </w:hyperlink>
-      <w:r>
-        <w:rPr>
-          <w:lang w:val="fr_FR" w:bidi="fr_FR"/>
-        </w:rPr>
-        <w:t xml:space="preserve"> ; </w:t>
-      </w:r>
-      <w:hyperlink r:id="rId248">
-        <w:r>
-          <w:rPr>
-            <w:lang w:val="fr_FR" w:bidi="fr_FR"/>
-          </w:rPr>
-          <w:rPr>
-            <w:color w:val="0000EE"/>
-            <w:u w:val="single"/>
-          </w:rPr>
-          <w:t>11.19–21</w:t>
-        </w:r>
-      </w:hyperlink>
+      <w:r>
+        <w:rPr>
+          <w:lang w:val="fr_FR" w:bidi="fr_FR"/>
+        </w:rPr>
+        <w:t>Ac 8.4</w:t>
+      </w:r>
+      <w:r>
+        <w:rPr>
+          <w:lang w:val="fr_FR" w:bidi="fr_FR"/>
+        </w:rPr>
+        <w:t xml:space="preserve"> ; </w:t>
+      </w:r>
+      <w:r>
+        <w:rPr>
+          <w:lang w:val="fr_FR" w:bidi="fr_FR"/>
+        </w:rPr>
+        <w:t>11.19–21</w:t>
+      </w:r>
       <w:r>
         <w:rPr>
           <w:lang w:val="fr_FR" w:bidi="fr_FR"/>
@@ -6587,72 +5063,48 @@
         </w:rPr>
         <w:t xml:space="preserve">La vie d'Étienne nous enseigne que rester fidèle à Jésus peut susciter une vive opposition : parler avec audace peut coûter cher (voir </w:t>
       </w:r>
-      <w:hyperlink r:id="rId249">
-        <w:r>
-          <w:rPr>
-            <w:lang w:val="fr_FR" w:bidi="fr_FR"/>
-          </w:rPr>
-          <w:rPr>
-            <w:color w:val="0000EE"/>
-            <w:u w:val="single"/>
-          </w:rPr>
-          <w:t>Ap 2.10</w:t>
-        </w:r>
-      </w:hyperlink>
+      <w:r>
+        <w:rPr>
+          <w:lang w:val="fr_FR" w:bidi="fr_FR"/>
+        </w:rPr>
+        <w:t>Ap 2.10</w:t>
+      </w:r>
       <w:r>
         <w:rPr>
           <w:lang w:val="fr_FR" w:bidi="fr_FR"/>
         </w:rPr>
         <w:t xml:space="preserve">, </w:t>
       </w:r>
-      <w:hyperlink r:id="rId250">
-        <w:r>
-          <w:rPr>
-            <w:lang w:val="fr_FR" w:bidi="fr_FR"/>
-          </w:rPr>
-          <w:rPr>
-            <w:color w:val="0000EE"/>
-            <w:u w:val="single"/>
-          </w:rPr>
-          <w:t>13</w:t>
-        </w:r>
-      </w:hyperlink>
+      <w:r>
+        <w:rPr>
+          <w:lang w:val="fr_FR" w:bidi="fr_FR"/>
+        </w:rPr>
+        <w:t>13</w:t>
+      </w:r>
       <w:r>
         <w:rPr>
           <w:lang w:val="fr_FR" w:bidi="fr_FR"/>
         </w:rPr>
         <w:t xml:space="preserve">), mais rien ne saurait entraver la croissance de l'Église (voir </w:t>
       </w:r>
-      <w:hyperlink r:id="rId251">
-        <w:r>
-          <w:rPr>
-            <w:lang w:val="fr_FR" w:bidi="fr_FR"/>
-          </w:rPr>
-          <w:rPr>
-            <w:color w:val="0000EE"/>
-            <w:u w:val="single"/>
-          </w:rPr>
-          <w:t>Mt 16.18</w:t>
-        </w:r>
-      </w:hyperlink>
-      <w:r>
-        <w:rPr>
-          <w:lang w:val="fr_FR" w:bidi="fr_FR"/>
-        </w:rPr>
-        <w:t xml:space="preserve"> ; </w:t>
-      </w:r>
-      <w:hyperlink r:id="rId252">
-        <w:r>
-          <w:rPr>
-            <w:lang w:val="fr_FR" w:bidi="fr_FR"/>
-          </w:rPr>
-          <w:rPr>
-            <w:color w:val="0000EE"/>
-            <w:u w:val="single"/>
-          </w:rPr>
-          <w:t>Ac 8.1–4</w:t>
-        </w:r>
-      </w:hyperlink>
+      <w:r>
+        <w:rPr>
+          <w:lang w:val="fr_FR" w:bidi="fr_FR"/>
+        </w:rPr>
+        <w:t>Mt 16.18</w:t>
+      </w:r>
+      <w:r>
+        <w:rPr>
+          <w:lang w:val="fr_FR" w:bidi="fr_FR"/>
+        </w:rPr>
+        <w:t xml:space="preserve"> ; </w:t>
+      </w:r>
+      <w:r>
+        <w:rPr>
+          <w:lang w:val="fr_FR" w:bidi="fr_FR"/>
+        </w:rPr>
+        <w:t>Ac 8.1–4</w:t>
+      </w:r>
       <w:r>
         <w:rPr>
           <w:lang w:val="fr_FR" w:bidi="fr_FR"/>
@@ -6682,54 +5134,36 @@
           <w:lang w:val="fr_FR" w:bidi="fr_FR"/>
         </w:rPr>
       </w:r>
-      <w:hyperlink r:id="rId253">
-        <w:r>
-          <w:rPr>
-            <w:lang w:val="fr_FR" w:bidi="fr_FR"/>
-          </w:rPr>
-          <w:rPr>
-            <w:color w:val="0000EE"/>
-            <w:u w:val="single"/>
-          </w:rPr>
-          <w:t>Ac 6.5–8.2</w:t>
-        </w:r>
-      </w:hyperlink>
-      <w:r>
-        <w:rPr>
-          <w:lang w:val="fr_FR" w:bidi="fr_FR"/>
-        </w:rPr>
-        <w:t xml:space="preserve"> ; </w:t>
-      </w:r>
-      <w:hyperlink r:id="rId254">
-        <w:r>
-          <w:rPr>
-            <w:lang w:val="fr_FR" w:bidi="fr_FR"/>
-          </w:rPr>
-          <w:rPr>
-            <w:color w:val="0000EE"/>
-            <w:u w:val="single"/>
-          </w:rPr>
-          <w:t>11.19</w:t>
-        </w:r>
-      </w:hyperlink>
-      <w:r>
-        <w:rPr>
-          <w:lang w:val="fr_FR" w:bidi="fr_FR"/>
-        </w:rPr>
-        <w:t xml:space="preserve"> ; </w:t>
-      </w:r>
-      <w:hyperlink r:id="rId255">
-        <w:r>
-          <w:rPr>
-            <w:lang w:val="fr_FR" w:bidi="fr_FR"/>
-          </w:rPr>
-          <w:rPr>
-            <w:color w:val="0000EE"/>
-            <w:u w:val="single"/>
-          </w:rPr>
-          <w:t>22.20</w:t>
-        </w:r>
-      </w:hyperlink>
+      <w:r>
+        <w:rPr>
+          <w:lang w:val="fr_FR" w:bidi="fr_FR"/>
+        </w:rPr>
+        <w:t>Ac 6.5–8.2</w:t>
+      </w:r>
+      <w:r>
+        <w:rPr>
+          <w:lang w:val="fr_FR" w:bidi="fr_FR"/>
+        </w:rPr>
+        <w:t xml:space="preserve"> ; </w:t>
+      </w:r>
+      <w:r>
+        <w:rPr>
+          <w:lang w:val="fr_FR" w:bidi="fr_FR"/>
+        </w:rPr>
+        <w:t>11.19</w:t>
+      </w:r>
+      <w:r>
+        <w:rPr>
+          <w:lang w:val="fr_FR" w:bidi="fr_FR"/>
+        </w:rPr>
+        <w:t xml:space="preserve"> ; </w:t>
+      </w:r>
+      <w:r>
+        <w:rPr>
+          <w:lang w:val="fr_FR" w:bidi="fr_FR"/>
+        </w:rPr>
+        <w:t>22.20</w:t>
+      </w:r>
       <w:r>
         <w:rPr>
           <w:lang w:val="fr_FR" w:bidi="fr_FR"/>
@@ -6778,18 +5212,12 @@
         </w:rPr>
         <w:t>Ézéchias a été l'un des meilleurs rois de Juda. Il a régné de 728 à 686 av. J.‑C. Alors que son père Achaz avait renoncé à adorer le Seigneur, Ézéchias se distingua en encourageant la véritable adoration de Dieu. Il entreprit de réparer les portes du temple, prépara les Lévites pour le service sacré et relança les cérémonies religieuses. Il offrit des sacrifices, rétablit le service sacerdotal et invita les habitants de Juda et d'Israël à célébrer la Pâque à Jérusalem (</w:t>
       </w:r>
-      <w:hyperlink r:id="rId256">
-        <w:r>
-          <w:rPr>
-            <w:lang w:val="fr_FR" w:bidi="fr_FR"/>
-          </w:rPr>
-          <w:rPr>
-            <w:color w:val="0000EE"/>
-            <w:u w:val="single"/>
-          </w:rPr>
-          <w:t>2Ch 29–30</w:t>
-        </w:r>
-      </w:hyperlink>
+      <w:r>
+        <w:rPr>
+          <w:lang w:val="fr_FR" w:bidi="fr_FR"/>
+        </w:rPr>
+        <w:t>2Ch 29–30</w:t>
+      </w:r>
       <w:r>
         <w:rPr>
           <w:lang w:val="fr_FR" w:bidi="fr_FR"/>
@@ -6824,72 +5252,48 @@
         </w:rPr>
         <w:t>Ézéchias cessa alors de payer le tribut consentit par son père Achaz (</w:t>
       </w:r>
-      <w:hyperlink r:id="rId257">
-        <w:r>
-          <w:rPr>
-            <w:lang w:val="fr_FR" w:bidi="fr_FR"/>
-          </w:rPr>
-          <w:rPr>
-            <w:color w:val="0000EE"/>
-            <w:u w:val="single"/>
-          </w:rPr>
-          <w:t>2R 18.7</w:t>
-        </w:r>
-      </w:hyperlink>
+      <w:r>
+        <w:rPr>
+          <w:lang w:val="fr_FR" w:bidi="fr_FR"/>
+        </w:rPr>
+        <w:t>2R 18.7</w:t>
+      </w:r>
       <w:r>
         <w:rPr>
           <w:lang w:val="fr_FR" w:bidi="fr_FR"/>
         </w:rPr>
         <w:t xml:space="preserve"> ; voir </w:t>
       </w:r>
-      <w:hyperlink r:id="rId258">
-        <w:r>
-          <w:rPr>
-            <w:lang w:val="fr_FR" w:bidi="fr_FR"/>
-          </w:rPr>
-          <w:rPr>
-            <w:color w:val="0000EE"/>
-            <w:u w:val="single"/>
-          </w:rPr>
-          <w:t>16.7</w:t>
-        </w:r>
-      </w:hyperlink>
+      <w:r>
+        <w:rPr>
+          <w:lang w:val="fr_FR" w:bidi="fr_FR"/>
+        </w:rPr>
+        <w:t>16.7</w:t>
+      </w:r>
       <w:r>
         <w:rPr>
           <w:lang w:val="fr_FR" w:bidi="fr_FR"/>
         </w:rPr>
         <w:t>). En retour, Sanchérib envahit Juda en 701 av. J.‑C. Ézéchias tenta d'apaiser le dirigeant assyrien en offrant un tribut considérable, mais cela ne fonctionna pas. Les forces assyriennes menacèrent alors Jérusalem et se moquèrent de la confiance d'Ézéchias dans le Seigneur (</w:t>
       </w:r>
-      <w:hyperlink r:id="rId259">
-        <w:r>
-          <w:rPr>
-            <w:lang w:val="fr_FR" w:bidi="fr_FR"/>
-          </w:rPr>
-          <w:rPr>
-            <w:color w:val="0000EE"/>
-            <w:u w:val="single"/>
-          </w:rPr>
-          <w:t>2R 18.17–35</w:t>
-        </w:r>
-      </w:hyperlink>
+      <w:r>
+        <w:rPr>
+          <w:lang w:val="fr_FR" w:bidi="fr_FR"/>
+        </w:rPr>
+        <w:t>2R 18.17–35</w:t>
+      </w:r>
       <w:r>
         <w:rPr>
           <w:lang w:val="fr_FR" w:bidi="fr_FR"/>
         </w:rPr>
         <w:t>). Ézéchias répondit à ces attaques par le deuil et la prière, et le Seigneur, par l'intermédiaire du prophète Ésaïe, lui assura que ses prières allaient être exaucées et que Sanchérib n'allait pas conquérir Jérusalem (</w:t>
       </w:r>
-      <w:hyperlink r:id="rId260">
-        <w:r>
-          <w:rPr>
-            <w:lang w:val="fr_FR" w:bidi="fr_FR"/>
-          </w:rPr>
-          <w:rPr>
-            <w:color w:val="0000EE"/>
-            <w:u w:val="single"/>
-          </w:rPr>
-          <w:t>2R 19.1–34</w:t>
-        </w:r>
-      </w:hyperlink>
+      <w:r>
+        <w:rPr>
+          <w:lang w:val="fr_FR" w:bidi="fr_FR"/>
+        </w:rPr>
+        <w:t>2R 19.1–34</w:t>
+      </w:r>
       <w:r>
         <w:rPr>
           <w:lang w:val="fr_FR" w:bidi="fr_FR"/>
@@ -6910,36 +5314,24 @@
         </w:rPr>
         <w:t>C'est autour de la même époque qu'Ézéchias tomba gravement malade (</w:t>
       </w:r>
-      <w:hyperlink r:id="rId261">
-        <w:r>
-          <w:rPr>
-            <w:lang w:val="fr_FR" w:bidi="fr_FR"/>
-          </w:rPr>
-          <w:rPr>
-            <w:color w:val="0000EE"/>
-            <w:u w:val="single"/>
-          </w:rPr>
-          <w:t>2R 20.1–11</w:t>
-        </w:r>
-      </w:hyperlink>
+      <w:r>
+        <w:rPr>
+          <w:lang w:val="fr_FR" w:bidi="fr_FR"/>
+        </w:rPr>
+        <w:t>2R 20.1–11</w:t>
+      </w:r>
       <w:r>
         <w:rPr>
           <w:lang w:val="fr_FR" w:bidi="fr_FR"/>
         </w:rPr>
         <w:t>). Le prophète Ésaïe lui conseilla de se préparer à mourir, mais Ézéchias implora le Seigneur pour sa guérison. Dieu lui accorda alors quinze années de vie supplémentaires, ainsi que la délivrance des Assyriens. Cependant, dans un moment d'imprudence, Ézéchias invita le roi babylonien Berodac-Baladan dans son palais, lui montrant les trésors du temple et cherchant le soutien de Babylone plutôt que celui du Seigneur. Ésaïe lui dit alors que toutes ses richesses allaient bientôt être emportées à Babylone (</w:t>
       </w:r>
-      <w:hyperlink r:id="rId262">
-        <w:r>
-          <w:rPr>
-            <w:lang w:val="fr_FR" w:bidi="fr_FR"/>
-          </w:rPr>
-          <w:rPr>
-            <w:color w:val="0000EE"/>
-            <w:u w:val="single"/>
-          </w:rPr>
-          <w:t>2R 20.12–19</w:t>
-        </w:r>
-      </w:hyperlink>
+      <w:r>
+        <w:rPr>
+          <w:lang w:val="fr_FR" w:bidi="fr_FR"/>
+        </w:rPr>
+        <w:t>2R 20.12–19</w:t>
+      </w:r>
       <w:r>
         <w:rPr>
           <w:lang w:val="fr_FR" w:bidi="fr_FR"/>
@@ -6983,54 +5375,36 @@
           <w:lang w:val="fr_FR" w:bidi="fr_FR"/>
         </w:rPr>
       </w:r>
-      <w:hyperlink r:id="rId263">
-        <w:r>
-          <w:rPr>
-            <w:lang w:val="fr_FR" w:bidi="fr_FR"/>
-          </w:rPr>
-          <w:rPr>
-            <w:color w:val="0000EE"/>
-            <w:u w:val="single"/>
-          </w:rPr>
-          <w:t>2R 18.1–20.21</w:t>
-        </w:r>
-      </w:hyperlink>
-      <w:r>
-        <w:rPr>
-          <w:lang w:val="fr_FR" w:bidi="fr_FR"/>
-        </w:rPr>
-        <w:t xml:space="preserve"> ; </w:t>
-      </w:r>
-      <w:hyperlink r:id="rId264">
-        <w:r>
-          <w:rPr>
-            <w:lang w:val="fr_FR" w:bidi="fr_FR"/>
-          </w:rPr>
-          <w:rPr>
-            <w:color w:val="0000EE"/>
-            <w:u w:val="single"/>
-          </w:rPr>
-          <w:t>2Ch 28.27–32.33</w:t>
-        </w:r>
-      </w:hyperlink>
-      <w:r>
-        <w:rPr>
-          <w:lang w:val="fr_FR" w:bidi="fr_FR"/>
-        </w:rPr>
-        <w:t xml:space="preserve"> ; </w:t>
-      </w:r>
-      <w:hyperlink r:id="rId265">
-        <w:r>
-          <w:rPr>
-            <w:lang w:val="fr_FR" w:bidi="fr_FR"/>
-          </w:rPr>
-          <w:rPr>
-            <w:color w:val="0000EE"/>
-            <w:u w:val="single"/>
-          </w:rPr>
-          <w:t>Es 36.1–39.8</w:t>
-        </w:r>
-      </w:hyperlink>
+      <w:r>
+        <w:rPr>
+          <w:lang w:val="fr_FR" w:bidi="fr_FR"/>
+        </w:rPr>
+        <w:t>2R 18.1–20.21</w:t>
+      </w:r>
+      <w:r>
+        <w:rPr>
+          <w:lang w:val="fr_FR" w:bidi="fr_FR"/>
+        </w:rPr>
+        <w:t xml:space="preserve"> ; </w:t>
+      </w:r>
+      <w:r>
+        <w:rPr>
+          <w:lang w:val="fr_FR" w:bidi="fr_FR"/>
+        </w:rPr>
+        <w:t>2Ch 28.27–32.33</w:t>
+      </w:r>
+      <w:r>
+        <w:rPr>
+          <w:lang w:val="fr_FR" w:bidi="fr_FR"/>
+        </w:rPr>
+        <w:t xml:space="preserve"> ; </w:t>
+      </w:r>
+      <w:r>
+        <w:rPr>
+          <w:lang w:val="fr_FR" w:bidi="fr_FR"/>
+        </w:rPr>
+        <w:t>Es 36.1–39.8</w:t>
+      </w:r>
       <w:r>
         <w:rPr>
           <w:lang w:val="fr_FR" w:bidi="fr_FR"/>
@@ -7079,36 +5453,24 @@
         </w:rPr>
         <w:t>Ézéchiel, prêtre et prophète, est né vers 623 av. J.-C. Il a vraisemblablement grandi à Jérusalem et il était marié (</w:t>
       </w:r>
-      <w:hyperlink r:id="rId266">
-        <w:r>
-          <w:rPr>
-            <w:lang w:val="fr_FR" w:bidi="fr_FR"/>
-          </w:rPr>
-          <w:rPr>
-            <w:color w:val="0000EE"/>
-            <w:u w:val="single"/>
-          </w:rPr>
-          <w:t>Ez 24.16–18</w:t>
-        </w:r>
-      </w:hyperlink>
+      <w:r>
+        <w:rPr>
+          <w:lang w:val="fr_FR" w:bidi="fr_FR"/>
+        </w:rPr>
+        <w:t>Ez 24.16–18</w:t>
+      </w:r>
       <w:r>
         <w:rPr>
           <w:lang w:val="fr_FR" w:bidi="fr_FR"/>
         </w:rPr>
         <w:t>). En 597 av. J.-C., il fut exilé à Babylone avec Jojakin et s'établit près du fleuve Kebar. Il reçut ensuite son appel pour être un prophète à Babylone, le 31 juillet 593 av. J.‑C (</w:t>
       </w:r>
-      <w:hyperlink r:id="rId267">
-        <w:r>
-          <w:rPr>
-            <w:lang w:val="fr_FR" w:bidi="fr_FR"/>
-          </w:rPr>
-          <w:rPr>
-            <w:color w:val="0000EE"/>
-            <w:u w:val="single"/>
-          </w:rPr>
-          <w:t>Ez 1.1</w:t>
-        </w:r>
-      </w:hyperlink>
+      <w:r>
+        <w:rPr>
+          <w:lang w:val="fr_FR" w:bidi="fr_FR"/>
+        </w:rPr>
+        <w:t>Ez 1.1</w:t>
+      </w:r>
       <w:r>
         <w:rPr>
           <w:lang w:val="fr_FR" w:bidi="fr_FR"/>
@@ -7129,72 +5491,48 @@
         </w:rPr>
         <w:t>Ézéchiel se distingua par des actions symboliques destinées à illustrer les messages divins qu'il recevait. Lors du siège final de la ville de Jérusalem, par exemple, il démontra la sévérité de la famine en faisant cuire sa nourriture sur du fumier (</w:t>
       </w:r>
-      <w:hyperlink r:id="rId268">
-        <w:r>
-          <w:rPr>
-            <w:lang w:val="fr_FR" w:bidi="fr_FR"/>
-          </w:rPr>
-          <w:rPr>
-            <w:color w:val="0000EE"/>
-            <w:u w:val="single"/>
-          </w:rPr>
-          <w:t>Ez 4.12</w:t>
-        </w:r>
-      </w:hyperlink>
+      <w:r>
+        <w:rPr>
+          <w:lang w:val="fr_FR" w:bidi="fr_FR"/>
+        </w:rPr>
+        <w:t>Ez 4.12</w:t>
+      </w:r>
       <w:r>
         <w:rPr>
           <w:lang w:val="fr_FR" w:bidi="fr_FR"/>
         </w:rPr>
         <w:t>). À une autre occasion, il resta immobile pendant 430 jours, chaque jour symbolisant une année de péché d'Israël et de Juda (</w:t>
       </w:r>
-      <w:hyperlink r:id="rId269">
-        <w:r>
-          <w:rPr>
-            <w:lang w:val="fr_FR" w:bidi="fr_FR"/>
-          </w:rPr>
-          <w:rPr>
-            <w:color w:val="0000EE"/>
-            <w:u w:val="single"/>
-          </w:rPr>
-          <w:t>Ez 4.4–7</w:t>
-        </w:r>
-      </w:hyperlink>
+      <w:r>
+        <w:rPr>
+          <w:lang w:val="fr_FR" w:bidi="fr_FR"/>
+        </w:rPr>
+        <w:t>Ez 4.4–7</w:t>
+      </w:r>
       <w:r>
         <w:rPr>
           <w:lang w:val="fr_FR" w:bidi="fr_FR"/>
         </w:rPr>
         <w:t>). Lorsque sa femme mourut subitement, il fut interdit de la pleurer publiquement (</w:t>
       </w:r>
-      <w:hyperlink r:id="rId266">
-        <w:r>
-          <w:rPr>
-            <w:lang w:val="fr_FR" w:bidi="fr_FR"/>
-          </w:rPr>
-          <w:rPr>
-            <w:color w:val="0000EE"/>
-            <w:u w:val="single"/>
-          </w:rPr>
-          <w:t>Ez 24.16–18</w:t>
-        </w:r>
-      </w:hyperlink>
+      <w:r>
+        <w:rPr>
+          <w:lang w:val="fr_FR" w:bidi="fr_FR"/>
+        </w:rPr>
+        <w:t>Ez 24.16–18</w:t>
+      </w:r>
       <w:r>
         <w:rPr>
           <w:lang w:val="fr_FR" w:bidi="fr_FR"/>
         </w:rPr>
         <w:t>), et cet événement servit d'avertissement sur le destin tragique qui s'annonçait pour Juda (</w:t>
       </w:r>
-      <w:hyperlink r:id="rId270">
-        <w:r>
-          <w:rPr>
-            <w:lang w:val="fr_FR" w:bidi="fr_FR"/>
-          </w:rPr>
-          <w:rPr>
-            <w:color w:val="0000EE"/>
-            <w:u w:val="single"/>
-          </w:rPr>
-          <w:t>Ez 24.15–27</w:t>
-        </w:r>
-      </w:hyperlink>
+      <w:r>
+        <w:rPr>
+          <w:lang w:val="fr_FR" w:bidi="fr_FR"/>
+        </w:rPr>
+        <w:t>Ez 24.15–27</w:t>
+      </w:r>
       <w:r>
         <w:rPr>
           <w:lang w:val="fr_FR" w:bidi="fr_FR"/>
@@ -7252,36 +5590,24 @@
           <w:lang w:val="fr_FR" w:bidi="fr_FR"/>
         </w:rPr>
       </w:r>
-      <w:hyperlink r:id="rId271">
-        <w:r>
-          <w:rPr>
-            <w:lang w:val="fr_FR" w:bidi="fr_FR"/>
-          </w:rPr>
-          <w:rPr>
-            <w:color w:val="0000EE"/>
-            <w:u w:val="single"/>
-          </w:rPr>
-          <w:t>Ez 2.1–10</w:t>
-        </w:r>
-      </w:hyperlink>
-      <w:r>
-        <w:rPr>
-          <w:lang w:val="fr_FR" w:bidi="fr_FR"/>
-        </w:rPr>
-        <w:t xml:space="preserve"> ; </w:t>
-      </w:r>
-      <w:hyperlink r:id="rId270">
-        <w:r>
-          <w:rPr>
-            <w:lang w:val="fr_FR" w:bidi="fr_FR"/>
-          </w:rPr>
-          <w:rPr>
-            <w:color w:val="0000EE"/>
-            <w:u w:val="single"/>
-          </w:rPr>
-          <w:t>24.15–27</w:t>
-        </w:r>
-      </w:hyperlink>
+      <w:r>
+        <w:rPr>
+          <w:lang w:val="fr_FR" w:bidi="fr_FR"/>
+        </w:rPr>
+        <w:t>Ez 2.1–10</w:t>
+      </w:r>
+      <w:r>
+        <w:rPr>
+          <w:lang w:val="fr_FR" w:bidi="fr_FR"/>
+        </w:rPr>
+        <w:t xml:space="preserve"> ; </w:t>
+      </w:r>
+      <w:r>
+        <w:rPr>
+          <w:lang w:val="fr_FR" w:bidi="fr_FR"/>
+        </w:rPr>
+        <w:t>24.15–27</w:t>
+      </w:r>
       <w:r>
         <w:rPr>
           <w:lang w:val="fr_FR" w:bidi="fr_FR"/>
